--- a/2020年/2020年12月中国电子学会软件编程图形化等级考试2级.docx
+++ b/2020年/2020年12月中国电子学会软件编程图形化等级考试2级.docx
@@ -1,535 +1,5 @@
 
-<file path=customXml\item1.xml><?xml version="1.0" encoding="utf-8"?>
-<s:customData xmlns="http://www.wps.cn/officeDocument/2013/wpsCustomData" xmlns:s="http://www.wps.cn/officeDocument/2013/wpsCustomData">
-  <customSectProps>
-    <customSectPr/>
-  </customSectProps>
-</s:customData>
-</file>
-
-<file path=customXml\itemProps1.xml><?xml version="1.0" encoding="utf-8"?>
-<ds:datastoreItem xmlns:ds="http://schemas.openxmlformats.org/officeDocument/2006/customXml" ds:itemID="{B1977F7D-205B-4081-913C-38D41E755F92}">
-  <ds:schemaRefs>
-    <ds:schemaRef ds:uri="http://www.wps.cn/officeDocument/2013/wpsCustomData"/>
-  </ds:schemaRefs>
-</ds:datastoreItem>
-</file>
-
-<file path=docProps\app.xml><?xml version="1.0" encoding="utf-8"?>
-<Properties xmlns="http://schemas.openxmlformats.org/officeDocument/2006/extended-properties" xmlns:vt="http://schemas.openxmlformats.org/officeDocument/2006/docPropsVTypes">
-  <Template>Normal.dotm</Template>
-  <Pages>1</Pages>
-  <Words>0</Words>
-  <Characters>0</Characters>
-  <Lines>0</Lines>
-  <Paragraphs>0</Paragraphs>
-  <TotalTime>4</TotalTime>
-  <ScaleCrop>false</ScaleCrop>
-  <LinksUpToDate>false</LinksUpToDate>
-  <CharactersWithSpaces>0</CharactersWithSpaces>
-  <Application>WPS Office_11.1.0.10228_F1E327BC-269C-435d-A152-05C5408002CA</Application>
-  <DocSecurity>0</DocSecurity>
-</Properties>
-</file>
-
-<file path=docProps\core.xml><?xml version="1.0" encoding="utf-8"?>
-<cp:coreProperties xmlns:cp="http://schemas.openxmlformats.org/package/2006/metadata/core-properties" xmlns:dc="http://purl.org/dc/elements/1.1/" xmlns:dcterms="http://purl.org/dc/terms/" xmlns:dcmitype="http://purl.org/dc/dcmitype/" xmlns:xsi="http://www.w3.org/2001/XMLSchema-instance">
-  <dcterms:created xsi:type="dcterms:W3CDTF">2021-01-09T12:17:17Z</dcterms:created>
-  <dc:creator>Administrator</dc:creator>
-  <cp:lastModifiedBy>Administrator</cp:lastModifiedBy>
-  <dcterms:modified xsi:type="dcterms:W3CDTF">2021-01-09T12:21:43Z</dcterms:modified>
-</cp:coreProperties>
-</file>
-
-<file path=docProps\custom.xml><?xml version="1.0" encoding="utf-8"?>
-<Properties xmlns="http://schemas.openxmlformats.org/officeDocument/2006/custom-properties" xmlns:vt="http://schemas.openxmlformats.org/officeDocument/2006/docPropsVTypes">
-  <property fmtid="{D5CDD505-2E9C-101B-9397-08002B2CF9AE}" pid="2" name="KSOProductBuildVer">
-    <vt:lpwstr>2052-11.1.0.10228</vt:lpwstr>
-  </property>
-</Properties>
-</file>
-
-<file path=word\activeX\activeX1.xml><?xml version="1.0" encoding="utf-8"?>
-<ax:ocx xmlns:ax="http://schemas.microsoft.com/office/2006/activeX" xmlns:r="http://schemas.openxmlformats.org/officeDocument/2006/relationships" ax:classid="{5512D118-5CC6-11CF-8D67-00AA00BDCE1D}" r:id="rId1" ax:persistence="persistStorage"/>
-</file>
-
-<file path=word\activeX\activeX10.xml><?xml version="1.0" encoding="utf-8"?>
-<ax:ocx xmlns:ax="http://schemas.microsoft.com/office/2006/activeX" xmlns:r="http://schemas.openxmlformats.org/officeDocument/2006/relationships" ax:classid="{5512D118-5CC6-11CF-8D67-00AA00BDCE1D}" r:id="rId1" ax:persistence="persistStorage"/>
-</file>
-
-<file path=word\activeX\activeX100.xml><?xml version="1.0" encoding="utf-8"?>
-<ax:ocx xmlns:ax="http://schemas.microsoft.com/office/2006/activeX" xmlns:r="http://schemas.openxmlformats.org/officeDocument/2006/relationships" ax:classid="{5512D118-5CC6-11CF-8D67-00AA00BDCE1D}" r:id="rId1" ax:persistence="persistStorage"/>
-</file>
-
-<file path=word\activeX\activeX101.xml><?xml version="1.0" encoding="utf-8"?>
-<ax:ocx xmlns:ax="http://schemas.microsoft.com/office/2006/activeX" xmlns:r="http://schemas.openxmlformats.org/officeDocument/2006/relationships" ax:classid="{5512D118-5CC6-11CF-8D67-00AA00BDCE1D}" r:id="rId1" ax:persistence="persistStorage"/>
-</file>
-
-<file path=word\activeX\activeX102.xml><?xml version="1.0" encoding="utf-8"?>
-<ax:ocx xmlns:ax="http://schemas.microsoft.com/office/2006/activeX" xmlns:r="http://schemas.openxmlformats.org/officeDocument/2006/relationships" ax:classid="{5512D118-5CC6-11CF-8D67-00AA00BDCE1D}" r:id="rId1" ax:persistence="persistStorage"/>
-</file>
-
-<file path=word\activeX\activeX103.xml><?xml version="1.0" encoding="utf-8"?>
-<ax:ocx xmlns:ax="http://schemas.microsoft.com/office/2006/activeX" xmlns:r="http://schemas.openxmlformats.org/officeDocument/2006/relationships" ax:classid="{5512D118-5CC6-11CF-8D67-00AA00BDCE1D}" r:id="rId1" ax:persistence="persistStorage"/>
-</file>
-
-<file path=word\activeX\activeX104.xml><?xml version="1.0" encoding="utf-8"?>
-<ax:ocx xmlns:ax="http://schemas.microsoft.com/office/2006/activeX" xmlns:r="http://schemas.openxmlformats.org/officeDocument/2006/relationships" ax:classid="{5512D118-5CC6-11CF-8D67-00AA00BDCE1D}" r:id="rId1" ax:persistence="persistStorage"/>
-</file>
-
-<file path=word\activeX\activeX105.xml><?xml version="1.0" encoding="utf-8"?>
-<ax:ocx xmlns:ax="http://schemas.microsoft.com/office/2006/activeX" xmlns:r="http://schemas.openxmlformats.org/officeDocument/2006/relationships" ax:classid="{5512D118-5CC6-11CF-8D67-00AA00BDCE1D}" r:id="rId1" ax:persistence="persistStorage"/>
-</file>
-
-<file path=word\activeX\activeX106.xml><?xml version="1.0" encoding="utf-8"?>
-<ax:ocx xmlns:ax="http://schemas.microsoft.com/office/2006/activeX" xmlns:r="http://schemas.openxmlformats.org/officeDocument/2006/relationships" ax:classid="{5512D118-5CC6-11CF-8D67-00AA00BDCE1D}" r:id="rId1" ax:persistence="persistStorage"/>
-</file>
-
-<file path=word\activeX\activeX107.xml><?xml version="1.0" encoding="utf-8"?>
-<ax:ocx xmlns:ax="http://schemas.microsoft.com/office/2006/activeX" xmlns:r="http://schemas.openxmlformats.org/officeDocument/2006/relationships" ax:classid="{5512D118-5CC6-11CF-8D67-00AA00BDCE1D}" r:id="rId1" ax:persistence="persistStorage"/>
-</file>
-
-<file path=word\activeX\activeX108.xml><?xml version="1.0" encoding="utf-8"?>
-<ax:ocx xmlns:ax="http://schemas.microsoft.com/office/2006/activeX" xmlns:r="http://schemas.openxmlformats.org/officeDocument/2006/relationships" ax:classid="{5512D118-5CC6-11CF-8D67-00AA00BDCE1D}" r:id="rId1" ax:persistence="persistStorage"/>
-</file>
-
-<file path=word\activeX\activeX109.xml><?xml version="1.0" encoding="utf-8"?>
-<ax:ocx xmlns:ax="http://schemas.microsoft.com/office/2006/activeX" xmlns:r="http://schemas.openxmlformats.org/officeDocument/2006/relationships" ax:classid="{5512D118-5CC6-11CF-8D67-00AA00BDCE1D}" r:id="rId1" ax:persistence="persistStorage"/>
-</file>
-
-<file path=word\activeX\activeX11.xml><?xml version="1.0" encoding="utf-8"?>
-<ax:ocx xmlns:ax="http://schemas.microsoft.com/office/2006/activeX" xmlns:r="http://schemas.openxmlformats.org/officeDocument/2006/relationships" ax:classid="{5512D118-5CC6-11CF-8D67-00AA00BDCE1D}" r:id="rId1" ax:persistence="persistStorage"/>
-</file>
-
-<file path=word\activeX\activeX110.xml><?xml version="1.0" encoding="utf-8"?>
-<ax:ocx xmlns:ax="http://schemas.microsoft.com/office/2006/activeX" xmlns:r="http://schemas.openxmlformats.org/officeDocument/2006/relationships" ax:classid="{5512D118-5CC6-11CF-8D67-00AA00BDCE1D}" r:id="rId1" ax:persistence="persistStorage"/>
-</file>
-
-<file path=word\activeX\activeX111.xml><?xml version="1.0" encoding="utf-8"?>
-<ax:ocx xmlns:ax="http://schemas.microsoft.com/office/2006/activeX" xmlns:r="http://schemas.openxmlformats.org/officeDocument/2006/relationships" ax:classid="{5512D118-5CC6-11CF-8D67-00AA00BDCE1D}" r:id="rId1" ax:persistence="persistStorage"/>
-</file>
-
-<file path=word\activeX\activeX112.xml><?xml version="1.0" encoding="utf-8"?>
-<ax:ocx xmlns:ax="http://schemas.microsoft.com/office/2006/activeX" xmlns:r="http://schemas.openxmlformats.org/officeDocument/2006/relationships" ax:classid="{5512D118-5CC6-11CF-8D67-00AA00BDCE1D}" r:id="rId1" ax:persistence="persistStorage"/>
-</file>
-
-<file path=word\activeX\activeX113.xml><?xml version="1.0" encoding="utf-8"?>
-<ax:ocx xmlns:ax="http://schemas.microsoft.com/office/2006/activeX" xmlns:r="http://schemas.openxmlformats.org/officeDocument/2006/relationships" ax:classid="{5512D118-5CC6-11CF-8D67-00AA00BDCE1D}" r:id="rId1" ax:persistence="persistStorage"/>
-</file>
-
-<file path=word\activeX\activeX114.xml><?xml version="1.0" encoding="utf-8"?>
-<ax:ocx xmlns:ax="http://schemas.microsoft.com/office/2006/activeX" xmlns:r="http://schemas.openxmlformats.org/officeDocument/2006/relationships" ax:classid="{5512D118-5CC6-11CF-8D67-00AA00BDCE1D}" r:id="rId1" ax:persistence="persistStorage"/>
-</file>
-
-<file path=word\activeX\activeX115.xml><?xml version="1.0" encoding="utf-8"?>
-<ax:ocx xmlns:ax="http://schemas.microsoft.com/office/2006/activeX" xmlns:r="http://schemas.openxmlformats.org/officeDocument/2006/relationships" ax:classid="{5512D118-5CC6-11CF-8D67-00AA00BDCE1D}" r:id="rId1" ax:persistence="persistStorage"/>
-</file>
-
-<file path=word\activeX\activeX116.xml><?xml version="1.0" encoding="utf-8"?>
-<ax:ocx xmlns:ax="http://schemas.microsoft.com/office/2006/activeX" xmlns:r="http://schemas.openxmlformats.org/officeDocument/2006/relationships" ax:classid="{5512D118-5CC6-11CF-8D67-00AA00BDCE1D}" r:id="rId1" ax:persistence="persistStorage"/>
-</file>
-
-<file path=word\activeX\activeX117.xml><?xml version="1.0" encoding="utf-8"?>
-<ax:ocx xmlns:ax="http://schemas.microsoft.com/office/2006/activeX" xmlns:r="http://schemas.openxmlformats.org/officeDocument/2006/relationships" ax:classid="{5512D118-5CC6-11CF-8D67-00AA00BDCE1D}" r:id="rId1" ax:persistence="persistStorage"/>
-</file>
-
-<file path=word\activeX\activeX118.xml><?xml version="1.0" encoding="utf-8"?>
-<ax:ocx xmlns:ax="http://schemas.microsoft.com/office/2006/activeX" xmlns:r="http://schemas.openxmlformats.org/officeDocument/2006/relationships" ax:classid="{5512D118-5CC6-11CF-8D67-00AA00BDCE1D}" r:id="rId1" ax:persistence="persistStorage"/>
-</file>
-
-<file path=word\activeX\activeX119.xml><?xml version="1.0" encoding="utf-8"?>
-<ax:ocx xmlns:ax="http://schemas.microsoft.com/office/2006/activeX" xmlns:r="http://schemas.openxmlformats.org/officeDocument/2006/relationships" ax:classid="{5512D118-5CC6-11CF-8D67-00AA00BDCE1D}" r:id="rId1" ax:persistence="persistStorage"/>
-</file>
-
-<file path=word\activeX\activeX12.xml><?xml version="1.0" encoding="utf-8"?>
-<ax:ocx xmlns:ax="http://schemas.microsoft.com/office/2006/activeX" xmlns:r="http://schemas.openxmlformats.org/officeDocument/2006/relationships" ax:classid="{5512D118-5CC6-11CF-8D67-00AA00BDCE1D}" r:id="rId1" ax:persistence="persistStorage"/>
-</file>
-
-<file path=word\activeX\activeX120.xml><?xml version="1.0" encoding="utf-8"?>
-<ax:ocx xmlns:ax="http://schemas.microsoft.com/office/2006/activeX" xmlns:r="http://schemas.openxmlformats.org/officeDocument/2006/relationships" ax:classid="{5512D118-5CC6-11CF-8D67-00AA00BDCE1D}" r:id="rId1" ax:persistence="persistStorage"/>
-</file>
-
-<file path=word\activeX\activeX13.xml><?xml version="1.0" encoding="utf-8"?>
-<ax:ocx xmlns:ax="http://schemas.microsoft.com/office/2006/activeX" xmlns:r="http://schemas.openxmlformats.org/officeDocument/2006/relationships" ax:classid="{5512D118-5CC6-11CF-8D67-00AA00BDCE1D}" r:id="rId1" ax:persistence="persistStorage"/>
-</file>
-
-<file path=word\activeX\activeX14.xml><?xml version="1.0" encoding="utf-8"?>
-<ax:ocx xmlns:ax="http://schemas.microsoft.com/office/2006/activeX" xmlns:r="http://schemas.openxmlformats.org/officeDocument/2006/relationships" ax:classid="{5512D118-5CC6-11CF-8D67-00AA00BDCE1D}" r:id="rId1" ax:persistence="persistStorage"/>
-</file>
-
-<file path=word\activeX\activeX15.xml><?xml version="1.0" encoding="utf-8"?>
-<ax:ocx xmlns:ax="http://schemas.microsoft.com/office/2006/activeX" xmlns:r="http://schemas.openxmlformats.org/officeDocument/2006/relationships" ax:classid="{5512D118-5CC6-11CF-8D67-00AA00BDCE1D}" r:id="rId1" ax:persistence="persistStorage"/>
-</file>
-
-<file path=word\activeX\activeX16.xml><?xml version="1.0" encoding="utf-8"?>
-<ax:ocx xmlns:ax="http://schemas.microsoft.com/office/2006/activeX" xmlns:r="http://schemas.openxmlformats.org/officeDocument/2006/relationships" ax:classid="{5512D118-5CC6-11CF-8D67-00AA00BDCE1D}" r:id="rId1" ax:persistence="persistStorage"/>
-</file>
-
-<file path=word\activeX\activeX17.xml><?xml version="1.0" encoding="utf-8"?>
-<ax:ocx xmlns:ax="http://schemas.microsoft.com/office/2006/activeX" xmlns:r="http://schemas.openxmlformats.org/officeDocument/2006/relationships" ax:classid="{5512D118-5CC6-11CF-8D67-00AA00BDCE1D}" r:id="rId1" ax:persistence="persistStorage"/>
-</file>
-
-<file path=word\activeX\activeX18.xml><?xml version="1.0" encoding="utf-8"?>
-<ax:ocx xmlns:ax="http://schemas.microsoft.com/office/2006/activeX" xmlns:r="http://schemas.openxmlformats.org/officeDocument/2006/relationships" ax:classid="{5512D118-5CC6-11CF-8D67-00AA00BDCE1D}" r:id="rId1" ax:persistence="persistStorage"/>
-</file>
-
-<file path=word\activeX\activeX19.xml><?xml version="1.0" encoding="utf-8"?>
-<ax:ocx xmlns:ax="http://schemas.microsoft.com/office/2006/activeX" xmlns:r="http://schemas.openxmlformats.org/officeDocument/2006/relationships" ax:classid="{5512D118-5CC6-11CF-8D67-00AA00BDCE1D}" r:id="rId1" ax:persistence="persistStorage"/>
-</file>
-
-<file path=word\activeX\activeX2.xml><?xml version="1.0" encoding="utf-8"?>
-<ax:ocx xmlns:ax="http://schemas.microsoft.com/office/2006/activeX" xmlns:r="http://schemas.openxmlformats.org/officeDocument/2006/relationships" ax:classid="{5512D118-5CC6-11CF-8D67-00AA00BDCE1D}" r:id="rId1" ax:persistence="persistStorage"/>
-</file>
-
-<file path=word\activeX\activeX20.xml><?xml version="1.0" encoding="utf-8"?>
-<ax:ocx xmlns:ax="http://schemas.microsoft.com/office/2006/activeX" xmlns:r="http://schemas.openxmlformats.org/officeDocument/2006/relationships" ax:classid="{5512D118-5CC6-11CF-8D67-00AA00BDCE1D}" r:id="rId1" ax:persistence="persistStorage"/>
-</file>
-
-<file path=word\activeX\activeX21.xml><?xml version="1.0" encoding="utf-8"?>
-<ax:ocx xmlns:ax="http://schemas.microsoft.com/office/2006/activeX" xmlns:r="http://schemas.openxmlformats.org/officeDocument/2006/relationships" ax:classid="{5512D118-5CC6-11CF-8D67-00AA00BDCE1D}" r:id="rId1" ax:persistence="persistStorage"/>
-</file>
-
-<file path=word\activeX\activeX22.xml><?xml version="1.0" encoding="utf-8"?>
-<ax:ocx xmlns:ax="http://schemas.microsoft.com/office/2006/activeX" xmlns:r="http://schemas.openxmlformats.org/officeDocument/2006/relationships" ax:classid="{5512D118-5CC6-11CF-8D67-00AA00BDCE1D}" r:id="rId1" ax:persistence="persistStorage"/>
-</file>
-
-<file path=word\activeX\activeX23.xml><?xml version="1.0" encoding="utf-8"?>
-<ax:ocx xmlns:ax="http://schemas.microsoft.com/office/2006/activeX" xmlns:r="http://schemas.openxmlformats.org/officeDocument/2006/relationships" ax:classid="{5512D118-5CC6-11CF-8D67-00AA00BDCE1D}" r:id="rId1" ax:persistence="persistStorage"/>
-</file>
-
-<file path=word\activeX\activeX24.xml><?xml version="1.0" encoding="utf-8"?>
-<ax:ocx xmlns:ax="http://schemas.microsoft.com/office/2006/activeX" xmlns:r="http://schemas.openxmlformats.org/officeDocument/2006/relationships" ax:classid="{5512D118-5CC6-11CF-8D67-00AA00BDCE1D}" r:id="rId1" ax:persistence="persistStorage"/>
-</file>
-
-<file path=word\activeX\activeX25.xml><?xml version="1.0" encoding="utf-8"?>
-<ax:ocx xmlns:ax="http://schemas.microsoft.com/office/2006/activeX" xmlns:r="http://schemas.openxmlformats.org/officeDocument/2006/relationships" ax:classid="{5512D118-5CC6-11CF-8D67-00AA00BDCE1D}" r:id="rId1" ax:persistence="persistStorage"/>
-</file>
-
-<file path=word\activeX\activeX26.xml><?xml version="1.0" encoding="utf-8"?>
-<ax:ocx xmlns:ax="http://schemas.microsoft.com/office/2006/activeX" xmlns:r="http://schemas.openxmlformats.org/officeDocument/2006/relationships" ax:classid="{5512D118-5CC6-11CF-8D67-00AA00BDCE1D}" r:id="rId1" ax:persistence="persistStorage"/>
-</file>
-
-<file path=word\activeX\activeX27.xml><?xml version="1.0" encoding="utf-8"?>
-<ax:ocx xmlns:ax="http://schemas.microsoft.com/office/2006/activeX" xmlns:r="http://schemas.openxmlformats.org/officeDocument/2006/relationships" ax:classid="{5512D118-5CC6-11CF-8D67-00AA00BDCE1D}" r:id="rId1" ax:persistence="persistStorage"/>
-</file>
-
-<file path=word\activeX\activeX28.xml><?xml version="1.0" encoding="utf-8"?>
-<ax:ocx xmlns:ax="http://schemas.microsoft.com/office/2006/activeX" xmlns:r="http://schemas.openxmlformats.org/officeDocument/2006/relationships" ax:classid="{5512D118-5CC6-11CF-8D67-00AA00BDCE1D}" r:id="rId1" ax:persistence="persistStorage"/>
-</file>
-
-<file path=word\activeX\activeX29.xml><?xml version="1.0" encoding="utf-8"?>
-<ax:ocx xmlns:ax="http://schemas.microsoft.com/office/2006/activeX" xmlns:r="http://schemas.openxmlformats.org/officeDocument/2006/relationships" ax:classid="{5512D118-5CC6-11CF-8D67-00AA00BDCE1D}" r:id="rId1" ax:persistence="persistStorage"/>
-</file>
-
-<file path=word\activeX\activeX3.xml><?xml version="1.0" encoding="utf-8"?>
-<ax:ocx xmlns:ax="http://schemas.microsoft.com/office/2006/activeX" xmlns:r="http://schemas.openxmlformats.org/officeDocument/2006/relationships" ax:classid="{5512D118-5CC6-11CF-8D67-00AA00BDCE1D}" r:id="rId1" ax:persistence="persistStorage"/>
-</file>
-
-<file path=word\activeX\activeX30.xml><?xml version="1.0" encoding="utf-8"?>
-<ax:ocx xmlns:ax="http://schemas.microsoft.com/office/2006/activeX" xmlns:r="http://schemas.openxmlformats.org/officeDocument/2006/relationships" ax:classid="{5512D118-5CC6-11CF-8D67-00AA00BDCE1D}" r:id="rId1" ax:persistence="persistStorage"/>
-</file>
-
-<file path=word\activeX\activeX31.xml><?xml version="1.0" encoding="utf-8"?>
-<ax:ocx xmlns:ax="http://schemas.microsoft.com/office/2006/activeX" xmlns:r="http://schemas.openxmlformats.org/officeDocument/2006/relationships" ax:classid="{5512D118-5CC6-11CF-8D67-00AA00BDCE1D}" r:id="rId1" ax:persistence="persistStorage"/>
-</file>
-
-<file path=word\activeX\activeX32.xml><?xml version="1.0" encoding="utf-8"?>
-<ax:ocx xmlns:ax="http://schemas.microsoft.com/office/2006/activeX" xmlns:r="http://schemas.openxmlformats.org/officeDocument/2006/relationships" ax:classid="{5512D118-5CC6-11CF-8D67-00AA00BDCE1D}" r:id="rId1" ax:persistence="persistStorage"/>
-</file>
-
-<file path=word\activeX\activeX33.xml><?xml version="1.0" encoding="utf-8"?>
-<ax:ocx xmlns:ax="http://schemas.microsoft.com/office/2006/activeX" xmlns:r="http://schemas.openxmlformats.org/officeDocument/2006/relationships" ax:classid="{5512D118-5CC6-11CF-8D67-00AA00BDCE1D}" r:id="rId1" ax:persistence="persistStorage"/>
-</file>
-
-<file path=word\activeX\activeX34.xml><?xml version="1.0" encoding="utf-8"?>
-<ax:ocx xmlns:ax="http://schemas.microsoft.com/office/2006/activeX" xmlns:r="http://schemas.openxmlformats.org/officeDocument/2006/relationships" ax:classid="{5512D118-5CC6-11CF-8D67-00AA00BDCE1D}" r:id="rId1" ax:persistence="persistStorage"/>
-</file>
-
-<file path=word\activeX\activeX35.xml><?xml version="1.0" encoding="utf-8"?>
-<ax:ocx xmlns:ax="http://schemas.microsoft.com/office/2006/activeX" xmlns:r="http://schemas.openxmlformats.org/officeDocument/2006/relationships" ax:classid="{5512D118-5CC6-11CF-8D67-00AA00BDCE1D}" r:id="rId1" ax:persistence="persistStorage"/>
-</file>
-
-<file path=word\activeX\activeX36.xml><?xml version="1.0" encoding="utf-8"?>
-<ax:ocx xmlns:ax="http://schemas.microsoft.com/office/2006/activeX" xmlns:r="http://schemas.openxmlformats.org/officeDocument/2006/relationships" ax:classid="{5512D118-5CC6-11CF-8D67-00AA00BDCE1D}" r:id="rId1" ax:persistence="persistStorage"/>
-</file>
-
-<file path=word\activeX\activeX37.xml><?xml version="1.0" encoding="utf-8"?>
-<ax:ocx xmlns:ax="http://schemas.microsoft.com/office/2006/activeX" xmlns:r="http://schemas.openxmlformats.org/officeDocument/2006/relationships" ax:classid="{5512D118-5CC6-11CF-8D67-00AA00BDCE1D}" r:id="rId1" ax:persistence="persistStorage"/>
-</file>
-
-<file path=word\activeX\activeX38.xml><?xml version="1.0" encoding="utf-8"?>
-<ax:ocx xmlns:ax="http://schemas.microsoft.com/office/2006/activeX" xmlns:r="http://schemas.openxmlformats.org/officeDocument/2006/relationships" ax:classid="{5512D118-5CC6-11CF-8D67-00AA00BDCE1D}" r:id="rId1" ax:persistence="persistStorage"/>
-</file>
-
-<file path=word\activeX\activeX39.xml><?xml version="1.0" encoding="utf-8"?>
-<ax:ocx xmlns:ax="http://schemas.microsoft.com/office/2006/activeX" xmlns:r="http://schemas.openxmlformats.org/officeDocument/2006/relationships" ax:classid="{5512D118-5CC6-11CF-8D67-00AA00BDCE1D}" r:id="rId1" ax:persistence="persistStorage"/>
-</file>
-
-<file path=word\activeX\activeX4.xml><?xml version="1.0" encoding="utf-8"?>
-<ax:ocx xmlns:ax="http://schemas.microsoft.com/office/2006/activeX" xmlns:r="http://schemas.openxmlformats.org/officeDocument/2006/relationships" ax:classid="{5512D118-5CC6-11CF-8D67-00AA00BDCE1D}" r:id="rId1" ax:persistence="persistStorage"/>
-</file>
-
-<file path=word\activeX\activeX40.xml><?xml version="1.0" encoding="utf-8"?>
-<ax:ocx xmlns:ax="http://schemas.microsoft.com/office/2006/activeX" xmlns:r="http://schemas.openxmlformats.org/officeDocument/2006/relationships" ax:classid="{5512D118-5CC6-11CF-8D67-00AA00BDCE1D}" r:id="rId1" ax:persistence="persistStorage"/>
-</file>
-
-<file path=word\activeX\activeX41.xml><?xml version="1.0" encoding="utf-8"?>
-<ax:ocx xmlns:ax="http://schemas.microsoft.com/office/2006/activeX" xmlns:r="http://schemas.openxmlformats.org/officeDocument/2006/relationships" ax:classid="{5512D118-5CC6-11CF-8D67-00AA00BDCE1D}" r:id="rId1" ax:persistence="persistStorage"/>
-</file>
-
-<file path=word\activeX\activeX42.xml><?xml version="1.0" encoding="utf-8"?>
-<ax:ocx xmlns:ax="http://schemas.microsoft.com/office/2006/activeX" xmlns:r="http://schemas.openxmlformats.org/officeDocument/2006/relationships" ax:classid="{5512D118-5CC6-11CF-8D67-00AA00BDCE1D}" r:id="rId1" ax:persistence="persistStorage"/>
-</file>
-
-<file path=word\activeX\activeX43.xml><?xml version="1.0" encoding="utf-8"?>
-<ax:ocx xmlns:ax="http://schemas.microsoft.com/office/2006/activeX" xmlns:r="http://schemas.openxmlformats.org/officeDocument/2006/relationships" ax:classid="{5512D118-5CC6-11CF-8D67-00AA00BDCE1D}" r:id="rId1" ax:persistence="persistStorage"/>
-</file>
-
-<file path=word\activeX\activeX44.xml><?xml version="1.0" encoding="utf-8"?>
-<ax:ocx xmlns:ax="http://schemas.microsoft.com/office/2006/activeX" xmlns:r="http://schemas.openxmlformats.org/officeDocument/2006/relationships" ax:classid="{5512D118-5CC6-11CF-8D67-00AA00BDCE1D}" r:id="rId1" ax:persistence="persistStorage"/>
-</file>
-
-<file path=word\activeX\activeX45.xml><?xml version="1.0" encoding="utf-8"?>
-<ax:ocx xmlns:ax="http://schemas.microsoft.com/office/2006/activeX" xmlns:r="http://schemas.openxmlformats.org/officeDocument/2006/relationships" ax:classid="{5512D118-5CC6-11CF-8D67-00AA00BDCE1D}" r:id="rId1" ax:persistence="persistStorage"/>
-</file>
-
-<file path=word\activeX\activeX46.xml><?xml version="1.0" encoding="utf-8"?>
-<ax:ocx xmlns:ax="http://schemas.microsoft.com/office/2006/activeX" xmlns:r="http://schemas.openxmlformats.org/officeDocument/2006/relationships" ax:classid="{5512D118-5CC6-11CF-8D67-00AA00BDCE1D}" r:id="rId1" ax:persistence="persistStorage"/>
-</file>
-
-<file path=word\activeX\activeX47.xml><?xml version="1.0" encoding="utf-8"?>
-<ax:ocx xmlns:ax="http://schemas.microsoft.com/office/2006/activeX" xmlns:r="http://schemas.openxmlformats.org/officeDocument/2006/relationships" ax:classid="{5512D118-5CC6-11CF-8D67-00AA00BDCE1D}" r:id="rId1" ax:persistence="persistStorage"/>
-</file>
-
-<file path=word\activeX\activeX48.xml><?xml version="1.0" encoding="utf-8"?>
-<ax:ocx xmlns:ax="http://schemas.microsoft.com/office/2006/activeX" xmlns:r="http://schemas.openxmlformats.org/officeDocument/2006/relationships" ax:classid="{5512D118-5CC6-11CF-8D67-00AA00BDCE1D}" r:id="rId1" ax:persistence="persistStorage"/>
-</file>
-
-<file path=word\activeX\activeX49.xml><?xml version="1.0" encoding="utf-8"?>
-<ax:ocx xmlns:ax="http://schemas.microsoft.com/office/2006/activeX" xmlns:r="http://schemas.openxmlformats.org/officeDocument/2006/relationships" ax:classid="{5512D118-5CC6-11CF-8D67-00AA00BDCE1D}" r:id="rId1" ax:persistence="persistStorage"/>
-</file>
-
-<file path=word\activeX\activeX5.xml><?xml version="1.0" encoding="utf-8"?>
-<ax:ocx xmlns:ax="http://schemas.microsoft.com/office/2006/activeX" xmlns:r="http://schemas.openxmlformats.org/officeDocument/2006/relationships" ax:classid="{5512D118-5CC6-11CF-8D67-00AA00BDCE1D}" r:id="rId1" ax:persistence="persistStorage"/>
-</file>
-
-<file path=word\activeX\activeX50.xml><?xml version="1.0" encoding="utf-8"?>
-<ax:ocx xmlns:ax="http://schemas.microsoft.com/office/2006/activeX" xmlns:r="http://schemas.openxmlformats.org/officeDocument/2006/relationships" ax:classid="{5512D118-5CC6-11CF-8D67-00AA00BDCE1D}" r:id="rId1" ax:persistence="persistStorage"/>
-</file>
-
-<file path=word\activeX\activeX51.xml><?xml version="1.0" encoding="utf-8"?>
-<ax:ocx xmlns:ax="http://schemas.microsoft.com/office/2006/activeX" xmlns:r="http://schemas.openxmlformats.org/officeDocument/2006/relationships" ax:classid="{5512D118-5CC6-11CF-8D67-00AA00BDCE1D}" r:id="rId1" ax:persistence="persistStorage"/>
-</file>
-
-<file path=word\activeX\activeX52.xml><?xml version="1.0" encoding="utf-8"?>
-<ax:ocx xmlns:ax="http://schemas.microsoft.com/office/2006/activeX" xmlns:r="http://schemas.openxmlformats.org/officeDocument/2006/relationships" ax:classid="{5512D118-5CC6-11CF-8D67-00AA00BDCE1D}" r:id="rId1" ax:persistence="persistStorage"/>
-</file>
-
-<file path=word\activeX\activeX53.xml><?xml version="1.0" encoding="utf-8"?>
-<ax:ocx xmlns:ax="http://schemas.microsoft.com/office/2006/activeX" xmlns:r="http://schemas.openxmlformats.org/officeDocument/2006/relationships" ax:classid="{5512D118-5CC6-11CF-8D67-00AA00BDCE1D}" r:id="rId1" ax:persistence="persistStorage"/>
-</file>
-
-<file path=word\activeX\activeX54.xml><?xml version="1.0" encoding="utf-8"?>
-<ax:ocx xmlns:ax="http://schemas.microsoft.com/office/2006/activeX" xmlns:r="http://schemas.openxmlformats.org/officeDocument/2006/relationships" ax:classid="{5512D118-5CC6-11CF-8D67-00AA00BDCE1D}" r:id="rId1" ax:persistence="persistStorage"/>
-</file>
-
-<file path=word\activeX\activeX55.xml><?xml version="1.0" encoding="utf-8"?>
-<ax:ocx xmlns:ax="http://schemas.microsoft.com/office/2006/activeX" xmlns:r="http://schemas.openxmlformats.org/officeDocument/2006/relationships" ax:classid="{5512D118-5CC6-11CF-8D67-00AA00BDCE1D}" r:id="rId1" ax:persistence="persistStorage"/>
-</file>
-
-<file path=word\activeX\activeX56.xml><?xml version="1.0" encoding="utf-8"?>
-<ax:ocx xmlns:ax="http://schemas.microsoft.com/office/2006/activeX" xmlns:r="http://schemas.openxmlformats.org/officeDocument/2006/relationships" ax:classid="{5512D118-5CC6-11CF-8D67-00AA00BDCE1D}" r:id="rId1" ax:persistence="persistStorage"/>
-</file>
-
-<file path=word\activeX\activeX57.xml><?xml version="1.0" encoding="utf-8"?>
-<ax:ocx xmlns:ax="http://schemas.microsoft.com/office/2006/activeX" xmlns:r="http://schemas.openxmlformats.org/officeDocument/2006/relationships" ax:classid="{5512D118-5CC6-11CF-8D67-00AA00BDCE1D}" r:id="rId1" ax:persistence="persistStorage"/>
-</file>
-
-<file path=word\activeX\activeX58.xml><?xml version="1.0" encoding="utf-8"?>
-<ax:ocx xmlns:ax="http://schemas.microsoft.com/office/2006/activeX" xmlns:r="http://schemas.openxmlformats.org/officeDocument/2006/relationships" ax:classid="{5512D118-5CC6-11CF-8D67-00AA00BDCE1D}" r:id="rId1" ax:persistence="persistStorage"/>
-</file>
-
-<file path=word\activeX\activeX59.xml><?xml version="1.0" encoding="utf-8"?>
-<ax:ocx xmlns:ax="http://schemas.microsoft.com/office/2006/activeX" xmlns:r="http://schemas.openxmlformats.org/officeDocument/2006/relationships" ax:classid="{5512D118-5CC6-11CF-8D67-00AA00BDCE1D}" r:id="rId1" ax:persistence="persistStorage"/>
-</file>
-
-<file path=word\activeX\activeX6.xml><?xml version="1.0" encoding="utf-8"?>
-<ax:ocx xmlns:ax="http://schemas.microsoft.com/office/2006/activeX" xmlns:r="http://schemas.openxmlformats.org/officeDocument/2006/relationships" ax:classid="{5512D118-5CC6-11CF-8D67-00AA00BDCE1D}" r:id="rId1" ax:persistence="persistStorage"/>
-</file>
-
-<file path=word\activeX\activeX60.xml><?xml version="1.0" encoding="utf-8"?>
-<ax:ocx xmlns:ax="http://schemas.microsoft.com/office/2006/activeX" xmlns:r="http://schemas.openxmlformats.org/officeDocument/2006/relationships" ax:classid="{5512D118-5CC6-11CF-8D67-00AA00BDCE1D}" r:id="rId1" ax:persistence="persistStorage"/>
-</file>
-
-<file path=word\activeX\activeX61.xml><?xml version="1.0" encoding="utf-8"?>
-<ax:ocx xmlns:ax="http://schemas.microsoft.com/office/2006/activeX" xmlns:r="http://schemas.openxmlformats.org/officeDocument/2006/relationships" ax:classid="{5512D118-5CC6-11CF-8D67-00AA00BDCE1D}" r:id="rId1" ax:persistence="persistStorage"/>
-</file>
-
-<file path=word\activeX\activeX62.xml><?xml version="1.0" encoding="utf-8"?>
-<ax:ocx xmlns:ax="http://schemas.microsoft.com/office/2006/activeX" xmlns:r="http://schemas.openxmlformats.org/officeDocument/2006/relationships" ax:classid="{5512D118-5CC6-11CF-8D67-00AA00BDCE1D}" r:id="rId1" ax:persistence="persistStorage"/>
-</file>
-
-<file path=word\activeX\activeX63.xml><?xml version="1.0" encoding="utf-8"?>
-<ax:ocx xmlns:ax="http://schemas.microsoft.com/office/2006/activeX" xmlns:r="http://schemas.openxmlformats.org/officeDocument/2006/relationships" ax:classid="{5512D118-5CC6-11CF-8D67-00AA00BDCE1D}" r:id="rId1" ax:persistence="persistStorage"/>
-</file>
-
-<file path=word\activeX\activeX64.xml><?xml version="1.0" encoding="utf-8"?>
-<ax:ocx xmlns:ax="http://schemas.microsoft.com/office/2006/activeX" xmlns:r="http://schemas.openxmlformats.org/officeDocument/2006/relationships" ax:classid="{5512D118-5CC6-11CF-8D67-00AA00BDCE1D}" r:id="rId1" ax:persistence="persistStorage"/>
-</file>
-
-<file path=word\activeX\activeX65.xml><?xml version="1.0" encoding="utf-8"?>
-<ax:ocx xmlns:ax="http://schemas.microsoft.com/office/2006/activeX" xmlns:r="http://schemas.openxmlformats.org/officeDocument/2006/relationships" ax:classid="{5512D118-5CC6-11CF-8D67-00AA00BDCE1D}" r:id="rId1" ax:persistence="persistStorage"/>
-</file>
-
-<file path=word\activeX\activeX66.xml><?xml version="1.0" encoding="utf-8"?>
-<ax:ocx xmlns:ax="http://schemas.microsoft.com/office/2006/activeX" xmlns:r="http://schemas.openxmlformats.org/officeDocument/2006/relationships" ax:classid="{5512D118-5CC6-11CF-8D67-00AA00BDCE1D}" r:id="rId1" ax:persistence="persistStorage"/>
-</file>
-
-<file path=word\activeX\activeX67.xml><?xml version="1.0" encoding="utf-8"?>
-<ax:ocx xmlns:ax="http://schemas.microsoft.com/office/2006/activeX" xmlns:r="http://schemas.openxmlformats.org/officeDocument/2006/relationships" ax:classid="{5512D118-5CC6-11CF-8D67-00AA00BDCE1D}" r:id="rId1" ax:persistence="persistStorage"/>
-</file>
-
-<file path=word\activeX\activeX68.xml><?xml version="1.0" encoding="utf-8"?>
-<ax:ocx xmlns:ax="http://schemas.microsoft.com/office/2006/activeX" xmlns:r="http://schemas.openxmlformats.org/officeDocument/2006/relationships" ax:classid="{5512D118-5CC6-11CF-8D67-00AA00BDCE1D}" r:id="rId1" ax:persistence="persistStorage"/>
-</file>
-
-<file path=word\activeX\activeX69.xml><?xml version="1.0" encoding="utf-8"?>
-<ax:ocx xmlns:ax="http://schemas.microsoft.com/office/2006/activeX" xmlns:r="http://schemas.openxmlformats.org/officeDocument/2006/relationships" ax:classid="{5512D118-5CC6-11CF-8D67-00AA00BDCE1D}" r:id="rId1" ax:persistence="persistStorage"/>
-</file>
-
-<file path=word\activeX\activeX7.xml><?xml version="1.0" encoding="utf-8"?>
-<ax:ocx xmlns:ax="http://schemas.microsoft.com/office/2006/activeX" xmlns:r="http://schemas.openxmlformats.org/officeDocument/2006/relationships" ax:classid="{5512D118-5CC6-11CF-8D67-00AA00BDCE1D}" r:id="rId1" ax:persistence="persistStorage"/>
-</file>
-
-<file path=word\activeX\activeX70.xml><?xml version="1.0" encoding="utf-8"?>
-<ax:ocx xmlns:ax="http://schemas.microsoft.com/office/2006/activeX" xmlns:r="http://schemas.openxmlformats.org/officeDocument/2006/relationships" ax:classid="{5512D118-5CC6-11CF-8D67-00AA00BDCE1D}" r:id="rId1" ax:persistence="persistStorage"/>
-</file>
-
-<file path=word\activeX\activeX71.xml><?xml version="1.0" encoding="utf-8"?>
-<ax:ocx xmlns:ax="http://schemas.microsoft.com/office/2006/activeX" xmlns:r="http://schemas.openxmlformats.org/officeDocument/2006/relationships" ax:classid="{5512D118-5CC6-11CF-8D67-00AA00BDCE1D}" r:id="rId1" ax:persistence="persistStorage"/>
-</file>
-
-<file path=word\activeX\activeX72.xml><?xml version="1.0" encoding="utf-8"?>
-<ax:ocx xmlns:ax="http://schemas.microsoft.com/office/2006/activeX" xmlns:r="http://schemas.openxmlformats.org/officeDocument/2006/relationships" ax:classid="{5512D118-5CC6-11CF-8D67-00AA00BDCE1D}" r:id="rId1" ax:persistence="persistStorage"/>
-</file>
-
-<file path=word\activeX\activeX73.xml><?xml version="1.0" encoding="utf-8"?>
-<ax:ocx xmlns:ax="http://schemas.microsoft.com/office/2006/activeX" xmlns:r="http://schemas.openxmlformats.org/officeDocument/2006/relationships" ax:classid="{5512D118-5CC6-11CF-8D67-00AA00BDCE1D}" r:id="rId1" ax:persistence="persistStorage"/>
-</file>
-
-<file path=word\activeX\activeX74.xml><?xml version="1.0" encoding="utf-8"?>
-<ax:ocx xmlns:ax="http://schemas.microsoft.com/office/2006/activeX" xmlns:r="http://schemas.openxmlformats.org/officeDocument/2006/relationships" ax:classid="{5512D118-5CC6-11CF-8D67-00AA00BDCE1D}" r:id="rId1" ax:persistence="persistStorage"/>
-</file>
-
-<file path=word\activeX\activeX75.xml><?xml version="1.0" encoding="utf-8"?>
-<ax:ocx xmlns:ax="http://schemas.microsoft.com/office/2006/activeX" xmlns:r="http://schemas.openxmlformats.org/officeDocument/2006/relationships" ax:classid="{5512D118-5CC6-11CF-8D67-00AA00BDCE1D}" r:id="rId1" ax:persistence="persistStorage"/>
-</file>
-
-<file path=word\activeX\activeX76.xml><?xml version="1.0" encoding="utf-8"?>
-<ax:ocx xmlns:ax="http://schemas.microsoft.com/office/2006/activeX" xmlns:r="http://schemas.openxmlformats.org/officeDocument/2006/relationships" ax:classid="{5512D118-5CC6-11CF-8D67-00AA00BDCE1D}" r:id="rId1" ax:persistence="persistStorage"/>
-</file>
-
-<file path=word\activeX\activeX77.xml><?xml version="1.0" encoding="utf-8"?>
-<ax:ocx xmlns:ax="http://schemas.microsoft.com/office/2006/activeX" xmlns:r="http://schemas.openxmlformats.org/officeDocument/2006/relationships" ax:classid="{5512D118-5CC6-11CF-8D67-00AA00BDCE1D}" r:id="rId1" ax:persistence="persistStorage"/>
-</file>
-
-<file path=word\activeX\activeX78.xml><?xml version="1.0" encoding="utf-8"?>
-<ax:ocx xmlns:ax="http://schemas.microsoft.com/office/2006/activeX" xmlns:r="http://schemas.openxmlformats.org/officeDocument/2006/relationships" ax:classid="{5512D118-5CC6-11CF-8D67-00AA00BDCE1D}" r:id="rId1" ax:persistence="persistStorage"/>
-</file>
-
-<file path=word\activeX\activeX79.xml><?xml version="1.0" encoding="utf-8"?>
-<ax:ocx xmlns:ax="http://schemas.microsoft.com/office/2006/activeX" xmlns:r="http://schemas.openxmlformats.org/officeDocument/2006/relationships" ax:classid="{5512D118-5CC6-11CF-8D67-00AA00BDCE1D}" r:id="rId1" ax:persistence="persistStorage"/>
-</file>
-
-<file path=word\activeX\activeX8.xml><?xml version="1.0" encoding="utf-8"?>
-<ax:ocx xmlns:ax="http://schemas.microsoft.com/office/2006/activeX" xmlns:r="http://schemas.openxmlformats.org/officeDocument/2006/relationships" ax:classid="{5512D118-5CC6-11CF-8D67-00AA00BDCE1D}" r:id="rId1" ax:persistence="persistStorage"/>
-</file>
-
-<file path=word\activeX\activeX80.xml><?xml version="1.0" encoding="utf-8"?>
-<ax:ocx xmlns:ax="http://schemas.microsoft.com/office/2006/activeX" xmlns:r="http://schemas.openxmlformats.org/officeDocument/2006/relationships" ax:classid="{5512D118-5CC6-11CF-8D67-00AA00BDCE1D}" r:id="rId1" ax:persistence="persistStorage"/>
-</file>
-
-<file path=word\activeX\activeX81.xml><?xml version="1.0" encoding="utf-8"?>
-<ax:ocx xmlns:ax="http://schemas.microsoft.com/office/2006/activeX" xmlns:r="http://schemas.openxmlformats.org/officeDocument/2006/relationships" ax:classid="{5512D118-5CC6-11CF-8D67-00AA00BDCE1D}" r:id="rId1" ax:persistence="persistStorage"/>
-</file>
-
-<file path=word\activeX\activeX82.xml><?xml version="1.0" encoding="utf-8"?>
-<ax:ocx xmlns:ax="http://schemas.microsoft.com/office/2006/activeX" xmlns:r="http://schemas.openxmlformats.org/officeDocument/2006/relationships" ax:classid="{5512D118-5CC6-11CF-8D67-00AA00BDCE1D}" r:id="rId1" ax:persistence="persistStorage"/>
-</file>
-
-<file path=word\activeX\activeX83.xml><?xml version="1.0" encoding="utf-8"?>
-<ax:ocx xmlns:ax="http://schemas.microsoft.com/office/2006/activeX" xmlns:r="http://schemas.openxmlformats.org/officeDocument/2006/relationships" ax:classid="{5512D118-5CC6-11CF-8D67-00AA00BDCE1D}" r:id="rId1" ax:persistence="persistStorage"/>
-</file>
-
-<file path=word\activeX\activeX84.xml><?xml version="1.0" encoding="utf-8"?>
-<ax:ocx xmlns:ax="http://schemas.microsoft.com/office/2006/activeX" xmlns:r="http://schemas.openxmlformats.org/officeDocument/2006/relationships" ax:classid="{5512D118-5CC6-11CF-8D67-00AA00BDCE1D}" r:id="rId1" ax:persistence="persistStorage"/>
-</file>
-
-<file path=word\activeX\activeX85.xml><?xml version="1.0" encoding="utf-8"?>
-<ax:ocx xmlns:ax="http://schemas.microsoft.com/office/2006/activeX" xmlns:r="http://schemas.openxmlformats.org/officeDocument/2006/relationships" ax:classid="{5512D118-5CC6-11CF-8D67-00AA00BDCE1D}" r:id="rId1" ax:persistence="persistStorage"/>
-</file>
-
-<file path=word\activeX\activeX86.xml><?xml version="1.0" encoding="utf-8"?>
-<ax:ocx xmlns:ax="http://schemas.microsoft.com/office/2006/activeX" xmlns:r="http://schemas.openxmlformats.org/officeDocument/2006/relationships" ax:classid="{5512D118-5CC6-11CF-8D67-00AA00BDCE1D}" r:id="rId1" ax:persistence="persistStorage"/>
-</file>
-
-<file path=word\activeX\activeX87.xml><?xml version="1.0" encoding="utf-8"?>
-<ax:ocx xmlns:ax="http://schemas.microsoft.com/office/2006/activeX" xmlns:r="http://schemas.openxmlformats.org/officeDocument/2006/relationships" ax:classid="{5512D118-5CC6-11CF-8D67-00AA00BDCE1D}" r:id="rId1" ax:persistence="persistStorage"/>
-</file>
-
-<file path=word\activeX\activeX88.xml><?xml version="1.0" encoding="utf-8"?>
-<ax:ocx xmlns:ax="http://schemas.microsoft.com/office/2006/activeX" xmlns:r="http://schemas.openxmlformats.org/officeDocument/2006/relationships" ax:classid="{5512D118-5CC6-11CF-8D67-00AA00BDCE1D}" r:id="rId1" ax:persistence="persistStorage"/>
-</file>
-
-<file path=word\activeX\activeX89.xml><?xml version="1.0" encoding="utf-8"?>
-<ax:ocx xmlns:ax="http://schemas.microsoft.com/office/2006/activeX" xmlns:r="http://schemas.openxmlformats.org/officeDocument/2006/relationships" ax:classid="{5512D118-5CC6-11CF-8D67-00AA00BDCE1D}" r:id="rId1" ax:persistence="persistStorage"/>
-</file>
-
-<file path=word\activeX\activeX9.xml><?xml version="1.0" encoding="utf-8"?>
-<ax:ocx xmlns:ax="http://schemas.microsoft.com/office/2006/activeX" xmlns:r="http://schemas.openxmlformats.org/officeDocument/2006/relationships" ax:classid="{5512D118-5CC6-11CF-8D67-00AA00BDCE1D}" r:id="rId1" ax:persistence="persistStorage"/>
-</file>
-
-<file path=word\activeX\activeX90.xml><?xml version="1.0" encoding="utf-8"?>
-<ax:ocx xmlns:ax="http://schemas.microsoft.com/office/2006/activeX" xmlns:r="http://schemas.openxmlformats.org/officeDocument/2006/relationships" ax:classid="{5512D118-5CC6-11CF-8D67-00AA00BDCE1D}" r:id="rId1" ax:persistence="persistStorage"/>
-</file>
-
-<file path=word\activeX\activeX91.xml><?xml version="1.0" encoding="utf-8"?>
-<ax:ocx xmlns:ax="http://schemas.microsoft.com/office/2006/activeX" xmlns:r="http://schemas.openxmlformats.org/officeDocument/2006/relationships" ax:classid="{5512D118-5CC6-11CF-8D67-00AA00BDCE1D}" r:id="rId1" ax:persistence="persistStorage"/>
-</file>
-
-<file path=word\activeX\activeX92.xml><?xml version="1.0" encoding="utf-8"?>
-<ax:ocx xmlns:ax="http://schemas.microsoft.com/office/2006/activeX" xmlns:r="http://schemas.openxmlformats.org/officeDocument/2006/relationships" ax:classid="{5512D118-5CC6-11CF-8D67-00AA00BDCE1D}" r:id="rId1" ax:persistence="persistStorage"/>
-</file>
-
-<file path=word\activeX\activeX93.xml><?xml version="1.0" encoding="utf-8"?>
-<ax:ocx xmlns:ax="http://schemas.microsoft.com/office/2006/activeX" xmlns:r="http://schemas.openxmlformats.org/officeDocument/2006/relationships" ax:classid="{5512D118-5CC6-11CF-8D67-00AA00BDCE1D}" r:id="rId1" ax:persistence="persistStorage"/>
-</file>
-
-<file path=word\activeX\activeX94.xml><?xml version="1.0" encoding="utf-8"?>
-<ax:ocx xmlns:ax="http://schemas.microsoft.com/office/2006/activeX" xmlns:r="http://schemas.openxmlformats.org/officeDocument/2006/relationships" ax:classid="{5512D118-5CC6-11CF-8D67-00AA00BDCE1D}" r:id="rId1" ax:persistence="persistStorage"/>
-</file>
-
-<file path=word\activeX\activeX95.xml><?xml version="1.0" encoding="utf-8"?>
-<ax:ocx xmlns:ax="http://schemas.microsoft.com/office/2006/activeX" xmlns:r="http://schemas.openxmlformats.org/officeDocument/2006/relationships" ax:classid="{5512D118-5CC6-11CF-8D67-00AA00BDCE1D}" r:id="rId1" ax:persistence="persistStorage"/>
-</file>
-
-<file path=word\activeX\activeX96.xml><?xml version="1.0" encoding="utf-8"?>
-<ax:ocx xmlns:ax="http://schemas.microsoft.com/office/2006/activeX" xmlns:r="http://schemas.openxmlformats.org/officeDocument/2006/relationships" ax:classid="{5512D118-5CC6-11CF-8D67-00AA00BDCE1D}" r:id="rId1" ax:persistence="persistStorage"/>
-</file>
-
-<file path=word\activeX\activeX97.xml><?xml version="1.0" encoding="utf-8"?>
-<ax:ocx xmlns:ax="http://schemas.microsoft.com/office/2006/activeX" xmlns:r="http://schemas.openxmlformats.org/officeDocument/2006/relationships" ax:classid="{5512D118-5CC6-11CF-8D67-00AA00BDCE1D}" r:id="rId1" ax:persistence="persistStorage"/>
-</file>
-
-<file path=word\activeX\activeX98.xml><?xml version="1.0" encoding="utf-8"?>
-<ax:ocx xmlns:ax="http://schemas.microsoft.com/office/2006/activeX" xmlns:r="http://schemas.openxmlformats.org/officeDocument/2006/relationships" ax:classid="{5512D118-5CC6-11CF-8D67-00AA00BDCE1D}" r:id="rId1" ax:persistence="persistStorage"/>
-</file>
-
-<file path=word\activeX\activeX99.xml><?xml version="1.0" encoding="utf-8"?>
-<ax:ocx xmlns:ax="http://schemas.microsoft.com/office/2006/activeX" xmlns:r="http://schemas.openxmlformats.org/officeDocument/2006/relationships" ax:classid="{5512D118-5CC6-11CF-8D67-00AA00BDCE1D}" r:id="rId1" ax:persistence="persistStorage"/>
-</file>
-
-<file path=word\document.xml><?xml version="1.0" encoding="utf-8"?>
+<file path=word/document.xml><?xml version="1.0" encoding="utf-8"?>
 <w:document xmlns:w="http://schemas.openxmlformats.org/wordprocessingml/2006/main" xmlns:r="http://schemas.openxmlformats.org/officeDocument/2006/relationships" xmlns:wp="http://schemas.openxmlformats.org/drawingml/2006/wordprocessingDrawing" xmlns:a="http://schemas.openxmlformats.org/drawingml/2006/main" xmlns:pic="http://schemas.openxmlformats.org/drawingml/2006/picture">
   <w:body>
     <w:p>
@@ -1128,23 +598,23 @@
         </w:rPr>
         <w:drawing>
           <wp:inline distT="0" distB="0" distL="0" distR="0">
-            <wp:extent cx="3132000" cy="1905000"/>
+            <wp:extent cx="2381250" cy="1571625"/>
             <wp:effectExtent l="0" t="0" r="0" b="0"/>
-            <wp:docPr id="106" name="Picture 106" descr="image"/>
+            <wp:docPr id="237" name="Picture 237" descr="image"/>
             <wp:cNvGraphicFramePr>
-              <a:graphicFrameLocks xmlns:a="http://schemas.openxmlformats.org/drawingml/2006/main" noChangeAspect="1"/>
+              <a:graphicFrameLocks noChangeAspect="1"/>
             </wp:cNvGraphicFramePr>
-            <a:graphic xmlns:a="http://schemas.openxmlformats.org/drawingml/2006/main">
+            <a:graphic>
               <a:graphicData uri="http://schemas.openxmlformats.org/drawingml/2006/picture">
-                <pic:pic xmlns:pic="http://schemas.openxmlformats.org/drawingml/2006/picture">
+                <pic:pic>
                   <pic:nvPicPr>
-                    <pic:cNvPr id="106" name="Picture 106" descr="image"/>
+                    <pic:cNvPr id="237" name="Picture 237" descr="image"/>
                     <pic:cNvPicPr>
                       <a:picLocks noChangeAspect="1"/>
                     </pic:cNvPicPr>
                   </pic:nvPicPr>
                   <pic:blipFill>
-                    <a:blip r:embed="rId10|rId11"/>
+                    <a:blip r:embed="rId10"/>
                     <a:stretch>
                       <a:fillRect/>
                     </a:stretch>
@@ -1152,7 +622,44 @@
                   <pic:spPr>
                     <a:xfrm>
                       <a:off x="0" y="0"/>
-                      <a:ext cx="3132000" cy="1905000"/>
+                      <a:ext cx="2381250" cy="1571625"/>
+                    </a:xfrm>
+                    <a:prstGeom prst="rect">
+                      <a:avLst/>
+                    </a:prstGeom>
+                  </pic:spPr>
+                </pic:pic>
+              </a:graphicData>
+            </a:graphic>
+          </wp:inline>
+        </w:drawing>
+        <w:drawing>
+          <wp:inline distT="0" distB="0" distL="0" distR="0">
+            <wp:extent cx="2028825" cy="1905000"/>
+            <wp:effectExtent l="0" t="0" r="0" b="0"/>
+            <wp:docPr id="238" name="Picture 238" descr="image"/>
+            <wp:cNvGraphicFramePr>
+              <a:graphicFrameLocks noChangeAspect="1"/>
+            </wp:cNvGraphicFramePr>
+            <a:graphic>
+              <a:graphicData uri="http://schemas.openxmlformats.org/drawingml/2006/picture">
+                <pic:pic>
+                  <pic:nvPicPr>
+                    <pic:cNvPr id="238" name="Picture 238" descr="image"/>
+                    <pic:cNvPicPr>
+                      <a:picLocks noChangeAspect="1"/>
+                    </pic:cNvPicPr>
+                  </pic:nvPicPr>
+                  <pic:blipFill>
+                    <a:blip r:embed="rId11"/>
+                    <a:stretch>
+                      <a:fillRect/>
+                    </a:stretch>
+                  </pic:blipFill>
+                  <pic:spPr>
+                    <a:xfrm>
+                      <a:off x="0" y="0"/>
+                      <a:ext cx="2028825" cy="1905000"/>
                     </a:xfrm>
                     <a:prstGeom prst="rect">
                       <a:avLst/>
@@ -2008,23 +1515,23 @@
               </w:rPr>
               <w:drawing>
                 <wp:inline distT="0" distB="0" distL="0" distR="0">
-                  <wp:extent cx="2571750" cy="2857500"/>
+                  <wp:extent cx="257175" cy="200025"/>
                   <wp:effectExtent l="0" t="0" r="0" b="0"/>
-                  <wp:docPr id="116" name="Picture 116" descr="image"/>
+                  <wp:docPr id="239" name="Picture 239" descr="image"/>
                   <wp:cNvGraphicFramePr>
-                    <a:graphicFrameLocks xmlns:a="http://schemas.openxmlformats.org/drawingml/2006/main" noChangeAspect="1"/>
+                    <a:graphicFrameLocks noChangeAspect="1"/>
                   </wp:cNvGraphicFramePr>
-                  <a:graphic xmlns:a="http://schemas.openxmlformats.org/drawingml/2006/main">
+                  <a:graphic>
                     <a:graphicData uri="http://schemas.openxmlformats.org/drawingml/2006/picture">
-                      <pic:pic xmlns:pic="http://schemas.openxmlformats.org/drawingml/2006/picture">
+                      <pic:pic>
                         <pic:nvPicPr>
-                          <pic:cNvPr id="116" name="Picture 116" descr="image"/>
+                          <pic:cNvPr id="239" name="Picture 239" descr="image"/>
                           <pic:cNvPicPr>
                             <a:picLocks noChangeAspect="1"/>
                           </pic:cNvPicPr>
                         </pic:nvPicPr>
                         <pic:blipFill>
-                          <a:blip r:embed="rId6|rId22"/>
+                          <a:blip r:embed="rId6"/>
                           <a:stretch>
                             <a:fillRect/>
                           </a:stretch>
@@ -2032,7 +1539,44 @@
                         <pic:spPr>
                           <a:xfrm>
                             <a:off x="0" y="0"/>
-                            <a:ext cx="2571750" cy="2857500"/>
+                            <a:ext cx="257175" cy="200025"/>
+                          </a:xfrm>
+                          <a:prstGeom prst="rect">
+                            <a:avLst/>
+                          </a:prstGeom>
+                        </pic:spPr>
+                      </pic:pic>
+                    </a:graphicData>
+                  </a:graphic>
+                </wp:inline>
+              </w:drawing>
+              <w:drawing>
+                <wp:inline distT="0" distB="0" distL="0" distR="0">
+                  <wp:extent cx="1390650" cy="1019175"/>
+                  <wp:effectExtent l="0" t="0" r="0" b="0"/>
+                  <wp:docPr id="240" name="Picture 240" descr="image"/>
+                  <wp:cNvGraphicFramePr>
+                    <a:graphicFrameLocks noChangeAspect="1"/>
+                  </wp:cNvGraphicFramePr>
+                  <a:graphic>
+                    <a:graphicData uri="http://schemas.openxmlformats.org/drawingml/2006/picture">
+                      <pic:pic>
+                        <pic:nvPicPr>
+                          <pic:cNvPr id="240" name="Picture 240" descr="image"/>
+                          <pic:cNvPicPr>
+                            <a:picLocks noChangeAspect="1"/>
+                          </pic:cNvPicPr>
+                        </pic:nvPicPr>
+                        <pic:blipFill>
+                          <a:blip r:embed="rId22"/>
+                          <a:stretch>
+                            <a:fillRect/>
+                          </a:stretch>
+                        </pic:blipFill>
+                        <pic:spPr>
+                          <a:xfrm>
+                            <a:off x="0" y="0"/>
+                            <a:ext cx="1390650" cy="1019175"/>
                           </a:xfrm>
                           <a:prstGeom prst="rect">
                             <a:avLst/>
@@ -2096,23 +1640,23 @@
               </w:rPr>
               <w:drawing>
                 <wp:inline distT="0" distB="0" distL="0" distR="0">
-                  <wp:extent cx="2571750" cy="2857500"/>
+                  <wp:extent cx="257175" cy="200025"/>
                   <wp:effectExtent l="0" t="0" r="0" b="0"/>
-                  <wp:docPr id="117" name="Picture 117" descr="image"/>
+                  <wp:docPr id="241" name="Picture 241" descr="image"/>
                   <wp:cNvGraphicFramePr>
-                    <a:graphicFrameLocks xmlns:a="http://schemas.openxmlformats.org/drawingml/2006/main" noChangeAspect="1"/>
+                    <a:graphicFrameLocks noChangeAspect="1"/>
                   </wp:cNvGraphicFramePr>
-                  <a:graphic xmlns:a="http://schemas.openxmlformats.org/drawingml/2006/main">
+                  <a:graphic>
                     <a:graphicData uri="http://schemas.openxmlformats.org/drawingml/2006/picture">
-                      <pic:pic xmlns:pic="http://schemas.openxmlformats.org/drawingml/2006/picture">
+                      <pic:pic>
                         <pic:nvPicPr>
-                          <pic:cNvPr id="117" name="Picture 117" descr="image"/>
+                          <pic:cNvPr id="241" name="Picture 241" descr="image"/>
                           <pic:cNvPicPr>
                             <a:picLocks noChangeAspect="1"/>
                           </pic:cNvPicPr>
                         </pic:nvPicPr>
                         <pic:blipFill>
-                          <a:blip r:embed="rId6|rId24"/>
+                          <a:blip r:embed="rId6"/>
                           <a:stretch>
                             <a:fillRect/>
                           </a:stretch>
@@ -2120,7 +1664,44 @@
                         <pic:spPr>
                           <a:xfrm>
                             <a:off x="0" y="0"/>
-                            <a:ext cx="2571750" cy="2857500"/>
+                            <a:ext cx="257175" cy="200025"/>
+                          </a:xfrm>
+                          <a:prstGeom prst="rect">
+                            <a:avLst/>
+                          </a:prstGeom>
+                        </pic:spPr>
+                      </pic:pic>
+                    </a:graphicData>
+                  </a:graphic>
+                </wp:inline>
+              </w:drawing>
+              <w:drawing>
+                <wp:inline distT="0" distB="0" distL="0" distR="0">
+                  <wp:extent cx="1552575" cy="1133475"/>
+                  <wp:effectExtent l="0" t="0" r="0" b="0"/>
+                  <wp:docPr id="242" name="Picture 242" descr="image"/>
+                  <wp:cNvGraphicFramePr>
+                    <a:graphicFrameLocks noChangeAspect="1"/>
+                  </wp:cNvGraphicFramePr>
+                  <a:graphic>
+                    <a:graphicData uri="http://schemas.openxmlformats.org/drawingml/2006/picture">
+                      <pic:pic>
+                        <pic:nvPicPr>
+                          <pic:cNvPr id="242" name="Picture 242" descr="image"/>
+                          <pic:cNvPicPr>
+                            <a:picLocks noChangeAspect="1"/>
+                          </pic:cNvPicPr>
+                        </pic:nvPicPr>
+                        <pic:blipFill>
+                          <a:blip r:embed="rId24"/>
+                          <a:stretch>
+                            <a:fillRect/>
+                          </a:stretch>
+                        </pic:blipFill>
+                        <pic:spPr>
+                          <a:xfrm>
+                            <a:off x="0" y="0"/>
+                            <a:ext cx="1552575" cy="1133475"/>
                           </a:xfrm>
                           <a:prstGeom prst="rect">
                             <a:avLst/>
@@ -2189,23 +1770,23 @@
               </w:rPr>
               <w:drawing>
                 <wp:inline distT="0" distB="0" distL="0" distR="0">
-                  <wp:extent cx="2571750" cy="2857500"/>
+                  <wp:extent cx="257175" cy="200025"/>
                   <wp:effectExtent l="0" t="0" r="0" b="0"/>
-                  <wp:docPr id="118" name="Picture 118" descr="image"/>
+                  <wp:docPr id="243" name="Picture 243" descr="image"/>
                   <wp:cNvGraphicFramePr>
-                    <a:graphicFrameLocks xmlns:a="http://schemas.openxmlformats.org/drawingml/2006/main" noChangeAspect="1"/>
+                    <a:graphicFrameLocks noChangeAspect="1"/>
                   </wp:cNvGraphicFramePr>
-                  <a:graphic xmlns:a="http://schemas.openxmlformats.org/drawingml/2006/main">
+                  <a:graphic>
                     <a:graphicData uri="http://schemas.openxmlformats.org/drawingml/2006/picture">
-                      <pic:pic xmlns:pic="http://schemas.openxmlformats.org/drawingml/2006/picture">
+                      <pic:pic>
                         <pic:nvPicPr>
-                          <pic:cNvPr id="118" name="Picture 118" descr="image"/>
+                          <pic:cNvPr id="243" name="Picture 243" descr="image"/>
                           <pic:cNvPicPr>
                             <a:picLocks noChangeAspect="1"/>
                           </pic:cNvPicPr>
                         </pic:nvPicPr>
                         <pic:blipFill>
-                          <a:blip r:embed="rId6|rId26"/>
+                          <a:blip r:embed="rId6"/>
                           <a:stretch>
                             <a:fillRect/>
                           </a:stretch>
@@ -2213,7 +1794,44 @@
                         <pic:spPr>
                           <a:xfrm>
                             <a:off x="0" y="0"/>
-                            <a:ext cx="2571750" cy="2857500"/>
+                            <a:ext cx="257175" cy="200025"/>
+                          </a:xfrm>
+                          <a:prstGeom prst="rect">
+                            <a:avLst/>
+                          </a:prstGeom>
+                        </pic:spPr>
+                      </pic:pic>
+                    </a:graphicData>
+                  </a:graphic>
+                </wp:inline>
+              </w:drawing>
+              <w:drawing>
+                <wp:inline distT="0" distB="0" distL="0" distR="0">
+                  <wp:extent cx="1733550" cy="1562100"/>
+                  <wp:effectExtent l="0" t="0" r="0" b="0"/>
+                  <wp:docPr id="244" name="Picture 244" descr="image"/>
+                  <wp:cNvGraphicFramePr>
+                    <a:graphicFrameLocks noChangeAspect="1"/>
+                  </wp:cNvGraphicFramePr>
+                  <a:graphic>
+                    <a:graphicData uri="http://schemas.openxmlformats.org/drawingml/2006/picture">
+                      <pic:pic>
+                        <pic:nvPicPr>
+                          <pic:cNvPr id="244" name="Picture 244" descr="image"/>
+                          <pic:cNvPicPr>
+                            <a:picLocks noChangeAspect="1"/>
+                          </pic:cNvPicPr>
+                        </pic:nvPicPr>
+                        <pic:blipFill>
+                          <a:blip r:embed="rId26"/>
+                          <a:stretch>
+                            <a:fillRect/>
+                          </a:stretch>
+                        </pic:blipFill>
+                        <pic:spPr>
+                          <a:xfrm>
+                            <a:off x="0" y="0"/>
+                            <a:ext cx="1733550" cy="1562100"/>
                           </a:xfrm>
                           <a:prstGeom prst="rect">
                             <a:avLst/>
@@ -2277,23 +1895,23 @@
               </w:rPr>
               <w:drawing>
                 <wp:inline distT="0" distB="0" distL="0" distR="0">
-                  <wp:extent cx="2571750" cy="2857500"/>
+                  <wp:extent cx="257175" cy="200025"/>
                   <wp:effectExtent l="0" t="0" r="0" b="0"/>
-                  <wp:docPr id="119" name="Picture 119" descr="image"/>
+                  <wp:docPr id="245" name="Picture 245" descr="image"/>
                   <wp:cNvGraphicFramePr>
-                    <a:graphicFrameLocks xmlns:a="http://schemas.openxmlformats.org/drawingml/2006/main" noChangeAspect="1"/>
+                    <a:graphicFrameLocks noChangeAspect="1"/>
                   </wp:cNvGraphicFramePr>
-                  <a:graphic xmlns:a="http://schemas.openxmlformats.org/drawingml/2006/main">
+                  <a:graphic>
                     <a:graphicData uri="http://schemas.openxmlformats.org/drawingml/2006/picture">
-                      <pic:pic xmlns:pic="http://schemas.openxmlformats.org/drawingml/2006/picture">
+                      <pic:pic>
                         <pic:nvPicPr>
-                          <pic:cNvPr id="119" name="Picture 119" descr="image"/>
+                          <pic:cNvPr id="245" name="Picture 245" descr="image"/>
                           <pic:cNvPicPr>
                             <a:picLocks noChangeAspect="1"/>
                           </pic:cNvPicPr>
                         </pic:nvPicPr>
                         <pic:blipFill>
-                          <a:blip r:embed="rId6|rId28"/>
+                          <a:blip r:embed="rId6"/>
                           <a:stretch>
                             <a:fillRect/>
                           </a:stretch>
@@ -2301,7 +1919,44 @@
                         <pic:spPr>
                           <a:xfrm>
                             <a:off x="0" y="0"/>
-                            <a:ext cx="2571750" cy="2857500"/>
+                            <a:ext cx="257175" cy="200025"/>
+                          </a:xfrm>
+                          <a:prstGeom prst="rect">
+                            <a:avLst/>
+                          </a:prstGeom>
+                        </pic:spPr>
+                      </pic:pic>
+                    </a:graphicData>
+                  </a:graphic>
+                </wp:inline>
+              </w:drawing>
+              <w:drawing>
+                <wp:inline distT="0" distB="0" distL="0" distR="0">
+                  <wp:extent cx="1590675" cy="1428750"/>
+                  <wp:effectExtent l="0" t="0" r="0" b="0"/>
+                  <wp:docPr id="246" name="Picture 246" descr="image"/>
+                  <wp:cNvGraphicFramePr>
+                    <a:graphicFrameLocks noChangeAspect="1"/>
+                  </wp:cNvGraphicFramePr>
+                  <a:graphic>
+                    <a:graphicData uri="http://schemas.openxmlformats.org/drawingml/2006/picture">
+                      <pic:pic>
+                        <pic:nvPicPr>
+                          <pic:cNvPr id="246" name="Picture 246" descr="image"/>
+                          <pic:cNvPicPr>
+                            <a:picLocks noChangeAspect="1"/>
+                          </pic:cNvPicPr>
+                        </pic:nvPicPr>
+                        <pic:blipFill>
+                          <a:blip r:embed="rId28"/>
+                          <a:stretch>
+                            <a:fillRect/>
+                          </a:stretch>
+                        </pic:blipFill>
+                        <pic:spPr>
+                          <a:xfrm>
+                            <a:off x="0" y="0"/>
+                            <a:ext cx="1590675" cy="1428750"/>
                           </a:xfrm>
                           <a:prstGeom prst="rect">
                             <a:avLst/>
@@ -2486,23 +2141,23 @@
               </w:rPr>
               <w:drawing>
                 <wp:inline distT="0" distB="0" distL="0" distR="0">
-                  <wp:extent cx="2571750" cy="2857500"/>
+                  <wp:extent cx="257175" cy="200025"/>
                   <wp:effectExtent l="0" t="0" r="0" b="0"/>
-                  <wp:docPr id="121" name="Picture 121" descr="image"/>
+                  <wp:docPr id="247" name="Picture 247" descr="image"/>
                   <wp:cNvGraphicFramePr>
-                    <a:graphicFrameLocks xmlns:a="http://schemas.openxmlformats.org/drawingml/2006/main" noChangeAspect="1"/>
+                    <a:graphicFrameLocks noChangeAspect="1"/>
                   </wp:cNvGraphicFramePr>
-                  <a:graphic xmlns:a="http://schemas.openxmlformats.org/drawingml/2006/main">
+                  <a:graphic>
                     <a:graphicData uri="http://schemas.openxmlformats.org/drawingml/2006/picture">
-                      <pic:pic xmlns:pic="http://schemas.openxmlformats.org/drawingml/2006/picture">
+                      <pic:pic>
                         <pic:nvPicPr>
-                          <pic:cNvPr id="121" name="Picture 121" descr="image"/>
+                          <pic:cNvPr id="247" name="Picture 247" descr="image"/>
                           <pic:cNvPicPr>
                             <a:picLocks noChangeAspect="1"/>
                           </pic:cNvPicPr>
                         </pic:nvPicPr>
                         <pic:blipFill>
-                          <a:blip r:embed="rId6|rId31"/>
+                          <a:blip r:embed="rId6"/>
                           <a:stretch>
                             <a:fillRect/>
                           </a:stretch>
@@ -2510,7 +2165,44 @@
                         <pic:spPr>
                           <a:xfrm>
                             <a:off x="0" y="0"/>
-                            <a:ext cx="2571750" cy="2857500"/>
+                            <a:ext cx="257175" cy="200025"/>
+                          </a:xfrm>
+                          <a:prstGeom prst="rect">
+                            <a:avLst/>
+                          </a:prstGeom>
+                        </pic:spPr>
+                      </pic:pic>
+                    </a:graphicData>
+                  </a:graphic>
+                </wp:inline>
+              </w:drawing>
+              <w:drawing>
+                <wp:inline distT="0" distB="0" distL="0" distR="0">
+                  <wp:extent cx="1743075" cy="1276350"/>
+                  <wp:effectExtent l="0" t="0" r="0" b="0"/>
+                  <wp:docPr id="248" name="Picture 248" descr="image"/>
+                  <wp:cNvGraphicFramePr>
+                    <a:graphicFrameLocks noChangeAspect="1"/>
+                  </wp:cNvGraphicFramePr>
+                  <a:graphic>
+                    <a:graphicData uri="http://schemas.openxmlformats.org/drawingml/2006/picture">
+                      <pic:pic>
+                        <pic:nvPicPr>
+                          <pic:cNvPr id="248" name="Picture 248" descr="image"/>
+                          <pic:cNvPicPr>
+                            <a:picLocks noChangeAspect="1"/>
+                          </pic:cNvPicPr>
+                        </pic:nvPicPr>
+                        <pic:blipFill>
+                          <a:blip r:embed="rId31"/>
+                          <a:stretch>
+                            <a:fillRect/>
+                          </a:stretch>
+                        </pic:blipFill>
+                        <pic:spPr>
+                          <a:xfrm>
+                            <a:off x="0" y="0"/>
+                            <a:ext cx="1743075" cy="1276350"/>
                           </a:xfrm>
                           <a:prstGeom prst="rect">
                             <a:avLst/>
@@ -2574,23 +2266,23 @@
               </w:rPr>
               <w:drawing>
                 <wp:inline distT="0" distB="0" distL="0" distR="0">
-                  <wp:extent cx="2571750" cy="2857500"/>
+                  <wp:extent cx="257175" cy="200025"/>
                   <wp:effectExtent l="0" t="0" r="0" b="0"/>
-                  <wp:docPr id="122" name="Picture 122" descr="image"/>
+                  <wp:docPr id="249" name="Picture 249" descr="image"/>
                   <wp:cNvGraphicFramePr>
-                    <a:graphicFrameLocks xmlns:a="http://schemas.openxmlformats.org/drawingml/2006/main" noChangeAspect="1"/>
+                    <a:graphicFrameLocks noChangeAspect="1"/>
                   </wp:cNvGraphicFramePr>
-                  <a:graphic xmlns:a="http://schemas.openxmlformats.org/drawingml/2006/main">
+                  <a:graphic>
                     <a:graphicData uri="http://schemas.openxmlformats.org/drawingml/2006/picture">
-                      <pic:pic xmlns:pic="http://schemas.openxmlformats.org/drawingml/2006/picture">
+                      <pic:pic>
                         <pic:nvPicPr>
-                          <pic:cNvPr id="122" name="Picture 122" descr="image"/>
+                          <pic:cNvPr id="249" name="Picture 249" descr="image"/>
                           <pic:cNvPicPr>
                             <a:picLocks noChangeAspect="1"/>
                           </pic:cNvPicPr>
                         </pic:nvPicPr>
                         <pic:blipFill>
-                          <a:blip r:embed="rId6|rId33"/>
+                          <a:blip r:embed="rId6"/>
                           <a:stretch>
                             <a:fillRect/>
                           </a:stretch>
@@ -2598,7 +2290,44 @@
                         <pic:spPr>
                           <a:xfrm>
                             <a:off x="0" y="0"/>
-                            <a:ext cx="2571750" cy="2857500"/>
+                            <a:ext cx="257175" cy="200025"/>
+                          </a:xfrm>
+                          <a:prstGeom prst="rect">
+                            <a:avLst/>
+                          </a:prstGeom>
+                        </pic:spPr>
+                      </pic:pic>
+                    </a:graphicData>
+                  </a:graphic>
+                </wp:inline>
+              </w:drawing>
+              <w:drawing>
+                <wp:inline distT="0" distB="0" distL="0" distR="0">
+                  <wp:extent cx="1828800" cy="1895475"/>
+                  <wp:effectExtent l="0" t="0" r="0" b="0"/>
+                  <wp:docPr id="250" name="Picture 250" descr="image"/>
+                  <wp:cNvGraphicFramePr>
+                    <a:graphicFrameLocks noChangeAspect="1"/>
+                  </wp:cNvGraphicFramePr>
+                  <a:graphic>
+                    <a:graphicData uri="http://schemas.openxmlformats.org/drawingml/2006/picture">
+                      <pic:pic>
+                        <pic:nvPicPr>
+                          <pic:cNvPr id="250" name="Picture 250" descr="image"/>
+                          <pic:cNvPicPr>
+                            <a:picLocks noChangeAspect="1"/>
+                          </pic:cNvPicPr>
+                        </pic:nvPicPr>
+                        <pic:blipFill>
+                          <a:blip r:embed="rId33"/>
+                          <a:stretch>
+                            <a:fillRect/>
+                          </a:stretch>
+                        </pic:blipFill>
+                        <pic:spPr>
+                          <a:xfrm>
+                            <a:off x="0" y="0"/>
+                            <a:ext cx="1828800" cy="1895475"/>
                           </a:xfrm>
                           <a:prstGeom prst="rect">
                             <a:avLst/>
@@ -2667,23 +2396,23 @@
               </w:rPr>
               <w:drawing>
                 <wp:inline distT="0" distB="0" distL="0" distR="0">
-                  <wp:extent cx="2571750" cy="2857500"/>
+                  <wp:extent cx="257175" cy="200025"/>
                   <wp:effectExtent l="0" t="0" r="0" b="0"/>
-                  <wp:docPr id="123" name="Picture 123" descr="image"/>
+                  <wp:docPr id="251" name="Picture 251" descr="image"/>
                   <wp:cNvGraphicFramePr>
-                    <a:graphicFrameLocks xmlns:a="http://schemas.openxmlformats.org/drawingml/2006/main" noChangeAspect="1"/>
+                    <a:graphicFrameLocks noChangeAspect="1"/>
                   </wp:cNvGraphicFramePr>
-                  <a:graphic xmlns:a="http://schemas.openxmlformats.org/drawingml/2006/main">
+                  <a:graphic>
                     <a:graphicData uri="http://schemas.openxmlformats.org/drawingml/2006/picture">
-                      <pic:pic xmlns:pic="http://schemas.openxmlformats.org/drawingml/2006/picture">
+                      <pic:pic>
                         <pic:nvPicPr>
-                          <pic:cNvPr id="123" name="Picture 123" descr="image"/>
+                          <pic:cNvPr id="251" name="Picture 251" descr="image"/>
                           <pic:cNvPicPr>
                             <a:picLocks noChangeAspect="1"/>
                           </pic:cNvPicPr>
                         </pic:nvPicPr>
                         <pic:blipFill>
-                          <a:blip r:embed="rId6|rId35"/>
+                          <a:blip r:embed="rId6"/>
                           <a:stretch>
                             <a:fillRect/>
                           </a:stretch>
@@ -2691,7 +2420,44 @@
                         <pic:spPr>
                           <a:xfrm>
                             <a:off x="0" y="0"/>
-                            <a:ext cx="2571750" cy="2857500"/>
+                            <a:ext cx="257175" cy="200025"/>
+                          </a:xfrm>
+                          <a:prstGeom prst="rect">
+                            <a:avLst/>
+                          </a:prstGeom>
+                        </pic:spPr>
+                      </pic:pic>
+                    </a:graphicData>
+                  </a:graphic>
+                </wp:inline>
+              </w:drawing>
+              <w:drawing>
+                <wp:inline distT="0" distB="0" distL="0" distR="0">
+                  <wp:extent cx="1714500" cy="1200150"/>
+                  <wp:effectExtent l="0" t="0" r="0" b="0"/>
+                  <wp:docPr id="252" name="Picture 252" descr="image"/>
+                  <wp:cNvGraphicFramePr>
+                    <a:graphicFrameLocks noChangeAspect="1"/>
+                  </wp:cNvGraphicFramePr>
+                  <a:graphic>
+                    <a:graphicData uri="http://schemas.openxmlformats.org/drawingml/2006/picture">
+                      <pic:pic>
+                        <pic:nvPicPr>
+                          <pic:cNvPr id="252" name="Picture 252" descr="image"/>
+                          <pic:cNvPicPr>
+                            <a:picLocks noChangeAspect="1"/>
+                          </pic:cNvPicPr>
+                        </pic:nvPicPr>
+                        <pic:blipFill>
+                          <a:blip r:embed="rId35"/>
+                          <a:stretch>
+                            <a:fillRect/>
+                          </a:stretch>
+                        </pic:blipFill>
+                        <pic:spPr>
+                          <a:xfrm>
+                            <a:off x="0" y="0"/>
+                            <a:ext cx="1714500" cy="1200150"/>
                           </a:xfrm>
                           <a:prstGeom prst="rect">
                             <a:avLst/>
@@ -2755,23 +2521,23 @@
               </w:rPr>
               <w:drawing>
                 <wp:inline distT="0" distB="0" distL="0" distR="0">
-                  <wp:extent cx="2571750" cy="2857500"/>
+                  <wp:extent cx="257175" cy="200025"/>
                   <wp:effectExtent l="0" t="0" r="0" b="0"/>
-                  <wp:docPr id="124" name="Picture 124" descr="image"/>
+                  <wp:docPr id="253" name="Picture 253" descr="image"/>
                   <wp:cNvGraphicFramePr>
-                    <a:graphicFrameLocks xmlns:a="http://schemas.openxmlformats.org/drawingml/2006/main" noChangeAspect="1"/>
+                    <a:graphicFrameLocks noChangeAspect="1"/>
                   </wp:cNvGraphicFramePr>
-                  <a:graphic xmlns:a="http://schemas.openxmlformats.org/drawingml/2006/main">
+                  <a:graphic>
                     <a:graphicData uri="http://schemas.openxmlformats.org/drawingml/2006/picture">
-                      <pic:pic xmlns:pic="http://schemas.openxmlformats.org/drawingml/2006/picture">
+                      <pic:pic>
                         <pic:nvPicPr>
-                          <pic:cNvPr id="124" name="Picture 124" descr="image"/>
+                          <pic:cNvPr id="253" name="Picture 253" descr="image"/>
                           <pic:cNvPicPr>
                             <a:picLocks noChangeAspect="1"/>
                           </pic:cNvPicPr>
                         </pic:nvPicPr>
                         <pic:blipFill>
-                          <a:blip r:embed="rId6|rId37"/>
+                          <a:blip r:embed="rId6"/>
                           <a:stretch>
                             <a:fillRect/>
                           </a:stretch>
@@ -2779,7 +2545,44 @@
                         <pic:spPr>
                           <a:xfrm>
                             <a:off x="0" y="0"/>
-                            <a:ext cx="2571750" cy="2857500"/>
+                            <a:ext cx="257175" cy="200025"/>
+                          </a:xfrm>
+                          <a:prstGeom prst="rect">
+                            <a:avLst/>
+                          </a:prstGeom>
+                        </pic:spPr>
+                      </pic:pic>
+                    </a:graphicData>
+                  </a:graphic>
+                </wp:inline>
+              </w:drawing>
+              <w:drawing>
+                <wp:inline distT="0" distB="0" distL="0" distR="0">
+                  <wp:extent cx="1666875" cy="1181100"/>
+                  <wp:effectExtent l="0" t="0" r="0" b="0"/>
+                  <wp:docPr id="254" name="Picture 254" descr="image"/>
+                  <wp:cNvGraphicFramePr>
+                    <a:graphicFrameLocks noChangeAspect="1"/>
+                  </wp:cNvGraphicFramePr>
+                  <a:graphic>
+                    <a:graphicData uri="http://schemas.openxmlformats.org/drawingml/2006/picture">
+                      <pic:pic>
+                        <pic:nvPicPr>
+                          <pic:cNvPr id="254" name="Picture 254" descr="image"/>
+                          <pic:cNvPicPr>
+                            <a:picLocks noChangeAspect="1"/>
+                          </pic:cNvPicPr>
+                        </pic:nvPicPr>
+                        <pic:blipFill>
+                          <a:blip r:embed="rId37"/>
+                          <a:stretch>
+                            <a:fillRect/>
+                          </a:stretch>
+                        </pic:blipFill>
+                        <pic:spPr>
+                          <a:xfrm>
+                            <a:off x="0" y="0"/>
+                            <a:ext cx="1666875" cy="1181100"/>
                           </a:xfrm>
                           <a:prstGeom prst="rect">
                             <a:avLst/>
@@ -3375,23 +3178,23 @@
               </w:rPr>
               <w:drawing>
                 <wp:inline distT="0" distB="0" distL="0" distR="0">
-                  <wp:extent cx="2571750" cy="2857500"/>
+                  <wp:extent cx="257175" cy="200025"/>
                   <wp:effectExtent l="0" t="0" r="0" b="0"/>
-                  <wp:docPr id="131" name="Picture 131" descr="image"/>
+                  <wp:docPr id="255" name="Picture 255" descr="image"/>
                   <wp:cNvGraphicFramePr>
-                    <a:graphicFrameLocks xmlns:a="http://schemas.openxmlformats.org/drawingml/2006/main" noChangeAspect="1"/>
+                    <a:graphicFrameLocks noChangeAspect="1"/>
                   </wp:cNvGraphicFramePr>
-                  <a:graphic xmlns:a="http://schemas.openxmlformats.org/drawingml/2006/main">
+                  <a:graphic>
                     <a:graphicData uri="http://schemas.openxmlformats.org/drawingml/2006/picture">
-                      <pic:pic xmlns:pic="http://schemas.openxmlformats.org/drawingml/2006/picture">
+                      <pic:pic>
                         <pic:nvPicPr>
-                          <pic:cNvPr id="131" name="Picture 131" descr="image"/>
+                          <pic:cNvPr id="255" name="Picture 255" descr="image"/>
                           <pic:cNvPicPr>
                             <a:picLocks noChangeAspect="1"/>
                           </pic:cNvPicPr>
                         </pic:nvPicPr>
                         <pic:blipFill>
-                          <a:blip r:embed="rId6|rId45"/>
+                          <a:blip r:embed="rId6"/>
                           <a:stretch>
                             <a:fillRect/>
                           </a:stretch>
@@ -3399,7 +3202,44 @@
                         <pic:spPr>
                           <a:xfrm>
                             <a:off x="0" y="0"/>
-                            <a:ext cx="2571750" cy="2857500"/>
+                            <a:ext cx="257175" cy="200025"/>
+                          </a:xfrm>
+                          <a:prstGeom prst="rect">
+                            <a:avLst/>
+                          </a:prstGeom>
+                        </pic:spPr>
+                      </pic:pic>
+                    </a:graphicData>
+                  </a:graphic>
+                </wp:inline>
+              </w:drawing>
+              <w:drawing>
+                <wp:inline distT="0" distB="0" distL="0" distR="0">
+                  <wp:extent cx="581025" cy="542925"/>
+                  <wp:effectExtent l="0" t="0" r="0" b="0"/>
+                  <wp:docPr id="256" name="Picture 256" descr="image"/>
+                  <wp:cNvGraphicFramePr>
+                    <a:graphicFrameLocks noChangeAspect="1"/>
+                  </wp:cNvGraphicFramePr>
+                  <a:graphic>
+                    <a:graphicData uri="http://schemas.openxmlformats.org/drawingml/2006/picture">
+                      <pic:pic>
+                        <pic:nvPicPr>
+                          <pic:cNvPr id="256" name="Picture 256" descr="image"/>
+                          <pic:cNvPicPr>
+                            <a:picLocks noChangeAspect="1"/>
+                          </pic:cNvPicPr>
+                        </pic:nvPicPr>
+                        <pic:blipFill>
+                          <a:blip r:embed="rId45"/>
+                          <a:stretch>
+                            <a:fillRect/>
+                          </a:stretch>
+                        </pic:blipFill>
+                        <pic:spPr>
+                          <a:xfrm>
+                            <a:off x="0" y="0"/>
+                            <a:ext cx="581025" cy="542925"/>
                           </a:xfrm>
                           <a:prstGeom prst="rect">
                             <a:avLst/>
@@ -3463,23 +3303,23 @@
               </w:rPr>
               <w:drawing>
                 <wp:inline distT="0" distB="0" distL="0" distR="0">
-                  <wp:extent cx="2571750" cy="2857500"/>
+                  <wp:extent cx="257175" cy="200025"/>
                   <wp:effectExtent l="0" t="0" r="0" b="0"/>
-                  <wp:docPr id="132" name="Picture 132" descr="image"/>
+                  <wp:docPr id="257" name="Picture 257" descr="image"/>
                   <wp:cNvGraphicFramePr>
-                    <a:graphicFrameLocks xmlns:a="http://schemas.openxmlformats.org/drawingml/2006/main" noChangeAspect="1"/>
+                    <a:graphicFrameLocks noChangeAspect="1"/>
                   </wp:cNvGraphicFramePr>
-                  <a:graphic xmlns:a="http://schemas.openxmlformats.org/drawingml/2006/main">
+                  <a:graphic>
                     <a:graphicData uri="http://schemas.openxmlformats.org/drawingml/2006/picture">
-                      <pic:pic xmlns:pic="http://schemas.openxmlformats.org/drawingml/2006/picture">
+                      <pic:pic>
                         <pic:nvPicPr>
-                          <pic:cNvPr id="132" name="Picture 132" descr="image"/>
+                          <pic:cNvPr id="257" name="Picture 257" descr="image"/>
                           <pic:cNvPicPr>
                             <a:picLocks noChangeAspect="1"/>
                           </pic:cNvPicPr>
                         </pic:nvPicPr>
                         <pic:blipFill>
-                          <a:blip r:embed="rId6|rId47"/>
+                          <a:blip r:embed="rId6"/>
                           <a:stretch>
                             <a:fillRect/>
                           </a:stretch>
@@ -3487,7 +3327,44 @@
                         <pic:spPr>
                           <a:xfrm>
                             <a:off x="0" y="0"/>
-                            <a:ext cx="2571750" cy="2857500"/>
+                            <a:ext cx="257175" cy="200025"/>
+                          </a:xfrm>
+                          <a:prstGeom prst="rect">
+                            <a:avLst/>
+                          </a:prstGeom>
+                        </pic:spPr>
+                      </pic:pic>
+                    </a:graphicData>
+                  </a:graphic>
+                </wp:inline>
+              </w:drawing>
+              <w:drawing>
+                <wp:inline distT="0" distB="0" distL="0" distR="0">
+                  <wp:extent cx="552450" cy="552450"/>
+                  <wp:effectExtent l="0" t="0" r="0" b="0"/>
+                  <wp:docPr id="258" name="Picture 258" descr="image"/>
+                  <wp:cNvGraphicFramePr>
+                    <a:graphicFrameLocks noChangeAspect="1"/>
+                  </wp:cNvGraphicFramePr>
+                  <a:graphic>
+                    <a:graphicData uri="http://schemas.openxmlformats.org/drawingml/2006/picture">
+                      <pic:pic>
+                        <pic:nvPicPr>
+                          <pic:cNvPr id="258" name="Picture 258" descr="image"/>
+                          <pic:cNvPicPr>
+                            <a:picLocks noChangeAspect="1"/>
+                          </pic:cNvPicPr>
+                        </pic:nvPicPr>
+                        <pic:blipFill>
+                          <a:blip r:embed="rId47"/>
+                          <a:stretch>
+                            <a:fillRect/>
+                          </a:stretch>
+                        </pic:blipFill>
+                        <pic:spPr>
+                          <a:xfrm>
+                            <a:off x="0" y="0"/>
+                            <a:ext cx="552450" cy="552450"/>
                           </a:xfrm>
                           <a:prstGeom prst="rect">
                             <a:avLst/>
@@ -3556,23 +3433,23 @@
               </w:rPr>
               <w:drawing>
                 <wp:inline distT="0" distB="0" distL="0" distR="0">
-                  <wp:extent cx="2571750" cy="2857500"/>
+                  <wp:extent cx="257175" cy="200025"/>
                   <wp:effectExtent l="0" t="0" r="0" b="0"/>
-                  <wp:docPr id="133" name="Picture 133" descr="image"/>
+                  <wp:docPr id="259" name="Picture 259" descr="image"/>
                   <wp:cNvGraphicFramePr>
-                    <a:graphicFrameLocks xmlns:a="http://schemas.openxmlformats.org/drawingml/2006/main" noChangeAspect="1"/>
+                    <a:graphicFrameLocks noChangeAspect="1"/>
                   </wp:cNvGraphicFramePr>
-                  <a:graphic xmlns:a="http://schemas.openxmlformats.org/drawingml/2006/main">
+                  <a:graphic>
                     <a:graphicData uri="http://schemas.openxmlformats.org/drawingml/2006/picture">
-                      <pic:pic xmlns:pic="http://schemas.openxmlformats.org/drawingml/2006/picture">
+                      <pic:pic>
                         <pic:nvPicPr>
-                          <pic:cNvPr id="133" name="Picture 133" descr="image"/>
+                          <pic:cNvPr id="259" name="Picture 259" descr="image"/>
                           <pic:cNvPicPr>
                             <a:picLocks noChangeAspect="1"/>
                           </pic:cNvPicPr>
                         </pic:nvPicPr>
                         <pic:blipFill>
-                          <a:blip r:embed="rId6|rId49"/>
+                          <a:blip r:embed="rId6"/>
                           <a:stretch>
                             <a:fillRect/>
                           </a:stretch>
@@ -3580,7 +3457,44 @@
                         <pic:spPr>
                           <a:xfrm>
                             <a:off x="0" y="0"/>
-                            <a:ext cx="2571750" cy="2857500"/>
+                            <a:ext cx="257175" cy="200025"/>
+                          </a:xfrm>
+                          <a:prstGeom prst="rect">
+                            <a:avLst/>
+                          </a:prstGeom>
+                        </pic:spPr>
+                      </pic:pic>
+                    </a:graphicData>
+                  </a:graphic>
+                </wp:inline>
+              </w:drawing>
+              <w:drawing>
+                <wp:inline distT="0" distB="0" distL="0" distR="0">
+                  <wp:extent cx="571500" cy="581025"/>
+                  <wp:effectExtent l="0" t="0" r="0" b="0"/>
+                  <wp:docPr id="260" name="Picture 260" descr="image"/>
+                  <wp:cNvGraphicFramePr>
+                    <a:graphicFrameLocks noChangeAspect="1"/>
+                  </wp:cNvGraphicFramePr>
+                  <a:graphic>
+                    <a:graphicData uri="http://schemas.openxmlformats.org/drawingml/2006/picture">
+                      <pic:pic>
+                        <pic:nvPicPr>
+                          <pic:cNvPr id="260" name="Picture 260" descr="image"/>
+                          <pic:cNvPicPr>
+                            <a:picLocks noChangeAspect="1"/>
+                          </pic:cNvPicPr>
+                        </pic:nvPicPr>
+                        <pic:blipFill>
+                          <a:blip r:embed="rId49"/>
+                          <a:stretch>
+                            <a:fillRect/>
+                          </a:stretch>
+                        </pic:blipFill>
+                        <pic:spPr>
+                          <a:xfrm>
+                            <a:off x="0" y="0"/>
+                            <a:ext cx="571500" cy="581025"/>
                           </a:xfrm>
                           <a:prstGeom prst="rect">
                             <a:avLst/>
@@ -3644,23 +3558,23 @@
               </w:rPr>
               <w:drawing>
                 <wp:inline distT="0" distB="0" distL="0" distR="0">
-                  <wp:extent cx="2571750" cy="2857500"/>
+                  <wp:extent cx="257175" cy="200025"/>
                   <wp:effectExtent l="0" t="0" r="0" b="0"/>
-                  <wp:docPr id="134" name="Picture 134" descr="image"/>
+                  <wp:docPr id="261" name="Picture 261" descr="image"/>
                   <wp:cNvGraphicFramePr>
-                    <a:graphicFrameLocks xmlns:a="http://schemas.openxmlformats.org/drawingml/2006/main" noChangeAspect="1"/>
+                    <a:graphicFrameLocks noChangeAspect="1"/>
                   </wp:cNvGraphicFramePr>
-                  <a:graphic xmlns:a="http://schemas.openxmlformats.org/drawingml/2006/main">
+                  <a:graphic>
                     <a:graphicData uri="http://schemas.openxmlformats.org/drawingml/2006/picture">
-                      <pic:pic xmlns:pic="http://schemas.openxmlformats.org/drawingml/2006/picture">
+                      <pic:pic>
                         <pic:nvPicPr>
-                          <pic:cNvPr id="134" name="Picture 134" descr="image"/>
+                          <pic:cNvPr id="261" name="Picture 261" descr="image"/>
                           <pic:cNvPicPr>
                             <a:picLocks noChangeAspect="1"/>
                           </pic:cNvPicPr>
                         </pic:nvPicPr>
                         <pic:blipFill>
-                          <a:blip r:embed="rId6|rId51"/>
+                          <a:blip r:embed="rId6"/>
                           <a:stretch>
                             <a:fillRect/>
                           </a:stretch>
@@ -3668,7 +3582,44 @@
                         <pic:spPr>
                           <a:xfrm>
                             <a:off x="0" y="0"/>
-                            <a:ext cx="2571750" cy="2857500"/>
+                            <a:ext cx="257175" cy="200025"/>
+                          </a:xfrm>
+                          <a:prstGeom prst="rect">
+                            <a:avLst/>
+                          </a:prstGeom>
+                        </pic:spPr>
+                      </pic:pic>
+                    </a:graphicData>
+                  </a:graphic>
+                </wp:inline>
+              </w:drawing>
+              <w:drawing>
+                <wp:inline distT="0" distB="0" distL="0" distR="0">
+                  <wp:extent cx="552450" cy="495300"/>
+                  <wp:effectExtent l="0" t="0" r="0" b="0"/>
+                  <wp:docPr id="262" name="Picture 262" descr="image"/>
+                  <wp:cNvGraphicFramePr>
+                    <a:graphicFrameLocks noChangeAspect="1"/>
+                  </wp:cNvGraphicFramePr>
+                  <a:graphic>
+                    <a:graphicData uri="http://schemas.openxmlformats.org/drawingml/2006/picture">
+                      <pic:pic>
+                        <pic:nvPicPr>
+                          <pic:cNvPr id="262" name="Picture 262" descr="image"/>
+                          <pic:cNvPicPr>
+                            <a:picLocks noChangeAspect="1"/>
+                          </pic:cNvPicPr>
+                        </pic:nvPicPr>
+                        <pic:blipFill>
+                          <a:blip r:embed="rId51"/>
+                          <a:stretch>
+                            <a:fillRect/>
+                          </a:stretch>
+                        </pic:blipFill>
+                        <pic:spPr>
+                          <a:xfrm>
+                            <a:off x="0" y="0"/>
+                            <a:ext cx="552450" cy="495300"/>
                           </a:xfrm>
                           <a:prstGeom prst="rect">
                             <a:avLst/>
@@ -3738,23 +3689,23 @@
         </w:rPr>
         <w:drawing>
           <wp:inline distT="0" distB="0" distL="0" distR="0">
-            <wp:extent cx="3132000" cy="1905000"/>
+            <wp:extent cx="3956805" cy="2947324"/>
             <wp:effectExtent l="0" t="0" r="0" b="0"/>
-            <wp:docPr id="135" name="Picture 135" descr="image"/>
+            <wp:docPr id="263" name="Picture 263" descr="image"/>
             <wp:cNvGraphicFramePr>
-              <a:graphicFrameLocks xmlns:a="http://schemas.openxmlformats.org/drawingml/2006/main" noChangeAspect="1"/>
+              <a:graphicFrameLocks noChangeAspect="1"/>
             </wp:cNvGraphicFramePr>
-            <a:graphic xmlns:a="http://schemas.openxmlformats.org/drawingml/2006/main">
+            <a:graphic>
               <a:graphicData uri="http://schemas.openxmlformats.org/drawingml/2006/picture">
-                <pic:pic xmlns:pic="http://schemas.openxmlformats.org/drawingml/2006/picture">
+                <pic:pic>
                   <pic:nvPicPr>
-                    <pic:cNvPr id="135" name="Picture 135" descr="image"/>
+                    <pic:cNvPr id="263" name="Picture 263" descr="image"/>
                     <pic:cNvPicPr>
                       <a:picLocks noChangeAspect="1"/>
                     </pic:cNvPicPr>
                   </pic:nvPicPr>
                   <pic:blipFill>
-                    <a:blip r:embed="rId52|rId53"/>
+                    <a:blip r:embed="rId52"/>
                     <a:stretch>
                       <a:fillRect/>
                     </a:stretch>
@@ -3762,7 +3713,44 @@
                   <pic:spPr>
                     <a:xfrm>
                       <a:off x="0" y="0"/>
-                      <a:ext cx="3132000" cy="1905000"/>
+                      <a:ext cx="3956805" cy="2947324"/>
+                    </a:xfrm>
+                    <a:prstGeom prst="rect">
+                      <a:avLst/>
+                    </a:prstGeom>
+                  </pic:spPr>
+                </pic:pic>
+              </a:graphicData>
+            </a:graphic>
+          </wp:inline>
+        </w:drawing>
+        <w:drawing>
+          <wp:inline distT="0" distB="0" distL="0" distR="0">
+            <wp:extent cx="1802645" cy="2947324"/>
+            <wp:effectExtent l="0" t="0" r="0" b="0"/>
+            <wp:docPr id="264" name="Picture 264" descr="image"/>
+            <wp:cNvGraphicFramePr>
+              <a:graphicFrameLocks noChangeAspect="1"/>
+            </wp:cNvGraphicFramePr>
+            <a:graphic>
+              <a:graphicData uri="http://schemas.openxmlformats.org/drawingml/2006/picture">
+                <pic:pic>
+                  <pic:nvPicPr>
+                    <pic:cNvPr id="264" name="Picture 264" descr="image"/>
+                    <pic:cNvPicPr>
+                      <a:picLocks noChangeAspect="1"/>
+                    </pic:cNvPicPr>
+                  </pic:nvPicPr>
+                  <pic:blipFill>
+                    <a:blip r:embed="rId53"/>
+                    <a:stretch>
+                      <a:fillRect/>
+                    </a:stretch>
+                  </pic:blipFill>
+                  <pic:spPr>
+                    <a:xfrm>
+                      <a:off x="0" y="0"/>
+                      <a:ext cx="1802645" cy="2947324"/>
                     </a:xfrm>
                     <a:prstGeom prst="rect">
                       <a:avLst/>
@@ -4149,23 +4137,23 @@
         </w:rPr>
         <w:drawing>
           <wp:inline distT="0" distB="0" distL="0" distR="0">
-            <wp:extent cx="3132000" cy="1905000"/>
+            <wp:extent cx="3344464" cy="2489676"/>
             <wp:effectExtent l="0" t="0" r="0" b="0"/>
-            <wp:docPr id="140" name="Picture 140" descr="image"/>
+            <wp:docPr id="265" name="Picture 265" descr="image"/>
             <wp:cNvGraphicFramePr>
-              <a:graphicFrameLocks xmlns:a="http://schemas.openxmlformats.org/drawingml/2006/main" noChangeAspect="1"/>
+              <a:graphicFrameLocks noChangeAspect="1"/>
             </wp:cNvGraphicFramePr>
-            <a:graphic xmlns:a="http://schemas.openxmlformats.org/drawingml/2006/main">
+            <a:graphic>
               <a:graphicData uri="http://schemas.openxmlformats.org/drawingml/2006/picture">
-                <pic:pic xmlns:pic="http://schemas.openxmlformats.org/drawingml/2006/picture">
+                <pic:pic>
                   <pic:nvPicPr>
-                    <pic:cNvPr id="140" name="Picture 140" descr="image"/>
+                    <pic:cNvPr id="265" name="Picture 265" descr="image"/>
                     <pic:cNvPicPr>
                       <a:picLocks noChangeAspect="1"/>
                     </pic:cNvPicPr>
                   </pic:nvPicPr>
                   <pic:blipFill>
-                    <a:blip r:embed="rId58|rId59"/>
+                    <a:blip r:embed="rId58"/>
                     <a:stretch>
                       <a:fillRect/>
                     </a:stretch>
@@ -4173,7 +4161,44 @@
                   <pic:spPr>
                     <a:xfrm>
                       <a:off x="0" y="0"/>
-                      <a:ext cx="3132000" cy="1905000"/>
+                      <a:ext cx="3344464" cy="2489676"/>
+                    </a:xfrm>
+                    <a:prstGeom prst="rect">
+                      <a:avLst/>
+                    </a:prstGeom>
+                  </pic:spPr>
+                </pic:pic>
+              </a:graphicData>
+            </a:graphic>
+          </wp:inline>
+        </w:drawing>
+        <w:drawing>
+          <wp:inline distT="0" distB="0" distL="0" distR="0">
+            <wp:extent cx="2414986" cy="2489676"/>
+            <wp:effectExtent l="0" t="0" r="0" b="0"/>
+            <wp:docPr id="266" name="Picture 266" descr="image"/>
+            <wp:cNvGraphicFramePr>
+              <a:graphicFrameLocks noChangeAspect="1"/>
+            </wp:cNvGraphicFramePr>
+            <a:graphic>
+              <a:graphicData uri="http://schemas.openxmlformats.org/drawingml/2006/picture">
+                <pic:pic>
+                  <pic:nvPicPr>
+                    <pic:cNvPr id="266" name="Picture 266" descr="image"/>
+                    <pic:cNvPicPr>
+                      <a:picLocks noChangeAspect="1"/>
+                    </pic:cNvPicPr>
+                  </pic:nvPicPr>
+                  <pic:blipFill>
+                    <a:blip r:embed="rId59"/>
+                    <a:stretch>
+                      <a:fillRect/>
+                    </a:stretch>
+                  </pic:blipFill>
+                  <pic:spPr>
+                    <a:xfrm>
+                      <a:off x="0" y="0"/>
+                      <a:ext cx="2414986" cy="2489676"/>
                     </a:xfrm>
                     <a:prstGeom prst="rect">
                       <a:avLst/>
@@ -4560,23 +4585,23 @@
         </w:rPr>
         <w:drawing>
           <wp:inline distT="0" distB="0" distL="0" distR="0">
-            <wp:extent cx="3132000" cy="1905000"/>
+            <wp:extent cx="2409825" cy="1790700"/>
             <wp:effectExtent l="0" t="0" r="0" b="0"/>
-            <wp:docPr id="145" name="Picture 145" descr="image"/>
+            <wp:docPr id="267" name="Picture 267" descr="image"/>
             <wp:cNvGraphicFramePr>
-              <a:graphicFrameLocks xmlns:a="http://schemas.openxmlformats.org/drawingml/2006/main" noChangeAspect="1"/>
+              <a:graphicFrameLocks noChangeAspect="1"/>
             </wp:cNvGraphicFramePr>
-            <a:graphic xmlns:a="http://schemas.openxmlformats.org/drawingml/2006/main">
+            <a:graphic>
               <a:graphicData uri="http://schemas.openxmlformats.org/drawingml/2006/picture">
-                <pic:pic xmlns:pic="http://schemas.openxmlformats.org/drawingml/2006/picture">
+                <pic:pic>
                   <pic:nvPicPr>
-                    <pic:cNvPr id="145" name="Picture 145" descr="image"/>
+                    <pic:cNvPr id="267" name="Picture 267" descr="image"/>
                     <pic:cNvPicPr>
                       <a:picLocks noChangeAspect="1"/>
                     </pic:cNvPicPr>
                   </pic:nvPicPr>
                   <pic:blipFill>
-                    <a:blip r:embed="rId64|rId65"/>
+                    <a:blip r:embed="rId64"/>
                     <a:stretch>
                       <a:fillRect/>
                     </a:stretch>
@@ -4584,7 +4609,44 @@
                   <pic:spPr>
                     <a:xfrm>
                       <a:off x="0" y="0"/>
-                      <a:ext cx="3132000" cy="1905000"/>
+                      <a:ext cx="2409825" cy="1790700"/>
+                    </a:xfrm>
+                    <a:prstGeom prst="rect">
+                      <a:avLst/>
+                    </a:prstGeom>
+                  </pic:spPr>
+                </pic:pic>
+              </a:graphicData>
+            </a:graphic>
+          </wp:inline>
+        </w:drawing>
+        <w:drawing>
+          <wp:inline distT="0" distB="0" distL="0" distR="0">
+            <wp:extent cx="2695575" cy="1238250"/>
+            <wp:effectExtent l="0" t="0" r="0" b="0"/>
+            <wp:docPr id="268" name="Picture 268" descr="image"/>
+            <wp:cNvGraphicFramePr>
+              <a:graphicFrameLocks noChangeAspect="1"/>
+            </wp:cNvGraphicFramePr>
+            <a:graphic>
+              <a:graphicData uri="http://schemas.openxmlformats.org/drawingml/2006/picture">
+                <pic:pic>
+                  <pic:nvPicPr>
+                    <pic:cNvPr id="268" name="Picture 268" descr="image"/>
+                    <pic:cNvPicPr>
+                      <a:picLocks noChangeAspect="1"/>
+                    </pic:cNvPicPr>
+                  </pic:nvPicPr>
+                  <pic:blipFill>
+                    <a:blip r:embed="rId65"/>
+                    <a:stretch>
+                      <a:fillRect/>
+                    </a:stretch>
+                  </pic:blipFill>
+                  <pic:spPr>
+                    <a:xfrm>
+                      <a:off x="0" y="0"/>
+                      <a:ext cx="2695575" cy="1238250"/>
                     </a:xfrm>
                     <a:prstGeom prst="rect">
                       <a:avLst/>
@@ -5028,23 +5090,23 @@
         </w:rPr>
         <w:drawing>
           <wp:inline distT="0" distB="0" distL="0" distR="0">
-            <wp:extent cx="3132000" cy="1905000"/>
+            <wp:extent cx="3355900" cy="2439830"/>
             <wp:effectExtent l="0" t="0" r="0" b="0"/>
-            <wp:docPr id="151" name="Picture 151" descr="image"/>
+            <wp:docPr id="269" name="Picture 269" descr="image"/>
             <wp:cNvGraphicFramePr>
-              <a:graphicFrameLocks xmlns:a="http://schemas.openxmlformats.org/drawingml/2006/main" noChangeAspect="1"/>
+              <a:graphicFrameLocks noChangeAspect="1"/>
             </wp:cNvGraphicFramePr>
-            <a:graphic xmlns:a="http://schemas.openxmlformats.org/drawingml/2006/main">
+            <a:graphic>
               <a:graphicData uri="http://schemas.openxmlformats.org/drawingml/2006/picture">
-                <pic:pic xmlns:pic="http://schemas.openxmlformats.org/drawingml/2006/picture">
+                <pic:pic>
                   <pic:nvPicPr>
-                    <pic:cNvPr id="151" name="Picture 151" descr="image"/>
+                    <pic:cNvPr id="269" name="Picture 269" descr="image"/>
                     <pic:cNvPicPr>
                       <a:picLocks noChangeAspect="1"/>
                     </pic:cNvPicPr>
                   </pic:nvPicPr>
                   <pic:blipFill>
-                    <a:blip r:embed="rId71|rId72"/>
+                    <a:blip r:embed="rId71"/>
                     <a:stretch>
                       <a:fillRect/>
                     </a:stretch>
@@ -5052,7 +5114,44 @@
                   <pic:spPr>
                     <a:xfrm>
                       <a:off x="0" y="0"/>
-                      <a:ext cx="3132000" cy="1905000"/>
+                      <a:ext cx="3355900" cy="2439830"/>
+                    </a:xfrm>
+                    <a:prstGeom prst="rect">
+                      <a:avLst/>
+                    </a:prstGeom>
+                  </pic:spPr>
+                </pic:pic>
+              </a:graphicData>
+            </a:graphic>
+          </wp:inline>
+        </w:drawing>
+        <w:drawing>
+          <wp:inline distT="0" distB="0" distL="0" distR="0">
+            <wp:extent cx="2403550" cy="2439830"/>
+            <wp:effectExtent l="0" t="0" r="0" b="0"/>
+            <wp:docPr id="270" name="Picture 270" descr="image"/>
+            <wp:cNvGraphicFramePr>
+              <a:graphicFrameLocks noChangeAspect="1"/>
+            </wp:cNvGraphicFramePr>
+            <a:graphic>
+              <a:graphicData uri="http://schemas.openxmlformats.org/drawingml/2006/picture">
+                <pic:pic>
+                  <pic:nvPicPr>
+                    <pic:cNvPr id="270" name="Picture 270" descr="image"/>
+                    <pic:cNvPicPr>
+                      <a:picLocks noChangeAspect="1"/>
+                    </pic:cNvPicPr>
+                  </pic:nvPicPr>
+                  <pic:blipFill>
+                    <a:blip r:embed="rId72"/>
+                    <a:stretch>
+                      <a:fillRect/>
+                    </a:stretch>
+                  </pic:blipFill>
+                  <pic:spPr>
+                    <a:xfrm>
+                      <a:off x="0" y="0"/>
+                      <a:ext cx="2403550" cy="2439830"/>
                     </a:xfrm>
                     <a:prstGeom prst="rect">
                       <a:avLst/>
@@ -6262,23 +6361,23 @@
               </w:rPr>
               <w:drawing>
                 <wp:inline distT="0" distB="0" distL="0" distR="0">
-                  <wp:extent cx="2571750" cy="2857500"/>
+                  <wp:extent cx="257175" cy="200025"/>
                   <wp:effectExtent l="0" t="0" r="0" b="0"/>
-                  <wp:docPr id="165" name="Picture 165" descr="image"/>
+                  <wp:docPr id="271" name="Picture 271" descr="image"/>
                   <wp:cNvGraphicFramePr>
-                    <a:graphicFrameLocks xmlns:a="http://schemas.openxmlformats.org/drawingml/2006/main" noChangeAspect="1"/>
+                    <a:graphicFrameLocks noChangeAspect="1"/>
                   </wp:cNvGraphicFramePr>
-                  <a:graphic xmlns:a="http://schemas.openxmlformats.org/drawingml/2006/main">
+                  <a:graphic>
                     <a:graphicData uri="http://schemas.openxmlformats.org/drawingml/2006/picture">
-                      <pic:pic xmlns:pic="http://schemas.openxmlformats.org/drawingml/2006/picture">
+                      <pic:pic>
                         <pic:nvPicPr>
-                          <pic:cNvPr id="165" name="Picture 165" descr="image"/>
+                          <pic:cNvPr id="271" name="Picture 271" descr="image"/>
                           <pic:cNvPicPr>
                             <a:picLocks noChangeAspect="1"/>
                           </pic:cNvPicPr>
                         </pic:nvPicPr>
                         <pic:blipFill>
-                          <a:blip r:embed="rId6|rId87"/>
+                          <a:blip r:embed="rId6"/>
                           <a:stretch>
                             <a:fillRect/>
                           </a:stretch>
@@ -6286,7 +6385,44 @@
                         <pic:spPr>
                           <a:xfrm>
                             <a:off x="0" y="0"/>
-                            <a:ext cx="2571750" cy="2857500"/>
+                            <a:ext cx="257175" cy="200025"/>
+                          </a:xfrm>
+                          <a:prstGeom prst="rect">
+                            <a:avLst/>
+                          </a:prstGeom>
+                        </pic:spPr>
+                      </pic:pic>
+                    </a:graphicData>
+                  </a:graphic>
+                </wp:inline>
+              </w:drawing>
+              <w:drawing>
+                <wp:inline distT="0" distB="0" distL="0" distR="0">
+                  <wp:extent cx="2486025" cy="657225"/>
+                  <wp:effectExtent l="0" t="0" r="0" b="0"/>
+                  <wp:docPr id="272" name="Picture 272" descr="image"/>
+                  <wp:cNvGraphicFramePr>
+                    <a:graphicFrameLocks noChangeAspect="1"/>
+                  </wp:cNvGraphicFramePr>
+                  <a:graphic>
+                    <a:graphicData uri="http://schemas.openxmlformats.org/drawingml/2006/picture">
+                      <pic:pic>
+                        <pic:nvPicPr>
+                          <pic:cNvPr id="272" name="Picture 272" descr="image"/>
+                          <pic:cNvPicPr>
+                            <a:picLocks noChangeAspect="1"/>
+                          </pic:cNvPicPr>
+                        </pic:nvPicPr>
+                        <pic:blipFill>
+                          <a:blip r:embed="rId87"/>
+                          <a:stretch>
+                            <a:fillRect/>
+                          </a:stretch>
+                        </pic:blipFill>
+                        <pic:spPr>
+                          <a:xfrm>
+                            <a:off x="0" y="0"/>
+                            <a:ext cx="2486025" cy="657225"/>
                           </a:xfrm>
                           <a:prstGeom prst="rect">
                             <a:avLst/>
@@ -6350,23 +6486,23 @@
               </w:rPr>
               <w:drawing>
                 <wp:inline distT="0" distB="0" distL="0" distR="0">
-                  <wp:extent cx="2571750" cy="2857500"/>
+                  <wp:extent cx="257175" cy="200025"/>
                   <wp:effectExtent l="0" t="0" r="0" b="0"/>
-                  <wp:docPr id="166" name="Picture 166" descr="image"/>
+                  <wp:docPr id="273" name="Picture 273" descr="image"/>
                   <wp:cNvGraphicFramePr>
-                    <a:graphicFrameLocks xmlns:a="http://schemas.openxmlformats.org/drawingml/2006/main" noChangeAspect="1"/>
+                    <a:graphicFrameLocks noChangeAspect="1"/>
                   </wp:cNvGraphicFramePr>
-                  <a:graphic xmlns:a="http://schemas.openxmlformats.org/drawingml/2006/main">
+                  <a:graphic>
                     <a:graphicData uri="http://schemas.openxmlformats.org/drawingml/2006/picture">
-                      <pic:pic xmlns:pic="http://schemas.openxmlformats.org/drawingml/2006/picture">
+                      <pic:pic>
                         <pic:nvPicPr>
-                          <pic:cNvPr id="166" name="Picture 166" descr="image"/>
+                          <pic:cNvPr id="273" name="Picture 273" descr="image"/>
                           <pic:cNvPicPr>
                             <a:picLocks noChangeAspect="1"/>
                           </pic:cNvPicPr>
                         </pic:nvPicPr>
                         <pic:blipFill>
-                          <a:blip r:embed="rId6|rId89"/>
+                          <a:blip r:embed="rId6"/>
                           <a:stretch>
                             <a:fillRect/>
                           </a:stretch>
@@ -6374,7 +6510,44 @@
                         <pic:spPr>
                           <a:xfrm>
                             <a:off x="0" y="0"/>
-                            <a:ext cx="2571750" cy="2857500"/>
+                            <a:ext cx="257175" cy="200025"/>
+                          </a:xfrm>
+                          <a:prstGeom prst="rect">
+                            <a:avLst/>
+                          </a:prstGeom>
+                        </pic:spPr>
+                      </pic:pic>
+                    </a:graphicData>
+                  </a:graphic>
+                </wp:inline>
+              </w:drawing>
+              <w:drawing>
+                <wp:inline distT="0" distB="0" distL="0" distR="0">
+                  <wp:extent cx="2409825" cy="438150"/>
+                  <wp:effectExtent l="0" t="0" r="0" b="0"/>
+                  <wp:docPr id="274" name="Picture 274" descr="image"/>
+                  <wp:cNvGraphicFramePr>
+                    <a:graphicFrameLocks noChangeAspect="1"/>
+                  </wp:cNvGraphicFramePr>
+                  <a:graphic>
+                    <a:graphicData uri="http://schemas.openxmlformats.org/drawingml/2006/picture">
+                      <pic:pic>
+                        <pic:nvPicPr>
+                          <pic:cNvPr id="274" name="Picture 274" descr="image"/>
+                          <pic:cNvPicPr>
+                            <a:picLocks noChangeAspect="1"/>
+                          </pic:cNvPicPr>
+                        </pic:nvPicPr>
+                        <pic:blipFill>
+                          <a:blip r:embed="rId89"/>
+                          <a:stretch>
+                            <a:fillRect/>
+                          </a:stretch>
+                        </pic:blipFill>
+                        <pic:spPr>
+                          <a:xfrm>
+                            <a:off x="0" y="0"/>
+                            <a:ext cx="2409825" cy="438150"/>
                           </a:xfrm>
                           <a:prstGeom prst="rect">
                             <a:avLst/>
@@ -6443,23 +6616,23 @@
               </w:rPr>
               <w:drawing>
                 <wp:inline distT="0" distB="0" distL="0" distR="0">
-                  <wp:extent cx="2571750" cy="2857500"/>
+                  <wp:extent cx="257175" cy="200025"/>
                   <wp:effectExtent l="0" t="0" r="0" b="0"/>
-                  <wp:docPr id="167" name="Picture 167" descr="image"/>
+                  <wp:docPr id="275" name="Picture 275" descr="image"/>
                   <wp:cNvGraphicFramePr>
-                    <a:graphicFrameLocks xmlns:a="http://schemas.openxmlformats.org/drawingml/2006/main" noChangeAspect="1"/>
+                    <a:graphicFrameLocks noChangeAspect="1"/>
                   </wp:cNvGraphicFramePr>
-                  <a:graphic xmlns:a="http://schemas.openxmlformats.org/drawingml/2006/main">
+                  <a:graphic>
                     <a:graphicData uri="http://schemas.openxmlformats.org/drawingml/2006/picture">
-                      <pic:pic xmlns:pic="http://schemas.openxmlformats.org/drawingml/2006/picture">
+                      <pic:pic>
                         <pic:nvPicPr>
-                          <pic:cNvPr id="167" name="Picture 167" descr="image"/>
+                          <pic:cNvPr id="275" name="Picture 275" descr="image"/>
                           <pic:cNvPicPr>
                             <a:picLocks noChangeAspect="1"/>
                           </pic:cNvPicPr>
                         </pic:nvPicPr>
                         <pic:blipFill>
-                          <a:blip r:embed="rId6|rId91"/>
+                          <a:blip r:embed="rId6"/>
                           <a:stretch>
                             <a:fillRect/>
                           </a:stretch>
@@ -6467,7 +6640,44 @@
                         <pic:spPr>
                           <a:xfrm>
                             <a:off x="0" y="0"/>
-                            <a:ext cx="2571750" cy="2857500"/>
+                            <a:ext cx="257175" cy="200025"/>
+                          </a:xfrm>
+                          <a:prstGeom prst="rect">
+                            <a:avLst/>
+                          </a:prstGeom>
+                        </pic:spPr>
+                      </pic:pic>
+                    </a:graphicData>
+                  </a:graphic>
+                </wp:inline>
+              </w:drawing>
+              <w:drawing>
+                <wp:inline distT="0" distB="0" distL="0" distR="0">
+                  <wp:extent cx="1666875" cy="533400"/>
+                  <wp:effectExtent l="0" t="0" r="0" b="0"/>
+                  <wp:docPr id="276" name="Picture 276" descr="image"/>
+                  <wp:cNvGraphicFramePr>
+                    <a:graphicFrameLocks noChangeAspect="1"/>
+                  </wp:cNvGraphicFramePr>
+                  <a:graphic>
+                    <a:graphicData uri="http://schemas.openxmlformats.org/drawingml/2006/picture">
+                      <pic:pic>
+                        <pic:nvPicPr>
+                          <pic:cNvPr id="276" name="Picture 276" descr="image"/>
+                          <pic:cNvPicPr>
+                            <a:picLocks noChangeAspect="1"/>
+                          </pic:cNvPicPr>
+                        </pic:nvPicPr>
+                        <pic:blipFill>
+                          <a:blip r:embed="rId91"/>
+                          <a:stretch>
+                            <a:fillRect/>
+                          </a:stretch>
+                        </pic:blipFill>
+                        <pic:spPr>
+                          <a:xfrm>
+                            <a:off x="0" y="0"/>
+                            <a:ext cx="1666875" cy="533400"/>
                           </a:xfrm>
                           <a:prstGeom prst="rect">
                             <a:avLst/>
@@ -6531,23 +6741,23 @@
               </w:rPr>
               <w:drawing>
                 <wp:inline distT="0" distB="0" distL="0" distR="0">
-                  <wp:extent cx="2571750" cy="2857500"/>
+                  <wp:extent cx="257175" cy="200025"/>
                   <wp:effectExtent l="0" t="0" r="0" b="0"/>
-                  <wp:docPr id="168" name="Picture 168" descr="image"/>
+                  <wp:docPr id="277" name="Picture 277" descr="image"/>
                   <wp:cNvGraphicFramePr>
-                    <a:graphicFrameLocks xmlns:a="http://schemas.openxmlformats.org/drawingml/2006/main" noChangeAspect="1"/>
+                    <a:graphicFrameLocks noChangeAspect="1"/>
                   </wp:cNvGraphicFramePr>
-                  <a:graphic xmlns:a="http://schemas.openxmlformats.org/drawingml/2006/main">
+                  <a:graphic>
                     <a:graphicData uri="http://schemas.openxmlformats.org/drawingml/2006/picture">
-                      <pic:pic xmlns:pic="http://schemas.openxmlformats.org/drawingml/2006/picture">
+                      <pic:pic>
                         <pic:nvPicPr>
-                          <pic:cNvPr id="168" name="Picture 168" descr="image"/>
+                          <pic:cNvPr id="277" name="Picture 277" descr="image"/>
                           <pic:cNvPicPr>
                             <a:picLocks noChangeAspect="1"/>
                           </pic:cNvPicPr>
                         </pic:nvPicPr>
                         <pic:blipFill>
-                          <a:blip r:embed="rId6|rId93"/>
+                          <a:blip r:embed="rId6"/>
                           <a:stretch>
                             <a:fillRect/>
                           </a:stretch>
@@ -6555,7 +6765,44 @@
                         <pic:spPr>
                           <a:xfrm>
                             <a:off x="0" y="0"/>
-                            <a:ext cx="2571750" cy="2857500"/>
+                            <a:ext cx="257175" cy="200025"/>
+                          </a:xfrm>
+                          <a:prstGeom prst="rect">
+                            <a:avLst/>
+                          </a:prstGeom>
+                        </pic:spPr>
+                      </pic:pic>
+                    </a:graphicData>
+                  </a:graphic>
+                </wp:inline>
+              </w:drawing>
+              <w:drawing>
+                <wp:inline distT="0" distB="0" distL="0" distR="0">
+                  <wp:extent cx="1571625" cy="676275"/>
+                  <wp:effectExtent l="0" t="0" r="0" b="0"/>
+                  <wp:docPr id="278" name="Picture 278" descr="image"/>
+                  <wp:cNvGraphicFramePr>
+                    <a:graphicFrameLocks noChangeAspect="1"/>
+                  </wp:cNvGraphicFramePr>
+                  <a:graphic>
+                    <a:graphicData uri="http://schemas.openxmlformats.org/drawingml/2006/picture">
+                      <pic:pic>
+                        <pic:nvPicPr>
+                          <pic:cNvPr id="278" name="Picture 278" descr="image"/>
+                          <pic:cNvPicPr>
+                            <a:picLocks noChangeAspect="1"/>
+                          </pic:cNvPicPr>
+                        </pic:nvPicPr>
+                        <pic:blipFill>
+                          <a:blip r:embed="rId93"/>
+                          <a:stretch>
+                            <a:fillRect/>
+                          </a:stretch>
+                        </pic:blipFill>
+                        <pic:spPr>
+                          <a:xfrm>
+                            <a:off x="0" y="0"/>
+                            <a:ext cx="1571625" cy="676275"/>
                           </a:xfrm>
                           <a:prstGeom prst="rect">
                             <a:avLst/>
@@ -6625,23 +6872,23 @@
         </w:rPr>
         <w:drawing>
           <wp:inline distT="0" distB="0" distL="0" distR="0">
-            <wp:extent cx="3132000" cy="1905000"/>
+            <wp:extent cx="2985361" cy="1377859"/>
             <wp:effectExtent l="0" t="0" r="0" b="0"/>
-            <wp:docPr id="169" name="Picture 169" descr="image"/>
+            <wp:docPr id="279" name="Picture 279" descr="image"/>
             <wp:cNvGraphicFramePr>
-              <a:graphicFrameLocks xmlns:a="http://schemas.openxmlformats.org/drawingml/2006/main" noChangeAspect="1"/>
+              <a:graphicFrameLocks noChangeAspect="1"/>
             </wp:cNvGraphicFramePr>
-            <a:graphic xmlns:a="http://schemas.openxmlformats.org/drawingml/2006/main">
+            <a:graphic>
               <a:graphicData uri="http://schemas.openxmlformats.org/drawingml/2006/picture">
-                <pic:pic xmlns:pic="http://schemas.openxmlformats.org/drawingml/2006/picture">
+                <pic:pic>
                   <pic:nvPicPr>
-                    <pic:cNvPr id="169" name="Picture 169" descr="image"/>
+                    <pic:cNvPr id="279" name="Picture 279" descr="image"/>
                     <pic:cNvPicPr>
                       <a:picLocks noChangeAspect="1"/>
                     </pic:cNvPicPr>
                   </pic:nvPicPr>
                   <pic:blipFill>
-                    <a:blip r:embed="rId94|rId95"/>
+                    <a:blip r:embed="rId94"/>
                     <a:stretch>
                       <a:fillRect/>
                     </a:stretch>
@@ -6649,7 +6896,44 @@
                   <pic:spPr>
                     <a:xfrm>
                       <a:off x="0" y="0"/>
-                      <a:ext cx="3132000" cy="1905000"/>
+                      <a:ext cx="2985361" cy="1377859"/>
+                    </a:xfrm>
+                    <a:prstGeom prst="rect">
+                      <a:avLst/>
+                    </a:prstGeom>
+                  </pic:spPr>
+                </pic:pic>
+              </a:graphicData>
+            </a:graphic>
+          </wp:inline>
+        </w:drawing>
+        <w:drawing>
+          <wp:inline distT="0" distB="0" distL="0" distR="0">
+            <wp:extent cx="2774089" cy="1377859"/>
+            <wp:effectExtent l="0" t="0" r="0" b="0"/>
+            <wp:docPr id="280" name="Picture 280" descr="image"/>
+            <wp:cNvGraphicFramePr>
+              <a:graphicFrameLocks noChangeAspect="1"/>
+            </wp:cNvGraphicFramePr>
+            <a:graphic>
+              <a:graphicData uri="http://schemas.openxmlformats.org/drawingml/2006/picture">
+                <pic:pic>
+                  <pic:nvPicPr>
+                    <pic:cNvPr id="280" name="Picture 280" descr="image"/>
+                    <pic:cNvPicPr>
+                      <a:picLocks noChangeAspect="1"/>
+                    </pic:cNvPicPr>
+                  </pic:nvPicPr>
+                  <pic:blipFill>
+                    <a:blip r:embed="rId95"/>
+                    <a:stretch>
+                      <a:fillRect/>
+                    </a:stretch>
+                  </pic:blipFill>
+                  <pic:spPr>
+                    <a:xfrm>
+                      <a:off x="0" y="0"/>
+                      <a:ext cx="2774089" cy="1377859"/>
                     </a:xfrm>
                     <a:prstGeom prst="rect">
                       <a:avLst/>
@@ -6740,23 +7024,23 @@
               </w:rPr>
               <w:drawing>
                 <wp:inline distT="0" distB="0" distL="0" distR="0">
-                  <wp:extent cx="2571750" cy="2857500"/>
+                  <wp:extent cx="237775" cy="184936"/>
                   <wp:effectExtent l="0" t="0" r="0" b="0"/>
-                  <wp:docPr id="170" name="Picture 170" descr="image"/>
+                  <wp:docPr id="281" name="Picture 281" descr="image"/>
                   <wp:cNvGraphicFramePr>
-                    <a:graphicFrameLocks xmlns:a="http://schemas.openxmlformats.org/drawingml/2006/main" noChangeAspect="1"/>
+                    <a:graphicFrameLocks noChangeAspect="1"/>
                   </wp:cNvGraphicFramePr>
-                  <a:graphic xmlns:a="http://schemas.openxmlformats.org/drawingml/2006/main">
+                  <a:graphic>
                     <a:graphicData uri="http://schemas.openxmlformats.org/drawingml/2006/picture">
-                      <pic:pic xmlns:pic="http://schemas.openxmlformats.org/drawingml/2006/picture">
+                      <pic:pic>
                         <pic:nvPicPr>
-                          <pic:cNvPr id="170" name="Picture 170" descr="image"/>
+                          <pic:cNvPr id="281" name="Picture 281" descr="image"/>
                           <pic:cNvPicPr>
                             <a:picLocks noChangeAspect="1"/>
                           </pic:cNvPicPr>
                         </pic:nvPicPr>
                         <pic:blipFill>
-                          <a:blip r:embed="rId6|rId97"/>
+                          <a:blip r:embed="rId6"/>
                           <a:stretch>
                             <a:fillRect/>
                           </a:stretch>
@@ -6764,7 +7048,44 @@
                         <pic:spPr>
                           <a:xfrm>
                             <a:off x="0" y="0"/>
-                            <a:ext cx="2571750" cy="2857500"/>
+                            <a:ext cx="237775" cy="184936"/>
+                          </a:xfrm>
+                          <a:prstGeom prst="rect">
+                            <a:avLst/>
+                          </a:prstGeom>
+                        </pic:spPr>
+                      </pic:pic>
+                    </a:graphicData>
+                  </a:graphic>
+                </wp:inline>
+              </w:drawing>
+              <w:drawing>
+                <wp:inline distT="0" distB="0" distL="0" distR="0">
+                  <wp:extent cx="2641950" cy="2201625"/>
+                  <wp:effectExtent l="0" t="0" r="0" b="0"/>
+                  <wp:docPr id="282" name="Picture 282" descr="image"/>
+                  <wp:cNvGraphicFramePr>
+                    <a:graphicFrameLocks noChangeAspect="1"/>
+                  </wp:cNvGraphicFramePr>
+                  <a:graphic>
+                    <a:graphicData uri="http://schemas.openxmlformats.org/drawingml/2006/picture">
+                      <pic:pic>
+                        <pic:nvPicPr>
+                          <pic:cNvPr id="282" name="Picture 282" descr="image"/>
+                          <pic:cNvPicPr>
+                            <a:picLocks noChangeAspect="1"/>
+                          </pic:cNvPicPr>
+                        </pic:nvPicPr>
+                        <pic:blipFill>
+                          <a:blip r:embed="rId97"/>
+                          <a:stretch>
+                            <a:fillRect/>
+                          </a:stretch>
+                        </pic:blipFill>
+                        <pic:spPr>
+                          <a:xfrm>
+                            <a:off x="0" y="0"/>
+                            <a:ext cx="2641950" cy="2201625"/>
                           </a:xfrm>
                           <a:prstGeom prst="rect">
                             <a:avLst/>
@@ -6828,23 +7149,23 @@
               </w:rPr>
               <w:drawing>
                 <wp:inline distT="0" distB="0" distL="0" distR="0">
-                  <wp:extent cx="2571750" cy="2857500"/>
+                  <wp:extent cx="237775" cy="184936"/>
                   <wp:effectExtent l="0" t="0" r="0" b="0"/>
-                  <wp:docPr id="171" name="Picture 171" descr="image"/>
+                  <wp:docPr id="283" name="Picture 283" descr="image"/>
                   <wp:cNvGraphicFramePr>
-                    <a:graphicFrameLocks xmlns:a="http://schemas.openxmlformats.org/drawingml/2006/main" noChangeAspect="1"/>
+                    <a:graphicFrameLocks noChangeAspect="1"/>
                   </wp:cNvGraphicFramePr>
-                  <a:graphic xmlns:a="http://schemas.openxmlformats.org/drawingml/2006/main">
+                  <a:graphic>
                     <a:graphicData uri="http://schemas.openxmlformats.org/drawingml/2006/picture">
-                      <pic:pic xmlns:pic="http://schemas.openxmlformats.org/drawingml/2006/picture">
+                      <pic:pic>
                         <pic:nvPicPr>
-                          <pic:cNvPr id="171" name="Picture 171" descr="image"/>
+                          <pic:cNvPr id="283" name="Picture 283" descr="image"/>
                           <pic:cNvPicPr>
                             <a:picLocks noChangeAspect="1"/>
                           </pic:cNvPicPr>
                         </pic:nvPicPr>
                         <pic:blipFill>
-                          <a:blip r:embed="rId6|rId99"/>
+                          <a:blip r:embed="rId6"/>
                           <a:stretch>
                             <a:fillRect/>
                           </a:stretch>
@@ -6852,7 +7173,44 @@
                         <pic:spPr>
                           <a:xfrm>
                             <a:off x="0" y="0"/>
-                            <a:ext cx="2571750" cy="2857500"/>
+                            <a:ext cx="237775" cy="184936"/>
+                          </a:xfrm>
+                          <a:prstGeom prst="rect">
+                            <a:avLst/>
+                          </a:prstGeom>
+                        </pic:spPr>
+                      </pic:pic>
+                    </a:graphicData>
+                  </a:graphic>
+                </wp:inline>
+              </w:drawing>
+              <w:drawing>
+                <wp:inline distT="0" distB="0" distL="0" distR="0">
+                  <wp:extent cx="2641950" cy="2201625"/>
+                  <wp:effectExtent l="0" t="0" r="0" b="0"/>
+                  <wp:docPr id="284" name="Picture 284" descr="image"/>
+                  <wp:cNvGraphicFramePr>
+                    <a:graphicFrameLocks noChangeAspect="1"/>
+                  </wp:cNvGraphicFramePr>
+                  <a:graphic>
+                    <a:graphicData uri="http://schemas.openxmlformats.org/drawingml/2006/picture">
+                      <pic:pic>
+                        <pic:nvPicPr>
+                          <pic:cNvPr id="284" name="Picture 284" descr="image"/>
+                          <pic:cNvPicPr>
+                            <a:picLocks noChangeAspect="1"/>
+                          </pic:cNvPicPr>
+                        </pic:nvPicPr>
+                        <pic:blipFill>
+                          <a:blip r:embed="rId99"/>
+                          <a:stretch>
+                            <a:fillRect/>
+                          </a:stretch>
+                        </pic:blipFill>
+                        <pic:spPr>
+                          <a:xfrm>
+                            <a:off x="0" y="0"/>
+                            <a:ext cx="2641950" cy="2201625"/>
                           </a:xfrm>
                           <a:prstGeom prst="rect">
                             <a:avLst/>
@@ -6921,23 +7279,23 @@
               </w:rPr>
               <w:drawing>
                 <wp:inline distT="0" distB="0" distL="0" distR="0">
-                  <wp:extent cx="2571750" cy="2857500"/>
+                  <wp:extent cx="237775" cy="184936"/>
                   <wp:effectExtent l="0" t="0" r="0" b="0"/>
-                  <wp:docPr id="172" name="Picture 172" descr="image"/>
+                  <wp:docPr id="285" name="Picture 285" descr="image"/>
                   <wp:cNvGraphicFramePr>
-                    <a:graphicFrameLocks xmlns:a="http://schemas.openxmlformats.org/drawingml/2006/main" noChangeAspect="1"/>
+                    <a:graphicFrameLocks noChangeAspect="1"/>
                   </wp:cNvGraphicFramePr>
-                  <a:graphic xmlns:a="http://schemas.openxmlformats.org/drawingml/2006/main">
+                  <a:graphic>
                     <a:graphicData uri="http://schemas.openxmlformats.org/drawingml/2006/picture">
-                      <pic:pic xmlns:pic="http://schemas.openxmlformats.org/drawingml/2006/picture">
+                      <pic:pic>
                         <pic:nvPicPr>
-                          <pic:cNvPr id="172" name="Picture 172" descr="image"/>
+                          <pic:cNvPr id="285" name="Picture 285" descr="image"/>
                           <pic:cNvPicPr>
                             <a:picLocks noChangeAspect="1"/>
                           </pic:cNvPicPr>
                         </pic:nvPicPr>
                         <pic:blipFill>
-                          <a:blip r:embed="rId6|rId101"/>
+                          <a:blip r:embed="rId6"/>
                           <a:stretch>
                             <a:fillRect/>
                           </a:stretch>
@@ -6945,7 +7303,44 @@
                         <pic:spPr>
                           <a:xfrm>
                             <a:off x="0" y="0"/>
-                            <a:ext cx="2571750" cy="2857500"/>
+                            <a:ext cx="237775" cy="184936"/>
+                          </a:xfrm>
+                          <a:prstGeom prst="rect">
+                            <a:avLst/>
+                          </a:prstGeom>
+                        </pic:spPr>
+                      </pic:pic>
+                    </a:graphicData>
+                  </a:graphic>
+                </wp:inline>
+              </w:drawing>
+              <w:drawing>
+                <wp:inline distT="0" distB="0" distL="0" distR="0">
+                  <wp:extent cx="2641950" cy="2201625"/>
+                  <wp:effectExtent l="0" t="0" r="0" b="0"/>
+                  <wp:docPr id="286" name="Picture 286" descr="image"/>
+                  <wp:cNvGraphicFramePr>
+                    <a:graphicFrameLocks noChangeAspect="1"/>
+                  </wp:cNvGraphicFramePr>
+                  <a:graphic>
+                    <a:graphicData uri="http://schemas.openxmlformats.org/drawingml/2006/picture">
+                      <pic:pic>
+                        <pic:nvPicPr>
+                          <pic:cNvPr id="286" name="Picture 286" descr="image"/>
+                          <pic:cNvPicPr>
+                            <a:picLocks noChangeAspect="1"/>
+                          </pic:cNvPicPr>
+                        </pic:nvPicPr>
+                        <pic:blipFill>
+                          <a:blip r:embed="rId101"/>
+                          <a:stretch>
+                            <a:fillRect/>
+                          </a:stretch>
+                        </pic:blipFill>
+                        <pic:spPr>
+                          <a:xfrm>
+                            <a:off x="0" y="0"/>
+                            <a:ext cx="2641950" cy="2201625"/>
                           </a:xfrm>
                           <a:prstGeom prst="rect">
                             <a:avLst/>
@@ -7009,23 +7404,23 @@
               </w:rPr>
               <w:drawing>
                 <wp:inline distT="0" distB="0" distL="0" distR="0">
-                  <wp:extent cx="2571750" cy="2857500"/>
+                  <wp:extent cx="237775" cy="184936"/>
                   <wp:effectExtent l="0" t="0" r="0" b="0"/>
-                  <wp:docPr id="173" name="Picture 173" descr="image"/>
+                  <wp:docPr id="287" name="Picture 287" descr="image"/>
                   <wp:cNvGraphicFramePr>
-                    <a:graphicFrameLocks xmlns:a="http://schemas.openxmlformats.org/drawingml/2006/main" noChangeAspect="1"/>
+                    <a:graphicFrameLocks noChangeAspect="1"/>
                   </wp:cNvGraphicFramePr>
-                  <a:graphic xmlns:a="http://schemas.openxmlformats.org/drawingml/2006/main">
+                  <a:graphic>
                     <a:graphicData uri="http://schemas.openxmlformats.org/drawingml/2006/picture">
-                      <pic:pic xmlns:pic="http://schemas.openxmlformats.org/drawingml/2006/picture">
+                      <pic:pic>
                         <pic:nvPicPr>
-                          <pic:cNvPr id="173" name="Picture 173" descr="image"/>
+                          <pic:cNvPr id="287" name="Picture 287" descr="image"/>
                           <pic:cNvPicPr>
                             <a:picLocks noChangeAspect="1"/>
                           </pic:cNvPicPr>
                         </pic:nvPicPr>
                         <pic:blipFill>
-                          <a:blip r:embed="rId6|rId103"/>
+                          <a:blip r:embed="rId6"/>
                           <a:stretch>
                             <a:fillRect/>
                           </a:stretch>
@@ -7033,7 +7428,44 @@
                         <pic:spPr>
                           <a:xfrm>
                             <a:off x="0" y="0"/>
-                            <a:ext cx="2571750" cy="2857500"/>
+                            <a:ext cx="237775" cy="184936"/>
+                          </a:xfrm>
+                          <a:prstGeom prst="rect">
+                            <a:avLst/>
+                          </a:prstGeom>
+                        </pic:spPr>
+                      </pic:pic>
+                    </a:graphicData>
+                  </a:graphic>
+                </wp:inline>
+              </w:drawing>
+              <w:drawing>
+                <wp:inline distT="0" distB="0" distL="0" distR="0">
+                  <wp:extent cx="2641950" cy="2201625"/>
+                  <wp:effectExtent l="0" t="0" r="0" b="0"/>
+                  <wp:docPr id="288" name="Picture 288" descr="image"/>
+                  <wp:cNvGraphicFramePr>
+                    <a:graphicFrameLocks noChangeAspect="1"/>
+                  </wp:cNvGraphicFramePr>
+                  <a:graphic>
+                    <a:graphicData uri="http://schemas.openxmlformats.org/drawingml/2006/picture">
+                      <pic:pic>
+                        <pic:nvPicPr>
+                          <pic:cNvPr id="288" name="Picture 288" descr="image"/>
+                          <pic:cNvPicPr>
+                            <a:picLocks noChangeAspect="1"/>
+                          </pic:cNvPicPr>
+                        </pic:nvPicPr>
+                        <pic:blipFill>
+                          <a:blip r:embed="rId103"/>
+                          <a:stretch>
+                            <a:fillRect/>
+                          </a:stretch>
+                        </pic:blipFill>
+                        <pic:spPr>
+                          <a:xfrm>
+                            <a:off x="0" y="0"/>
+                            <a:ext cx="2641950" cy="2201625"/>
                           </a:xfrm>
                           <a:prstGeom prst="rect">
                             <a:avLst/>
@@ -7572,23 +8004,23 @@
               </w:rPr>
               <w:drawing>
                 <wp:inline distT="0" distB="0" distL="0" distR="0">
-                  <wp:extent cx="2571750" cy="2857500"/>
+                  <wp:extent cx="224718" cy="174781"/>
                   <wp:effectExtent l="0" t="0" r="0" b="0"/>
-                  <wp:docPr id="179" name="Picture 179" descr="image"/>
+                  <wp:docPr id="289" name="Picture 289" descr="image"/>
                   <wp:cNvGraphicFramePr>
-                    <a:graphicFrameLocks xmlns:a="http://schemas.openxmlformats.org/drawingml/2006/main" noChangeAspect="1"/>
+                    <a:graphicFrameLocks noChangeAspect="1"/>
                   </wp:cNvGraphicFramePr>
-                  <a:graphic xmlns:a="http://schemas.openxmlformats.org/drawingml/2006/main">
+                  <a:graphic>
                     <a:graphicData uri="http://schemas.openxmlformats.org/drawingml/2006/picture">
-                      <pic:pic xmlns:pic="http://schemas.openxmlformats.org/drawingml/2006/picture">
+                      <pic:pic>
                         <pic:nvPicPr>
-                          <pic:cNvPr id="179" name="Picture 179" descr="image"/>
+                          <pic:cNvPr id="289" name="Picture 289" descr="image"/>
                           <pic:cNvPicPr>
                             <a:picLocks noChangeAspect="1"/>
                           </pic:cNvPicPr>
                         </pic:nvPicPr>
                         <pic:blipFill>
-                          <a:blip r:embed="rId6|rId110"/>
+                          <a:blip r:embed="rId6"/>
                           <a:stretch>
                             <a:fillRect/>
                           </a:stretch>
@@ -7596,7 +8028,44 @@
                         <pic:spPr>
                           <a:xfrm>
                             <a:off x="0" y="0"/>
-                            <a:ext cx="2571750" cy="2857500"/>
+                            <a:ext cx="224718" cy="174781"/>
+                          </a:xfrm>
+                          <a:prstGeom prst="rect">
+                            <a:avLst/>
+                          </a:prstGeom>
+                        </pic:spPr>
+                      </pic:pic>
+                    </a:graphicData>
+                  </a:graphic>
+                </wp:inline>
+              </w:drawing>
+              <w:drawing>
+                <wp:inline distT="0" distB="0" distL="0" distR="0">
+                  <wp:extent cx="2655007" cy="2105695"/>
+                  <wp:effectExtent l="0" t="0" r="0" b="0"/>
+                  <wp:docPr id="290" name="Picture 290" descr="image"/>
+                  <wp:cNvGraphicFramePr>
+                    <a:graphicFrameLocks noChangeAspect="1"/>
+                  </wp:cNvGraphicFramePr>
+                  <a:graphic>
+                    <a:graphicData uri="http://schemas.openxmlformats.org/drawingml/2006/picture">
+                      <pic:pic>
+                        <pic:nvPicPr>
+                          <pic:cNvPr id="290" name="Picture 290" descr="image"/>
+                          <pic:cNvPicPr>
+                            <a:picLocks noChangeAspect="1"/>
+                          </pic:cNvPicPr>
+                        </pic:nvPicPr>
+                        <pic:blipFill>
+                          <a:blip r:embed="rId110"/>
+                          <a:stretch>
+                            <a:fillRect/>
+                          </a:stretch>
+                        </pic:blipFill>
+                        <pic:spPr>
+                          <a:xfrm>
+                            <a:off x="0" y="0"/>
+                            <a:ext cx="2655007" cy="2105695"/>
                           </a:xfrm>
                           <a:prstGeom prst="rect">
                             <a:avLst/>
@@ -7660,23 +8129,23 @@
               </w:rPr>
               <w:drawing>
                 <wp:inline distT="0" distB="0" distL="0" distR="0">
-                  <wp:extent cx="2571750" cy="2857500"/>
+                  <wp:extent cx="257175" cy="200025"/>
                   <wp:effectExtent l="0" t="0" r="0" b="0"/>
-                  <wp:docPr id="180" name="Picture 180" descr="image"/>
+                  <wp:docPr id="291" name="Picture 291" descr="image"/>
                   <wp:cNvGraphicFramePr>
-                    <a:graphicFrameLocks xmlns:a="http://schemas.openxmlformats.org/drawingml/2006/main" noChangeAspect="1"/>
+                    <a:graphicFrameLocks noChangeAspect="1"/>
                   </wp:cNvGraphicFramePr>
-                  <a:graphic xmlns:a="http://schemas.openxmlformats.org/drawingml/2006/main">
+                  <a:graphic>
                     <a:graphicData uri="http://schemas.openxmlformats.org/drawingml/2006/picture">
-                      <pic:pic xmlns:pic="http://schemas.openxmlformats.org/drawingml/2006/picture">
+                      <pic:pic>
                         <pic:nvPicPr>
-                          <pic:cNvPr id="180" name="Picture 180" descr="image"/>
+                          <pic:cNvPr id="291" name="Picture 291" descr="image"/>
                           <pic:cNvPicPr>
                             <a:picLocks noChangeAspect="1"/>
                           </pic:cNvPicPr>
                         </pic:nvPicPr>
                         <pic:blipFill>
-                          <a:blip r:embed="rId6|rId112"/>
+                          <a:blip r:embed="rId6"/>
                           <a:stretch>
                             <a:fillRect/>
                           </a:stretch>
@@ -7684,7 +8153,44 @@
                         <pic:spPr>
                           <a:xfrm>
                             <a:off x="0" y="0"/>
-                            <a:ext cx="2571750" cy="2857500"/>
+                            <a:ext cx="257175" cy="200025"/>
+                          </a:xfrm>
+                          <a:prstGeom prst="rect">
+                            <a:avLst/>
+                          </a:prstGeom>
+                        </pic:spPr>
+                      </pic:pic>
+                    </a:graphicData>
+                  </a:graphic>
+                </wp:inline>
+              </w:drawing>
+              <w:drawing>
+                <wp:inline distT="0" distB="0" distL="0" distR="0">
+                  <wp:extent cx="2390775" cy="1466850"/>
+                  <wp:effectExtent l="0" t="0" r="0" b="0"/>
+                  <wp:docPr id="292" name="Picture 292" descr="image"/>
+                  <wp:cNvGraphicFramePr>
+                    <a:graphicFrameLocks noChangeAspect="1"/>
+                  </wp:cNvGraphicFramePr>
+                  <a:graphic>
+                    <a:graphicData uri="http://schemas.openxmlformats.org/drawingml/2006/picture">
+                      <pic:pic>
+                        <pic:nvPicPr>
+                          <pic:cNvPr id="292" name="Picture 292" descr="image"/>
+                          <pic:cNvPicPr>
+                            <a:picLocks noChangeAspect="1"/>
+                          </pic:cNvPicPr>
+                        </pic:nvPicPr>
+                        <pic:blipFill>
+                          <a:blip r:embed="rId112"/>
+                          <a:stretch>
+                            <a:fillRect/>
+                          </a:stretch>
+                        </pic:blipFill>
+                        <pic:spPr>
+                          <a:xfrm>
+                            <a:off x="0" y="0"/>
+                            <a:ext cx="2390775" cy="1466850"/>
                           </a:xfrm>
                           <a:prstGeom prst="rect">
                             <a:avLst/>
@@ -7753,23 +8259,23 @@
               </w:rPr>
               <w:drawing>
                 <wp:inline distT="0" distB="0" distL="0" distR="0">
-                  <wp:extent cx="2571750" cy="2857500"/>
+                  <wp:extent cx="239977" cy="186649"/>
                   <wp:effectExtent l="0" t="0" r="0" b="0"/>
-                  <wp:docPr id="181" name="Picture 181" descr="image"/>
+                  <wp:docPr id="293" name="Picture 293" descr="image"/>
                   <wp:cNvGraphicFramePr>
-                    <a:graphicFrameLocks xmlns:a="http://schemas.openxmlformats.org/drawingml/2006/main" noChangeAspect="1"/>
+                    <a:graphicFrameLocks noChangeAspect="1"/>
                   </wp:cNvGraphicFramePr>
-                  <a:graphic xmlns:a="http://schemas.openxmlformats.org/drawingml/2006/main">
+                  <a:graphic>
                     <a:graphicData uri="http://schemas.openxmlformats.org/drawingml/2006/picture">
-                      <pic:pic xmlns:pic="http://schemas.openxmlformats.org/drawingml/2006/picture">
+                      <pic:pic>
                         <pic:nvPicPr>
-                          <pic:cNvPr id="181" name="Picture 181" descr="image"/>
+                          <pic:cNvPr id="293" name="Picture 293" descr="image"/>
                           <pic:cNvPicPr>
                             <a:picLocks noChangeAspect="1"/>
                           </pic:cNvPicPr>
                         </pic:nvPicPr>
                         <pic:blipFill>
-                          <a:blip r:embed="rId6|rId114"/>
+                          <a:blip r:embed="rId6"/>
                           <a:stretch>
                             <a:fillRect/>
                           </a:stretch>
@@ -7777,7 +8283,44 @@
                         <pic:spPr>
                           <a:xfrm>
                             <a:off x="0" y="0"/>
-                            <a:ext cx="2571750" cy="2857500"/>
+                            <a:ext cx="239977" cy="186649"/>
+                          </a:xfrm>
+                          <a:prstGeom prst="rect">
+                            <a:avLst/>
+                          </a:prstGeom>
+                        </pic:spPr>
+                      </pic:pic>
+                    </a:graphicData>
+                  </a:graphic>
+                </wp:inline>
+              </w:drawing>
+              <w:drawing>
+                <wp:inline distT="0" distB="0" distL="0" distR="0">
+                  <wp:extent cx="2639748" cy="2168682"/>
+                  <wp:effectExtent l="0" t="0" r="0" b="0"/>
+                  <wp:docPr id="294" name="Picture 294" descr="image"/>
+                  <wp:cNvGraphicFramePr>
+                    <a:graphicFrameLocks noChangeAspect="1"/>
+                  </wp:cNvGraphicFramePr>
+                  <a:graphic>
+                    <a:graphicData uri="http://schemas.openxmlformats.org/drawingml/2006/picture">
+                      <pic:pic>
+                        <pic:nvPicPr>
+                          <pic:cNvPr id="294" name="Picture 294" descr="image"/>
+                          <pic:cNvPicPr>
+                            <a:picLocks noChangeAspect="1"/>
+                          </pic:cNvPicPr>
+                        </pic:nvPicPr>
+                        <pic:blipFill>
+                          <a:blip r:embed="rId114"/>
+                          <a:stretch>
+                            <a:fillRect/>
+                          </a:stretch>
+                        </pic:blipFill>
+                        <pic:spPr>
+                          <a:xfrm>
+                            <a:off x="0" y="0"/>
+                            <a:ext cx="2639748" cy="2168682"/>
                           </a:xfrm>
                           <a:prstGeom prst="rect">
                             <a:avLst/>
@@ -7841,23 +8384,23 @@
               </w:rPr>
               <w:drawing>
                 <wp:inline distT="0" distB="0" distL="0" distR="0">
-                  <wp:extent cx="2571750" cy="2857500"/>
+                  <wp:extent cx="257175" cy="200025"/>
                   <wp:effectExtent l="0" t="0" r="0" b="0"/>
-                  <wp:docPr id="182" name="Picture 182" descr="image"/>
+                  <wp:docPr id="295" name="Picture 295" descr="image"/>
                   <wp:cNvGraphicFramePr>
-                    <a:graphicFrameLocks xmlns:a="http://schemas.openxmlformats.org/drawingml/2006/main" noChangeAspect="1"/>
+                    <a:graphicFrameLocks noChangeAspect="1"/>
                   </wp:cNvGraphicFramePr>
-                  <a:graphic xmlns:a="http://schemas.openxmlformats.org/drawingml/2006/main">
+                  <a:graphic>
                     <a:graphicData uri="http://schemas.openxmlformats.org/drawingml/2006/picture">
-                      <pic:pic xmlns:pic="http://schemas.openxmlformats.org/drawingml/2006/picture">
+                      <pic:pic>
                         <pic:nvPicPr>
-                          <pic:cNvPr id="182" name="Picture 182" descr="image"/>
+                          <pic:cNvPr id="295" name="Picture 295" descr="image"/>
                           <pic:cNvPicPr>
                             <a:picLocks noChangeAspect="1"/>
                           </pic:cNvPicPr>
                         </pic:nvPicPr>
                         <pic:blipFill>
-                          <a:blip r:embed="rId6|rId116"/>
+                          <a:blip r:embed="rId6"/>
                           <a:stretch>
                             <a:fillRect/>
                           </a:stretch>
@@ -7865,7 +8408,44 @@
                         <pic:spPr>
                           <a:xfrm>
                             <a:off x="0" y="0"/>
-                            <a:ext cx="2571750" cy="2857500"/>
+                            <a:ext cx="257175" cy="200025"/>
+                          </a:xfrm>
+                          <a:prstGeom prst="rect">
+                            <a:avLst/>
+                          </a:prstGeom>
+                        </pic:spPr>
+                      </pic:pic>
+                    </a:graphicData>
+                  </a:graphic>
+                </wp:inline>
+              </w:drawing>
+              <w:drawing>
+                <wp:inline distT="0" distB="0" distL="0" distR="0">
+                  <wp:extent cx="2381250" cy="1504950"/>
+                  <wp:effectExtent l="0" t="0" r="0" b="0"/>
+                  <wp:docPr id="296" name="Picture 296" descr="image"/>
+                  <wp:cNvGraphicFramePr>
+                    <a:graphicFrameLocks noChangeAspect="1"/>
+                  </wp:cNvGraphicFramePr>
+                  <a:graphic>
+                    <a:graphicData uri="http://schemas.openxmlformats.org/drawingml/2006/picture">
+                      <pic:pic>
+                        <pic:nvPicPr>
+                          <pic:cNvPr id="296" name="Picture 296" descr="image"/>
+                          <pic:cNvPicPr>
+                            <a:picLocks noChangeAspect="1"/>
+                          </pic:cNvPicPr>
+                        </pic:nvPicPr>
+                        <pic:blipFill>
+                          <a:blip r:embed="rId116"/>
+                          <a:stretch>
+                            <a:fillRect/>
+                          </a:stretch>
+                        </pic:blipFill>
+                        <pic:spPr>
+                          <a:xfrm>
+                            <a:off x="0" y="0"/>
+                            <a:ext cx="2381250" cy="1504950"/>
                           </a:xfrm>
                           <a:prstGeom prst="rect">
                             <a:avLst/>
@@ -8346,23 +8926,23 @@
         </w:rPr>
         <w:drawing>
           <wp:inline distT="0" distB="0" distL="0" distR="0">
-            <wp:extent cx="3132000" cy="1905000"/>
+            <wp:extent cx="2054070" cy="1530483"/>
             <wp:effectExtent l="0" t="0" r="0" b="0"/>
-            <wp:docPr id="188" name="Picture 188" descr="image"/>
+            <wp:docPr id="297" name="Picture 297" descr="image"/>
             <wp:cNvGraphicFramePr>
-              <a:graphicFrameLocks xmlns:a="http://schemas.openxmlformats.org/drawingml/2006/main" noChangeAspect="1"/>
+              <a:graphicFrameLocks noChangeAspect="1"/>
             </wp:cNvGraphicFramePr>
-            <a:graphic xmlns:a="http://schemas.openxmlformats.org/drawingml/2006/main">
+            <a:graphic>
               <a:graphicData uri="http://schemas.openxmlformats.org/drawingml/2006/picture">
-                <pic:pic xmlns:pic="http://schemas.openxmlformats.org/drawingml/2006/picture">
+                <pic:pic>
                   <pic:nvPicPr>
-                    <pic:cNvPr id="188" name="Picture 188" descr="image"/>
+                    <pic:cNvPr id="297" name="Picture 297" descr="image"/>
                     <pic:cNvPicPr>
                       <a:picLocks noChangeAspect="1"/>
                     </pic:cNvPicPr>
                   </pic:nvPicPr>
                   <pic:blipFill>
-                    <a:blip r:embed="rId122|rId123"/>
+                    <a:blip r:embed="rId122"/>
                     <a:stretch>
                       <a:fillRect/>
                     </a:stretch>
@@ -8370,7 +8950,44 @@
                   <pic:spPr>
                     <a:xfrm>
                       <a:off x="0" y="0"/>
-                      <a:ext cx="3132000" cy="1905000"/>
+                      <a:ext cx="2054070" cy="1530483"/>
+                    </a:xfrm>
+                    <a:prstGeom prst="rect">
+                      <a:avLst/>
+                    </a:prstGeom>
+                  </pic:spPr>
+                </pic:pic>
+              </a:graphicData>
+            </a:graphic>
+          </wp:inline>
+        </w:drawing>
+        <w:drawing>
+          <wp:inline distT="0" distB="0" distL="0" distR="0">
+            <wp:extent cx="3705380" cy="2577656"/>
+            <wp:effectExtent l="0" t="0" r="0" b="0"/>
+            <wp:docPr id="298" name="Picture 298" descr="image"/>
+            <wp:cNvGraphicFramePr>
+              <a:graphicFrameLocks noChangeAspect="1"/>
+            </wp:cNvGraphicFramePr>
+            <a:graphic>
+              <a:graphicData uri="http://schemas.openxmlformats.org/drawingml/2006/picture">
+                <pic:pic>
+                  <pic:nvPicPr>
+                    <pic:cNvPr id="298" name="Picture 298" descr="image"/>
+                    <pic:cNvPicPr>
+                      <a:picLocks noChangeAspect="1"/>
+                    </pic:cNvPicPr>
+                  </pic:nvPicPr>
+                  <pic:blipFill>
+                    <a:blip r:embed="rId123"/>
+                    <a:stretch>
+                      <a:fillRect/>
+                    </a:stretch>
+                  </pic:blipFill>
+                  <pic:spPr>
+                    <a:xfrm>
+                      <a:off x="0" y="0"/>
+                      <a:ext cx="3705380" cy="2577656"/>
                     </a:xfrm>
                     <a:prstGeom prst="rect">
                       <a:avLst/>
@@ -8757,23 +9374,23 @@
         </w:rPr>
         <w:drawing>
           <wp:inline distT="0" distB="0" distL="0" distR="0">
-            <wp:extent cx="3132000" cy="1905000"/>
+            <wp:extent cx="2381250" cy="1762125"/>
             <wp:effectExtent l="0" t="0" r="0" b="0"/>
-            <wp:docPr id="193" name="Picture 193" descr="image"/>
+            <wp:docPr id="299" name="Picture 299" descr="image"/>
             <wp:cNvGraphicFramePr>
-              <a:graphicFrameLocks xmlns:a="http://schemas.openxmlformats.org/drawingml/2006/main" noChangeAspect="1"/>
+              <a:graphicFrameLocks noChangeAspect="1"/>
             </wp:cNvGraphicFramePr>
-            <a:graphic xmlns:a="http://schemas.openxmlformats.org/drawingml/2006/main">
+            <a:graphic>
               <a:graphicData uri="http://schemas.openxmlformats.org/drawingml/2006/picture">
-                <pic:pic xmlns:pic="http://schemas.openxmlformats.org/drawingml/2006/picture">
+                <pic:pic>
                   <pic:nvPicPr>
-                    <pic:cNvPr id="193" name="Picture 193" descr="image"/>
+                    <pic:cNvPr id="299" name="Picture 299" descr="image"/>
                     <pic:cNvPicPr>
                       <a:picLocks noChangeAspect="1"/>
                     </pic:cNvPicPr>
                   </pic:nvPicPr>
                   <pic:blipFill>
-                    <a:blip r:embed="rId128|rId129"/>
+                    <a:blip r:embed="rId128"/>
                     <a:stretch>
                       <a:fillRect/>
                     </a:stretch>
@@ -8781,7 +9398,44 @@
                   <pic:spPr>
                     <a:xfrm>
                       <a:off x="0" y="0"/>
-                      <a:ext cx="3132000" cy="1905000"/>
+                      <a:ext cx="2381250" cy="1762125"/>
+                    </a:xfrm>
+                    <a:prstGeom prst="rect">
+                      <a:avLst/>
+                    </a:prstGeom>
+                  </pic:spPr>
+                </pic:pic>
+              </a:graphicData>
+            </a:graphic>
+          </wp:inline>
+        </w:drawing>
+        <w:drawing>
+          <wp:inline distT="0" distB="0" distL="0" distR="0">
+            <wp:extent cx="2190750" cy="1762125"/>
+            <wp:effectExtent l="0" t="0" r="0" b="0"/>
+            <wp:docPr id="300" name="Picture 300" descr="image"/>
+            <wp:cNvGraphicFramePr>
+              <a:graphicFrameLocks noChangeAspect="1"/>
+            </wp:cNvGraphicFramePr>
+            <a:graphic>
+              <a:graphicData uri="http://schemas.openxmlformats.org/drawingml/2006/picture">
+                <pic:pic>
+                  <pic:nvPicPr>
+                    <pic:cNvPr id="300" name="Picture 300" descr="image"/>
+                    <pic:cNvPicPr>
+                      <a:picLocks noChangeAspect="1"/>
+                    </pic:cNvPicPr>
+                  </pic:nvPicPr>
+                  <pic:blipFill>
+                    <a:blip r:embed="rId129"/>
+                    <a:stretch>
+                      <a:fillRect/>
+                    </a:stretch>
+                  </pic:blipFill>
+                  <pic:spPr>
+                    <a:xfrm>
+                      <a:off x="0" y="0"/>
+                      <a:ext cx="2190750" cy="1762125"/>
                     </a:xfrm>
                     <a:prstGeom prst="rect">
                       <a:avLst/>
@@ -9168,23 +9822,23 @@
         </w:rPr>
         <w:drawing>
           <wp:inline distT="0" distB="0" distL="0" distR="0">
-            <wp:extent cx="3132000" cy="1905000"/>
+            <wp:extent cx="2552700" cy="1905000"/>
             <wp:effectExtent l="0" t="0" r="0" b="0"/>
-            <wp:docPr id="198" name="Picture 198" descr="image"/>
+            <wp:docPr id="301" name="Picture 301" descr="image"/>
             <wp:cNvGraphicFramePr>
-              <a:graphicFrameLocks xmlns:a="http://schemas.openxmlformats.org/drawingml/2006/main" noChangeAspect="1"/>
+              <a:graphicFrameLocks noChangeAspect="1"/>
             </wp:cNvGraphicFramePr>
-            <a:graphic xmlns:a="http://schemas.openxmlformats.org/drawingml/2006/main">
+            <a:graphic>
               <a:graphicData uri="http://schemas.openxmlformats.org/drawingml/2006/picture">
-                <pic:pic xmlns:pic="http://schemas.openxmlformats.org/drawingml/2006/picture">
+                <pic:pic>
                   <pic:nvPicPr>
-                    <pic:cNvPr id="198" name="Picture 198" descr="image"/>
+                    <pic:cNvPr id="301" name="Picture 301" descr="image"/>
                     <pic:cNvPicPr>
                       <a:picLocks noChangeAspect="1"/>
                     </pic:cNvPicPr>
                   </pic:nvPicPr>
                   <pic:blipFill>
-                    <a:blip r:embed="rId134|rId135"/>
+                    <a:blip r:embed="rId134"/>
                     <a:stretch>
                       <a:fillRect/>
                     </a:stretch>
@@ -9192,7 +9846,44 @@
                   <pic:spPr>
                     <a:xfrm>
                       <a:off x="0" y="0"/>
-                      <a:ext cx="3132000" cy="1905000"/>
+                      <a:ext cx="2552700" cy="1905000"/>
+                    </a:xfrm>
+                    <a:prstGeom prst="rect">
+                      <a:avLst/>
+                    </a:prstGeom>
+                  </pic:spPr>
+                </pic:pic>
+              </a:graphicData>
+            </a:graphic>
+          </wp:inline>
+        </w:drawing>
+        <w:drawing>
+          <wp:inline distT="0" distB="0" distL="0" distR="0">
+            <wp:extent cx="1619250" cy="1933575"/>
+            <wp:effectExtent l="0" t="0" r="0" b="0"/>
+            <wp:docPr id="302" name="Picture 302" descr="image"/>
+            <wp:cNvGraphicFramePr>
+              <a:graphicFrameLocks noChangeAspect="1"/>
+            </wp:cNvGraphicFramePr>
+            <a:graphic>
+              <a:graphicData uri="http://schemas.openxmlformats.org/drawingml/2006/picture">
+                <pic:pic>
+                  <pic:nvPicPr>
+                    <pic:cNvPr id="302" name="Picture 302" descr="image"/>
+                    <pic:cNvPicPr>
+                      <a:picLocks noChangeAspect="1"/>
+                    </pic:cNvPicPr>
+                  </pic:nvPicPr>
+                  <pic:blipFill>
+                    <a:blip r:embed="rId135"/>
+                    <a:stretch>
+                      <a:fillRect/>
+                    </a:stretch>
+                  </pic:blipFill>
+                  <pic:spPr>
+                    <a:xfrm>
+                      <a:off x="0" y="0"/>
+                      <a:ext cx="1619250" cy="1933575"/>
                     </a:xfrm>
                     <a:prstGeom prst="rect">
                       <a:avLst/>
@@ -9751,23 +10442,23 @@
               </w:rPr>
               <w:drawing>
                 <wp:inline distT="0" distB="0" distL="0" distR="0">
-                  <wp:extent cx="2571750" cy="2857500"/>
+                  <wp:extent cx="257175" cy="200025"/>
                   <wp:effectExtent l="0" t="0" r="0" b="0"/>
-                  <wp:docPr id="205" name="Picture 205" descr="image"/>
+                  <wp:docPr id="303" name="Picture 303" descr="image"/>
                   <wp:cNvGraphicFramePr>
-                    <a:graphicFrameLocks xmlns:a="http://schemas.openxmlformats.org/drawingml/2006/main" noChangeAspect="1"/>
+                    <a:graphicFrameLocks noChangeAspect="1"/>
                   </wp:cNvGraphicFramePr>
-                  <a:graphic xmlns:a="http://schemas.openxmlformats.org/drawingml/2006/main">
+                  <a:graphic>
                     <a:graphicData uri="http://schemas.openxmlformats.org/drawingml/2006/picture">
-                      <pic:pic xmlns:pic="http://schemas.openxmlformats.org/drawingml/2006/picture">
+                      <pic:pic>
                         <pic:nvPicPr>
-                          <pic:cNvPr id="205" name="Picture 205" descr="image"/>
+                          <pic:cNvPr id="303" name="Picture 303" descr="image"/>
                           <pic:cNvPicPr>
                             <a:picLocks noChangeAspect="1"/>
                           </pic:cNvPicPr>
                         </pic:nvPicPr>
                         <pic:blipFill>
-                          <a:blip r:embed="rId6|rId143"/>
+                          <a:blip r:embed="rId6"/>
                           <a:stretch>
                             <a:fillRect/>
                           </a:stretch>
@@ -9775,7 +10466,44 @@
                         <pic:spPr>
                           <a:xfrm>
                             <a:off x="0" y="0"/>
-                            <a:ext cx="2571750" cy="2857500"/>
+                            <a:ext cx="257175" cy="200025"/>
+                          </a:xfrm>
+                          <a:prstGeom prst="rect">
+                            <a:avLst/>
+                          </a:prstGeom>
+                        </pic:spPr>
+                      </pic:pic>
+                    </a:graphicData>
+                  </a:graphic>
+                </wp:inline>
+              </w:drawing>
+              <w:drawing>
+                <wp:inline distT="0" distB="0" distL="0" distR="0">
+                  <wp:extent cx="2571750" cy="2162175"/>
+                  <wp:effectExtent l="0" t="0" r="0" b="0"/>
+                  <wp:docPr id="304" name="Picture 304" descr="image"/>
+                  <wp:cNvGraphicFramePr>
+                    <a:graphicFrameLocks noChangeAspect="1"/>
+                  </wp:cNvGraphicFramePr>
+                  <a:graphic>
+                    <a:graphicData uri="http://schemas.openxmlformats.org/drawingml/2006/picture">
+                      <pic:pic>
+                        <pic:nvPicPr>
+                          <pic:cNvPr id="304" name="Picture 304" descr="image"/>
+                          <pic:cNvPicPr>
+                            <a:picLocks noChangeAspect="1"/>
+                          </pic:cNvPicPr>
+                        </pic:nvPicPr>
+                        <pic:blipFill>
+                          <a:blip r:embed="rId143"/>
+                          <a:stretch>
+                            <a:fillRect/>
+                          </a:stretch>
+                        </pic:blipFill>
+                        <pic:spPr>
+                          <a:xfrm>
+                            <a:off x="0" y="0"/>
+                            <a:ext cx="2571750" cy="2162175"/>
                           </a:xfrm>
                           <a:prstGeom prst="rect">
                             <a:avLst/>
@@ -9839,23 +10567,23 @@
               </w:rPr>
               <w:drawing>
                 <wp:inline distT="0" distB="0" distL="0" distR="0">
-                  <wp:extent cx="2571750" cy="2857500"/>
+                  <wp:extent cx="234195" cy="182151"/>
                   <wp:effectExtent l="0" t="0" r="0" b="0"/>
-                  <wp:docPr id="206" name="Picture 206" descr="image"/>
+                  <wp:docPr id="305" name="Picture 305" descr="image"/>
                   <wp:cNvGraphicFramePr>
-                    <a:graphicFrameLocks xmlns:a="http://schemas.openxmlformats.org/drawingml/2006/main" noChangeAspect="1"/>
+                    <a:graphicFrameLocks noChangeAspect="1"/>
                   </wp:cNvGraphicFramePr>
-                  <a:graphic xmlns:a="http://schemas.openxmlformats.org/drawingml/2006/main">
+                  <a:graphic>
                     <a:graphicData uri="http://schemas.openxmlformats.org/drawingml/2006/picture">
-                      <pic:pic xmlns:pic="http://schemas.openxmlformats.org/drawingml/2006/picture">
+                      <pic:pic>
                         <pic:nvPicPr>
-                          <pic:cNvPr id="206" name="Picture 206" descr="image"/>
+                          <pic:cNvPr id="305" name="Picture 305" descr="image"/>
                           <pic:cNvPicPr>
                             <a:picLocks noChangeAspect="1"/>
                           </pic:cNvPicPr>
                         </pic:nvPicPr>
                         <pic:blipFill>
-                          <a:blip r:embed="rId6|rId145"/>
+                          <a:blip r:embed="rId6"/>
                           <a:stretch>
                             <a:fillRect/>
                           </a:stretch>
@@ -9863,7 +10591,44 @@
                         <pic:spPr>
                           <a:xfrm>
                             <a:off x="0" y="0"/>
-                            <a:ext cx="2571750" cy="2857500"/>
+                            <a:ext cx="234195" cy="182151"/>
+                          </a:xfrm>
+                          <a:prstGeom prst="rect">
+                            <a:avLst/>
+                          </a:prstGeom>
+                        </pic:spPr>
+                      </pic:pic>
+                    </a:graphicData>
+                  </a:graphic>
+                </wp:inline>
+              </w:drawing>
+              <w:drawing>
+                <wp:inline distT="0" distB="0" distL="0" distR="0">
+                  <wp:extent cx="2645530" cy="1864882"/>
+                  <wp:effectExtent l="0" t="0" r="0" b="0"/>
+                  <wp:docPr id="306" name="Picture 306" descr="image"/>
+                  <wp:cNvGraphicFramePr>
+                    <a:graphicFrameLocks noChangeAspect="1"/>
+                  </wp:cNvGraphicFramePr>
+                  <a:graphic>
+                    <a:graphicData uri="http://schemas.openxmlformats.org/drawingml/2006/picture">
+                      <pic:pic>
+                        <pic:nvPicPr>
+                          <pic:cNvPr id="306" name="Picture 306" descr="image"/>
+                          <pic:cNvPicPr>
+                            <a:picLocks noChangeAspect="1"/>
+                          </pic:cNvPicPr>
+                        </pic:nvPicPr>
+                        <pic:blipFill>
+                          <a:blip r:embed="rId145"/>
+                          <a:stretch>
+                            <a:fillRect/>
+                          </a:stretch>
+                        </pic:blipFill>
+                        <pic:spPr>
+                          <a:xfrm>
+                            <a:off x="0" y="0"/>
+                            <a:ext cx="2645530" cy="1864882"/>
                           </a:xfrm>
                           <a:prstGeom prst="rect">
                             <a:avLst/>
@@ -9932,23 +10697,23 @@
               </w:rPr>
               <w:drawing>
                 <wp:inline distT="0" distB="0" distL="0" distR="0">
-                  <wp:extent cx="2571750" cy="2857500"/>
+                  <wp:extent cx="257175" cy="200025"/>
                   <wp:effectExtent l="0" t="0" r="0" b="0"/>
-                  <wp:docPr id="207" name="Picture 207" descr="image"/>
+                  <wp:docPr id="307" name="Picture 307" descr="image"/>
                   <wp:cNvGraphicFramePr>
-                    <a:graphicFrameLocks xmlns:a="http://schemas.openxmlformats.org/drawingml/2006/main" noChangeAspect="1"/>
+                    <a:graphicFrameLocks noChangeAspect="1"/>
                   </wp:cNvGraphicFramePr>
-                  <a:graphic xmlns:a="http://schemas.openxmlformats.org/drawingml/2006/main">
+                  <a:graphic>
                     <a:graphicData uri="http://schemas.openxmlformats.org/drawingml/2006/picture">
-                      <pic:pic xmlns:pic="http://schemas.openxmlformats.org/drawingml/2006/picture">
+                      <pic:pic>
                         <pic:nvPicPr>
-                          <pic:cNvPr id="207" name="Picture 207" descr="image"/>
+                          <pic:cNvPr id="307" name="Picture 307" descr="image"/>
                           <pic:cNvPicPr>
                             <a:picLocks noChangeAspect="1"/>
                           </pic:cNvPicPr>
                         </pic:nvPicPr>
                         <pic:blipFill>
-                          <a:blip r:embed="rId6|rId147"/>
+                          <a:blip r:embed="rId6"/>
                           <a:stretch>
                             <a:fillRect/>
                           </a:stretch>
@@ -9956,7 +10721,44 @@
                         <pic:spPr>
                           <a:xfrm>
                             <a:off x="0" y="0"/>
-                            <a:ext cx="2571750" cy="2857500"/>
+                            <a:ext cx="257175" cy="200025"/>
+                          </a:xfrm>
+                          <a:prstGeom prst="rect">
+                            <a:avLst/>
+                          </a:prstGeom>
+                        </pic:spPr>
+                      </pic:pic>
+                    </a:graphicData>
+                  </a:graphic>
+                </wp:inline>
+              </w:drawing>
+              <w:drawing>
+                <wp:inline distT="0" distB="0" distL="0" distR="0">
+                  <wp:extent cx="1933575" cy="1952625"/>
+                  <wp:effectExtent l="0" t="0" r="0" b="0"/>
+                  <wp:docPr id="308" name="Picture 308" descr="image"/>
+                  <wp:cNvGraphicFramePr>
+                    <a:graphicFrameLocks noChangeAspect="1"/>
+                  </wp:cNvGraphicFramePr>
+                  <a:graphic>
+                    <a:graphicData uri="http://schemas.openxmlformats.org/drawingml/2006/picture">
+                      <pic:pic>
+                        <pic:nvPicPr>
+                          <pic:cNvPr id="308" name="Picture 308" descr="image"/>
+                          <pic:cNvPicPr>
+                            <a:picLocks noChangeAspect="1"/>
+                          </pic:cNvPicPr>
+                        </pic:nvPicPr>
+                        <pic:blipFill>
+                          <a:blip r:embed="rId147"/>
+                          <a:stretch>
+                            <a:fillRect/>
+                          </a:stretch>
+                        </pic:blipFill>
+                        <pic:spPr>
+                          <a:xfrm>
+                            <a:off x="0" y="0"/>
+                            <a:ext cx="1933575" cy="1952625"/>
                           </a:xfrm>
                           <a:prstGeom prst="rect">
                             <a:avLst/>
@@ -10020,23 +10822,23 @@
               </w:rPr>
               <w:drawing>
                 <wp:inline distT="0" distB="0" distL="0" distR="0">
-                  <wp:extent cx="2571750" cy="2857500"/>
+                  <wp:extent cx="257175" cy="200025"/>
                   <wp:effectExtent l="0" t="0" r="0" b="0"/>
-                  <wp:docPr id="208" name="Picture 208" descr="image"/>
+                  <wp:docPr id="309" name="Picture 309" descr="image"/>
                   <wp:cNvGraphicFramePr>
-                    <a:graphicFrameLocks xmlns:a="http://schemas.openxmlformats.org/drawingml/2006/main" noChangeAspect="1"/>
+                    <a:graphicFrameLocks noChangeAspect="1"/>
                   </wp:cNvGraphicFramePr>
-                  <a:graphic xmlns:a="http://schemas.openxmlformats.org/drawingml/2006/main">
+                  <a:graphic>
                     <a:graphicData uri="http://schemas.openxmlformats.org/drawingml/2006/picture">
-                      <pic:pic xmlns:pic="http://schemas.openxmlformats.org/drawingml/2006/picture">
+                      <pic:pic>
                         <pic:nvPicPr>
-                          <pic:cNvPr id="208" name="Picture 208" descr="image"/>
+                          <pic:cNvPr id="309" name="Picture 309" descr="image"/>
                           <pic:cNvPicPr>
                             <a:picLocks noChangeAspect="1"/>
                           </pic:cNvPicPr>
                         </pic:nvPicPr>
                         <pic:blipFill>
-                          <a:blip r:embed="rId6|rId149"/>
+                          <a:blip r:embed="rId6"/>
                           <a:stretch>
                             <a:fillRect/>
                           </a:stretch>
@@ -10044,7 +10846,44 @@
                         <pic:spPr>
                           <a:xfrm>
                             <a:off x="0" y="0"/>
-                            <a:ext cx="2571750" cy="2857500"/>
+                            <a:ext cx="257175" cy="200025"/>
+                          </a:xfrm>
+                          <a:prstGeom prst="rect">
+                            <a:avLst/>
+                          </a:prstGeom>
+                        </pic:spPr>
+                      </pic:pic>
+                    </a:graphicData>
+                  </a:graphic>
+                </wp:inline>
+              </w:drawing>
+              <w:drawing>
+                <wp:inline distT="0" distB="0" distL="0" distR="0">
+                  <wp:extent cx="1895475" cy="1905000"/>
+                  <wp:effectExtent l="0" t="0" r="0" b="0"/>
+                  <wp:docPr id="310" name="Picture 310" descr="image"/>
+                  <wp:cNvGraphicFramePr>
+                    <a:graphicFrameLocks noChangeAspect="1"/>
+                  </wp:cNvGraphicFramePr>
+                  <a:graphic>
+                    <a:graphicData uri="http://schemas.openxmlformats.org/drawingml/2006/picture">
+                      <pic:pic>
+                        <pic:nvPicPr>
+                          <pic:cNvPr id="310" name="Picture 310" descr="image"/>
+                          <pic:cNvPicPr>
+                            <a:picLocks noChangeAspect="1"/>
+                          </pic:cNvPicPr>
+                        </pic:nvPicPr>
+                        <pic:blipFill>
+                          <a:blip r:embed="rId149"/>
+                          <a:stretch>
+                            <a:fillRect/>
+                          </a:stretch>
+                        </pic:blipFill>
+                        <pic:spPr>
+                          <a:xfrm>
+                            <a:off x="0" y="0"/>
+                            <a:ext cx="1895475" cy="1905000"/>
                           </a:xfrm>
                           <a:prstGeom prst="rect">
                             <a:avLst/>
@@ -10229,23 +11068,23 @@
               </w:rPr>
               <w:drawing>
                 <wp:inline distT="0" distB="0" distL="0" distR="0">
-                  <wp:extent cx="2571750" cy="2857500"/>
+                  <wp:extent cx="257175" cy="200025"/>
                   <wp:effectExtent l="0" t="0" r="0" b="0"/>
-                  <wp:docPr id="210" name="Picture 210" descr="image"/>
+                  <wp:docPr id="311" name="Picture 311" descr="image"/>
                   <wp:cNvGraphicFramePr>
-                    <a:graphicFrameLocks xmlns:a="http://schemas.openxmlformats.org/drawingml/2006/main" noChangeAspect="1"/>
+                    <a:graphicFrameLocks noChangeAspect="1"/>
                   </wp:cNvGraphicFramePr>
-                  <a:graphic xmlns:a="http://schemas.openxmlformats.org/drawingml/2006/main">
+                  <a:graphic>
                     <a:graphicData uri="http://schemas.openxmlformats.org/drawingml/2006/picture">
-                      <pic:pic xmlns:pic="http://schemas.openxmlformats.org/drawingml/2006/picture">
+                      <pic:pic>
                         <pic:nvPicPr>
-                          <pic:cNvPr id="210" name="Picture 210" descr="image"/>
+                          <pic:cNvPr id="311" name="Picture 311" descr="image"/>
                           <pic:cNvPicPr>
                             <a:picLocks noChangeAspect="1"/>
                           </pic:cNvPicPr>
                         </pic:nvPicPr>
                         <pic:blipFill>
-                          <a:blip r:embed="rId6|rId152"/>
+                          <a:blip r:embed="rId6"/>
                           <a:stretch>
                             <a:fillRect/>
                           </a:stretch>
@@ -10253,7 +11092,44 @@
                         <pic:spPr>
                           <a:xfrm>
                             <a:off x="0" y="0"/>
-                            <a:ext cx="2571750" cy="2857500"/>
+                            <a:ext cx="257175" cy="200025"/>
+                          </a:xfrm>
+                          <a:prstGeom prst="rect">
+                            <a:avLst/>
+                          </a:prstGeom>
+                        </pic:spPr>
+                      </pic:pic>
+                    </a:graphicData>
+                  </a:graphic>
+                </wp:inline>
+              </w:drawing>
+              <w:drawing>
+                <wp:inline distT="0" distB="0" distL="0" distR="0">
+                  <wp:extent cx="1905000" cy="1266825"/>
+                  <wp:effectExtent l="0" t="0" r="0" b="0"/>
+                  <wp:docPr id="312" name="Picture 312" descr="image"/>
+                  <wp:cNvGraphicFramePr>
+                    <a:graphicFrameLocks noChangeAspect="1"/>
+                  </wp:cNvGraphicFramePr>
+                  <a:graphic>
+                    <a:graphicData uri="http://schemas.openxmlformats.org/drawingml/2006/picture">
+                      <pic:pic>
+                        <pic:nvPicPr>
+                          <pic:cNvPr id="312" name="Picture 312" descr="image"/>
+                          <pic:cNvPicPr>
+                            <a:picLocks noChangeAspect="1"/>
+                          </pic:cNvPicPr>
+                        </pic:nvPicPr>
+                        <pic:blipFill>
+                          <a:blip r:embed="rId152"/>
+                          <a:stretch>
+                            <a:fillRect/>
+                          </a:stretch>
+                        </pic:blipFill>
+                        <pic:spPr>
+                          <a:xfrm>
+                            <a:off x="0" y="0"/>
+                            <a:ext cx="1905000" cy="1266825"/>
                           </a:xfrm>
                           <a:prstGeom prst="rect">
                             <a:avLst/>
@@ -10317,23 +11193,23 @@
               </w:rPr>
               <w:drawing>
                 <wp:inline distT="0" distB="0" distL="0" distR="0">
-                  <wp:extent cx="2571750" cy="2857500"/>
+                  <wp:extent cx="257175" cy="200025"/>
                   <wp:effectExtent l="0" t="0" r="0" b="0"/>
-                  <wp:docPr id="211" name="Picture 211" descr="image"/>
+                  <wp:docPr id="313" name="Picture 313" descr="image"/>
                   <wp:cNvGraphicFramePr>
-                    <a:graphicFrameLocks xmlns:a="http://schemas.openxmlformats.org/drawingml/2006/main" noChangeAspect="1"/>
+                    <a:graphicFrameLocks noChangeAspect="1"/>
                   </wp:cNvGraphicFramePr>
-                  <a:graphic xmlns:a="http://schemas.openxmlformats.org/drawingml/2006/main">
+                  <a:graphic>
                     <a:graphicData uri="http://schemas.openxmlformats.org/drawingml/2006/picture">
-                      <pic:pic xmlns:pic="http://schemas.openxmlformats.org/drawingml/2006/picture">
+                      <pic:pic>
                         <pic:nvPicPr>
-                          <pic:cNvPr id="211" name="Picture 211" descr="image"/>
+                          <pic:cNvPr id="313" name="Picture 313" descr="image"/>
                           <pic:cNvPicPr>
                             <a:picLocks noChangeAspect="1"/>
                           </pic:cNvPicPr>
                         </pic:nvPicPr>
                         <pic:blipFill>
-                          <a:blip r:embed="rId6|rId154"/>
+                          <a:blip r:embed="rId6"/>
                           <a:stretch>
                             <a:fillRect/>
                           </a:stretch>
@@ -10341,7 +11217,44 @@
                         <pic:spPr>
                           <a:xfrm>
                             <a:off x="0" y="0"/>
-                            <a:ext cx="2571750" cy="2857500"/>
+                            <a:ext cx="257175" cy="200025"/>
+                          </a:xfrm>
+                          <a:prstGeom prst="rect">
+                            <a:avLst/>
+                          </a:prstGeom>
+                        </pic:spPr>
+                      </pic:pic>
+                    </a:graphicData>
+                  </a:graphic>
+                </wp:inline>
+              </w:drawing>
+              <w:drawing>
+                <wp:inline distT="0" distB="0" distL="0" distR="0">
+                  <wp:extent cx="1905000" cy="1276350"/>
+                  <wp:effectExtent l="0" t="0" r="0" b="0"/>
+                  <wp:docPr id="314" name="Picture 314" descr="image"/>
+                  <wp:cNvGraphicFramePr>
+                    <a:graphicFrameLocks noChangeAspect="1"/>
+                  </wp:cNvGraphicFramePr>
+                  <a:graphic>
+                    <a:graphicData uri="http://schemas.openxmlformats.org/drawingml/2006/picture">
+                      <pic:pic>
+                        <pic:nvPicPr>
+                          <pic:cNvPr id="314" name="Picture 314" descr="image"/>
+                          <pic:cNvPicPr>
+                            <a:picLocks noChangeAspect="1"/>
+                          </pic:cNvPicPr>
+                        </pic:nvPicPr>
+                        <pic:blipFill>
+                          <a:blip r:embed="rId154"/>
+                          <a:stretch>
+                            <a:fillRect/>
+                          </a:stretch>
+                        </pic:blipFill>
+                        <pic:spPr>
+                          <a:xfrm>
+                            <a:off x="0" y="0"/>
+                            <a:ext cx="1905000" cy="1276350"/>
                           </a:xfrm>
                           <a:prstGeom prst="rect">
                             <a:avLst/>
@@ -10410,23 +11323,23 @@
               </w:rPr>
               <w:drawing>
                 <wp:inline distT="0" distB="0" distL="0" distR="0">
-                  <wp:extent cx="2571750" cy="2857500"/>
+                  <wp:extent cx="257175" cy="200025"/>
                   <wp:effectExtent l="0" t="0" r="0" b="0"/>
-                  <wp:docPr id="212" name="Picture 212" descr="image"/>
+                  <wp:docPr id="315" name="Picture 315" descr="image"/>
                   <wp:cNvGraphicFramePr>
-                    <a:graphicFrameLocks xmlns:a="http://schemas.openxmlformats.org/drawingml/2006/main" noChangeAspect="1"/>
+                    <a:graphicFrameLocks noChangeAspect="1"/>
                   </wp:cNvGraphicFramePr>
-                  <a:graphic xmlns:a="http://schemas.openxmlformats.org/drawingml/2006/main">
+                  <a:graphic>
                     <a:graphicData uri="http://schemas.openxmlformats.org/drawingml/2006/picture">
-                      <pic:pic xmlns:pic="http://schemas.openxmlformats.org/drawingml/2006/picture">
+                      <pic:pic>
                         <pic:nvPicPr>
-                          <pic:cNvPr id="212" name="Picture 212" descr="image"/>
+                          <pic:cNvPr id="315" name="Picture 315" descr="image"/>
                           <pic:cNvPicPr>
                             <a:picLocks noChangeAspect="1"/>
                           </pic:cNvPicPr>
                         </pic:nvPicPr>
                         <pic:blipFill>
-                          <a:blip r:embed="rId6|rId156"/>
+                          <a:blip r:embed="rId6"/>
                           <a:stretch>
                             <a:fillRect/>
                           </a:stretch>
@@ -10434,7 +11347,44 @@
                         <pic:spPr>
                           <a:xfrm>
                             <a:off x="0" y="0"/>
-                            <a:ext cx="2571750" cy="2857500"/>
+                            <a:ext cx="257175" cy="200025"/>
+                          </a:xfrm>
+                          <a:prstGeom prst="rect">
+                            <a:avLst/>
+                          </a:prstGeom>
+                        </pic:spPr>
+                      </pic:pic>
+                    </a:graphicData>
+                  </a:graphic>
+                </wp:inline>
+              </w:drawing>
+              <w:drawing>
+                <wp:inline distT="0" distB="0" distL="0" distR="0">
+                  <wp:extent cx="1905000" cy="1504950"/>
+                  <wp:effectExtent l="0" t="0" r="0" b="0"/>
+                  <wp:docPr id="316" name="Picture 316" descr="image"/>
+                  <wp:cNvGraphicFramePr>
+                    <a:graphicFrameLocks noChangeAspect="1"/>
+                  </wp:cNvGraphicFramePr>
+                  <a:graphic>
+                    <a:graphicData uri="http://schemas.openxmlformats.org/drawingml/2006/picture">
+                      <pic:pic>
+                        <pic:nvPicPr>
+                          <pic:cNvPr id="316" name="Picture 316" descr="image"/>
+                          <pic:cNvPicPr>
+                            <a:picLocks noChangeAspect="1"/>
+                          </pic:cNvPicPr>
+                        </pic:nvPicPr>
+                        <pic:blipFill>
+                          <a:blip r:embed="rId156"/>
+                          <a:stretch>
+                            <a:fillRect/>
+                          </a:stretch>
+                        </pic:blipFill>
+                        <pic:spPr>
+                          <a:xfrm>
+                            <a:off x="0" y="0"/>
+                            <a:ext cx="1905000" cy="1504950"/>
                           </a:xfrm>
                           <a:prstGeom prst="rect">
                             <a:avLst/>
@@ -10498,23 +11448,23 @@
               </w:rPr>
               <w:drawing>
                 <wp:inline distT="0" distB="0" distL="0" distR="0">
-                  <wp:extent cx="2571750" cy="2857500"/>
+                  <wp:extent cx="257175" cy="200025"/>
                   <wp:effectExtent l="0" t="0" r="0" b="0"/>
-                  <wp:docPr id="213" name="Picture 213" descr="image"/>
+                  <wp:docPr id="317" name="Picture 317" descr="image"/>
                   <wp:cNvGraphicFramePr>
-                    <a:graphicFrameLocks xmlns:a="http://schemas.openxmlformats.org/drawingml/2006/main" noChangeAspect="1"/>
+                    <a:graphicFrameLocks noChangeAspect="1"/>
                   </wp:cNvGraphicFramePr>
-                  <a:graphic xmlns:a="http://schemas.openxmlformats.org/drawingml/2006/main">
+                  <a:graphic>
                     <a:graphicData uri="http://schemas.openxmlformats.org/drawingml/2006/picture">
-                      <pic:pic xmlns:pic="http://schemas.openxmlformats.org/drawingml/2006/picture">
+                      <pic:pic>
                         <pic:nvPicPr>
-                          <pic:cNvPr id="213" name="Picture 213" descr="image"/>
+                          <pic:cNvPr id="317" name="Picture 317" descr="image"/>
                           <pic:cNvPicPr>
                             <a:picLocks noChangeAspect="1"/>
                           </pic:cNvPicPr>
                         </pic:nvPicPr>
                         <pic:blipFill>
-                          <a:blip r:embed="rId6|rId158"/>
+                          <a:blip r:embed="rId6"/>
                           <a:stretch>
                             <a:fillRect/>
                           </a:stretch>
@@ -10522,7 +11472,44 @@
                         <pic:spPr>
                           <a:xfrm>
                             <a:off x="0" y="0"/>
-                            <a:ext cx="2571750" cy="2857500"/>
+                            <a:ext cx="257175" cy="200025"/>
+                          </a:xfrm>
+                          <a:prstGeom prst="rect">
+                            <a:avLst/>
+                          </a:prstGeom>
+                        </pic:spPr>
+                      </pic:pic>
+                    </a:graphicData>
+                  </a:graphic>
+                </wp:inline>
+              </w:drawing>
+              <w:drawing>
+                <wp:inline distT="0" distB="0" distL="0" distR="0">
+                  <wp:extent cx="1905000" cy="1857375"/>
+                  <wp:effectExtent l="0" t="0" r="0" b="0"/>
+                  <wp:docPr id="318" name="Picture 318" descr="image"/>
+                  <wp:cNvGraphicFramePr>
+                    <a:graphicFrameLocks noChangeAspect="1"/>
+                  </wp:cNvGraphicFramePr>
+                  <a:graphic>
+                    <a:graphicData uri="http://schemas.openxmlformats.org/drawingml/2006/picture">
+                      <pic:pic>
+                        <pic:nvPicPr>
+                          <pic:cNvPr id="318" name="Picture 318" descr="image"/>
+                          <pic:cNvPicPr>
+                            <a:picLocks noChangeAspect="1"/>
+                          </pic:cNvPicPr>
+                        </pic:nvPicPr>
+                        <pic:blipFill>
+                          <a:blip r:embed="rId158"/>
+                          <a:stretch>
+                            <a:fillRect/>
+                          </a:stretch>
+                        </pic:blipFill>
+                        <pic:spPr>
+                          <a:xfrm>
+                            <a:off x="0" y="0"/>
+                            <a:ext cx="1905000" cy="1857375"/>
                           </a:xfrm>
                           <a:prstGeom prst="rect">
                             <a:avLst/>
@@ -11452,23 +12439,23 @@
         </w:rPr>
         <w:drawing>
           <wp:inline distT="0" distB="0" distL="0" distR="0">
-            <wp:extent cx="3132000" cy="2857500"/>
+            <wp:extent cx="3136334" cy="2280970"/>
             <wp:effectExtent l="0" t="0" r="0" b="0"/>
-            <wp:docPr id="224" name="Picture 224" descr="image"/>
+            <wp:docPr id="319" name="Picture 319" descr="image"/>
             <wp:cNvGraphicFramePr>
-              <a:graphicFrameLocks xmlns:a="http://schemas.openxmlformats.org/drawingml/2006/main" noChangeAspect="1"/>
+              <a:graphicFrameLocks noChangeAspect="1"/>
             </wp:cNvGraphicFramePr>
-            <a:graphic xmlns:a="http://schemas.openxmlformats.org/drawingml/2006/main">
+            <a:graphic>
               <a:graphicData uri="http://schemas.openxmlformats.org/drawingml/2006/picture">
-                <pic:pic xmlns:pic="http://schemas.openxmlformats.org/drawingml/2006/picture">
+                <pic:pic>
                   <pic:nvPicPr>
-                    <pic:cNvPr id="224" name="Picture 224" descr="image"/>
+                    <pic:cNvPr id="319" name="Picture 319" descr="image"/>
                     <pic:cNvPicPr>
                       <a:picLocks noChangeAspect="1"/>
                     </pic:cNvPicPr>
                   </pic:nvPicPr>
                   <pic:blipFill>
-                    <a:blip r:embed="rId169|rId170"/>
+                    <a:blip r:embed="rId169"/>
                     <a:stretch>
                       <a:fillRect/>
                     </a:stretch>
@@ -11476,7 +12463,7 @@
                   <pic:spPr>
                     <a:xfrm>
                       <a:off x="0" y="0"/>
-                      <a:ext cx="3132000" cy="2857500"/>
+                      <a:ext cx="3136334" cy="2280970"/>
                     </a:xfrm>
                     <a:prstGeom prst="rect">
                       <a:avLst/>
@@ -11487,79 +12474,25 @@
             </a:graphic>
           </wp:inline>
         </w:drawing>
-      </w:r>
-    </w:p>
-    <w:p>
-      <w:pPr>
-        <w:spacing w:before="0" w:after="0" w:line="300" w:lineRule="auto"/>
-        <w:rPr>
-          <w:rFonts w:ascii="Times New Roman" w:hAnsi="Times New Roman" w:eastAsia="宋体" w:cs="Times New Roman"/>
-          <w:kern w:val="0"/>
-          <w:sz w:val="12"/>
-          <w:szCs w:val="12"/>
-        </w:rPr>
-      </w:pPr>
-    </w:p>
-    <w:p>
-      <w:pPr>
-        <w:keepNext/>
-        <w:spacing w:before="40" w:after="30" w:line="300" w:lineRule="auto"/>
-        <w:ind w:left="0" w:right="0" w:firstLine="0"/>
-        <w:jc w:val="left"/>
-        <w:rPr>
-          <w:rFonts w:ascii="Times New Roman" w:hAnsi="Times New Roman" w:eastAsia="宋体" w:cs="Times New Roman"/>
-          <w:kern w:val="0"/>
-          <w:sz w:val="21"/>
-          <w:szCs w:val="21"/>
-        </w:rPr>
-      </w:pPr>
-      <w:r>
-        <w:rPr>
-          <w:rFonts w:ascii="Times New Roman" w:hAnsi="Times New Roman" w:eastAsia="宋体" w:cs="Times New Roman"/>
-          <w:kern w:val="0"/>
-          <w:sz w:val="21"/>
-          <w:szCs w:val="21"/>
-        </w:rPr>
-        <w:t xml:space="preserve">27．流星当前坐标为(120,100)，执行下面程序，流星滑行到坐标为(-200,0)的位置。（ ）</w:t>
-      </w:r>
-    </w:p>
-    <w:p>
-      <w:pPr>
-        <w:keepNext/>
-        <w:spacing w:before="40" w:after="40" w:line="240" w:lineRule="auto"/>
-        <w:ind w:left="0" w:right="0" w:firstLine="0"/>
-        <w:jc w:val="center"/>
-        <w:rPr>
-          <w:rFonts w:ascii="Times New Roman" w:hAnsi="Times New Roman" w:eastAsia="宋体" w:cs="Times New Roman"/>
-          <w:kern w:val="0"/>
-          <w:sz w:val="21"/>
-          <w:szCs w:val="21"/>
-        </w:rPr>
-      </w:pPr>
-      <w:r>
-        <w:rPr>
-          <w:rFonts w:ascii="Times New Roman" w:hAnsi="Times New Roman" w:eastAsia="宋体"/>
-          <w:sz w:val="21"/>
-        </w:rPr>
         <w:drawing>
           <wp:inline distT="0" distB="0" distL="0" distR="0">
-            <wp:extent cx="3132000" cy="2857500"/>
+            <wp:extent cx="2623116" cy="2280970"/>
             <wp:effectExtent l="0" t="0" r="0" b="0"/>
-            <wp:docPr id="225" name="Picture 225" descr="image"/>
+            <wp:docPr id="320" name="Picture 320" descr="image"/>
             <wp:cNvGraphicFramePr>
-              <a:graphicFrameLocks xmlns:a="http://schemas.openxmlformats.org/drawingml/2006/main" noChangeAspect="1"/>
+              <a:graphicFrameLocks noChangeAspect="1"/>
             </wp:cNvGraphicFramePr>
-            <a:graphic xmlns:a="http://schemas.openxmlformats.org/drawingml/2006/main">
+            <a:graphic>
               <a:graphicData uri="http://schemas.openxmlformats.org/drawingml/2006/picture">
-                <pic:pic xmlns:pic="http://schemas.openxmlformats.org/drawingml/2006/picture">
+                <pic:pic>
                   <pic:nvPicPr>
-                    <pic:cNvPr id="225" name="Picture 225" descr="image"/>
+                    <pic:cNvPr id="320" name="Picture 320" descr="image"/>
                     <pic:cNvPicPr>
                       <a:picLocks noChangeAspect="1"/>
                     </pic:cNvPicPr>
                   </pic:nvPicPr>
                   <pic:blipFill>
-                    <a:blip r:embed="rId173|rId174"/>
+                    <a:blip r:embed="rId170"/>
                     <a:stretch>
                       <a:fillRect/>
                     </a:stretch>
@@ -11567,7 +12500,135 @@
                   <pic:spPr>
                     <a:xfrm>
                       <a:off x="0" y="0"/>
-                      <a:ext cx="3132000" cy="2857500"/>
+                      <a:ext cx="2623116" cy="2280970"/>
+                    </a:xfrm>
+                    <a:prstGeom prst="rect">
+                      <a:avLst/>
+                    </a:prstGeom>
+                  </pic:spPr>
+                </pic:pic>
+              </a:graphicData>
+            </a:graphic>
+          </wp:inline>
+        </w:drawing>
+      </w:r>
+    </w:p>
+    <w:p>
+      <w:pPr>
+        <w:spacing w:before="0" w:after="0" w:line="300" w:lineRule="auto"/>
+        <w:rPr>
+          <w:rFonts w:ascii="Times New Roman" w:hAnsi="Times New Roman" w:eastAsia="宋体" w:cs="Times New Roman"/>
+          <w:kern w:val="0"/>
+          <w:sz w:val="12"/>
+          <w:szCs w:val="12"/>
+        </w:rPr>
+      </w:pPr>
+    </w:p>
+    <w:p>
+      <w:pPr>
+        <w:keepNext/>
+        <w:spacing w:before="40" w:after="30" w:line="300" w:lineRule="auto"/>
+        <w:ind w:left="0" w:right="0" w:firstLine="0"/>
+        <w:jc w:val="left"/>
+        <w:rPr>
+          <w:rFonts w:ascii="Times New Roman" w:hAnsi="Times New Roman" w:eastAsia="宋体" w:cs="Times New Roman"/>
+          <w:kern w:val="0"/>
+          <w:sz w:val="21"/>
+          <w:szCs w:val="21"/>
+        </w:rPr>
+      </w:pPr>
+      <w:r>
+        <w:rPr>
+          <w:rFonts w:ascii="Times New Roman" w:hAnsi="Times New Roman" w:eastAsia="宋体" w:cs="Times New Roman"/>
+          <w:kern w:val="0"/>
+          <w:sz w:val="21"/>
+          <w:szCs w:val="21"/>
+        </w:rPr>
+        <w:t xml:space="preserve">27．流星当前坐标为(120,100)，执行下面程序，流星滑行到坐标为(-200,0)的位置。（ ）</w:t>
+      </w:r>
+    </w:p>
+    <w:p>
+      <w:pPr>
+        <w:keepNext/>
+        <w:spacing w:before="40" w:after="40" w:line="240" w:lineRule="auto"/>
+        <w:ind w:left="0" w:right="0" w:firstLine="0"/>
+        <w:jc w:val="center"/>
+        <w:rPr>
+          <w:rFonts w:ascii="Times New Roman" w:hAnsi="Times New Roman" w:eastAsia="宋体" w:cs="Times New Roman"/>
+          <w:kern w:val="0"/>
+          <w:sz w:val="21"/>
+          <w:szCs w:val="21"/>
+        </w:rPr>
+      </w:pPr>
+      <w:r>
+        <w:rPr>
+          <w:rFonts w:ascii="Times New Roman" w:hAnsi="Times New Roman" w:eastAsia="宋体"/>
+          <w:sz w:val="21"/>
+        </w:rPr>
+        <w:drawing>
+          <wp:inline distT="0" distB="0" distL="0" distR="0">
+            <wp:extent cx="1972414" cy="1443807"/>
+            <wp:effectExtent l="0" t="0" r="0" b="0"/>
+            <wp:docPr id="321" name="Picture 321" descr="image"/>
+            <wp:cNvGraphicFramePr>
+              <a:graphicFrameLocks noChangeAspect="1"/>
+            </wp:cNvGraphicFramePr>
+            <a:graphic>
+              <a:graphicData uri="http://schemas.openxmlformats.org/drawingml/2006/picture">
+                <pic:pic>
+                  <pic:nvPicPr>
+                    <pic:cNvPr id="321" name="Picture 321" descr="image"/>
+                    <pic:cNvPicPr>
+                      <a:picLocks noChangeAspect="1"/>
+                    </pic:cNvPicPr>
+                  </pic:nvPicPr>
+                  <pic:blipFill>
+                    <a:blip r:embed="rId173"/>
+                    <a:stretch>
+                      <a:fillRect/>
+                    </a:stretch>
+                  </pic:blipFill>
+                  <pic:spPr>
+                    <a:xfrm>
+                      <a:off x="0" y="0"/>
+                      <a:ext cx="1972414" cy="1443807"/>
+                    </a:xfrm>
+                    <a:prstGeom prst="rect">
+                      <a:avLst/>
+                    </a:prstGeom>
+                  </pic:spPr>
+                </pic:pic>
+              </a:graphicData>
+            </a:graphic>
+          </wp:inline>
+        </w:drawing>
+        <w:drawing>
+          <wp:inline distT="0" distB="0" distL="0" distR="0">
+            <wp:extent cx="3787036" cy="1443807"/>
+            <wp:effectExtent l="0" t="0" r="0" b="0"/>
+            <wp:docPr id="322" name="Picture 322" descr="image"/>
+            <wp:cNvGraphicFramePr>
+              <a:graphicFrameLocks noChangeAspect="1"/>
+            </wp:cNvGraphicFramePr>
+            <a:graphic>
+              <a:graphicData uri="http://schemas.openxmlformats.org/drawingml/2006/picture">
+                <pic:pic>
+                  <pic:nvPicPr>
+                    <pic:cNvPr id="322" name="Picture 322" descr="image"/>
+                    <pic:cNvPicPr>
+                      <a:picLocks noChangeAspect="1"/>
+                    </pic:cNvPicPr>
+                  </pic:nvPicPr>
+                  <pic:blipFill>
+                    <a:blip r:embed="rId174"/>
+                    <a:stretch>
+                      <a:fillRect/>
+                    </a:stretch>
+                  </pic:blipFill>
+                  <pic:spPr>
+                    <a:xfrm>
+                      <a:off x="0" y="0"/>
+                      <a:ext cx="3787036" cy="1443807"/>
                     </a:xfrm>
                     <a:prstGeom prst="rect">
                       <a:avLst/>
@@ -11691,23 +12752,23 @@
         </w:rPr>
         <w:drawing>
           <wp:inline distT="0" distB="0" distL="0" distR="0">
-            <wp:extent cx="3132000" cy="2286000"/>
+            <wp:extent cx="2590800" cy="1971675"/>
             <wp:effectExtent l="0" t="0" r="0" b="0"/>
-            <wp:docPr id="227" name="Picture 227" descr="image"/>
+            <wp:docPr id="323" name="Picture 323" descr="image"/>
             <wp:cNvGraphicFramePr>
-              <a:graphicFrameLocks xmlns:a="http://schemas.openxmlformats.org/drawingml/2006/main" noChangeAspect="1"/>
+              <a:graphicFrameLocks noChangeAspect="1"/>
             </wp:cNvGraphicFramePr>
-            <a:graphic xmlns:a="http://schemas.openxmlformats.org/drawingml/2006/main">
+            <a:graphic>
               <a:graphicData uri="http://schemas.openxmlformats.org/drawingml/2006/picture">
-                <pic:pic xmlns:pic="http://schemas.openxmlformats.org/drawingml/2006/picture">
+                <pic:pic>
                   <pic:nvPicPr>
-                    <pic:cNvPr id="227" name="Picture 227" descr="image"/>
+                    <pic:cNvPr id="323" name="Picture 323" descr="image"/>
                     <pic:cNvPicPr>
                       <a:picLocks noChangeAspect="1"/>
                     </pic:cNvPicPr>
                   </pic:nvPicPr>
                   <pic:blipFill>
-                    <a:blip r:embed="rId178|rId179"/>
+                    <a:blip r:embed="rId178"/>
                     <a:stretch>
                       <a:fillRect/>
                     </a:stretch>
@@ -11715,7 +12776,44 @@
                   <pic:spPr>
                     <a:xfrm>
                       <a:off x="0" y="0"/>
-                      <a:ext cx="3132000" cy="2286000"/>
+                      <a:ext cx="2590800" cy="1971675"/>
+                    </a:xfrm>
+                    <a:prstGeom prst="rect">
+                      <a:avLst/>
+                    </a:prstGeom>
+                  </pic:spPr>
+                </pic:pic>
+              </a:graphicData>
+            </a:graphic>
+          </wp:inline>
+        </w:drawing>
+        <w:drawing>
+          <wp:inline distT="0" distB="0" distL="0" distR="0">
+            <wp:extent cx="2828925" cy="1971675"/>
+            <wp:effectExtent l="0" t="0" r="0" b="0"/>
+            <wp:docPr id="324" name="Picture 324" descr="image"/>
+            <wp:cNvGraphicFramePr>
+              <a:graphicFrameLocks noChangeAspect="1"/>
+            </wp:cNvGraphicFramePr>
+            <a:graphic>
+              <a:graphicData uri="http://schemas.openxmlformats.org/drawingml/2006/picture">
+                <pic:pic>
+                  <pic:nvPicPr>
+                    <pic:cNvPr id="324" name="Picture 324" descr="image"/>
+                    <pic:cNvPicPr>
+                      <a:picLocks noChangeAspect="1"/>
+                    </pic:cNvPicPr>
+                  </pic:nvPicPr>
+                  <pic:blipFill>
+                    <a:blip r:embed="rId179"/>
+                    <a:stretch>
+                      <a:fillRect/>
+                    </a:stretch>
+                  </pic:blipFill>
+                  <pic:spPr>
+                    <a:xfrm>
+                      <a:off x="0" y="0"/>
+                      <a:ext cx="2828925" cy="1971675"/>
                     </a:xfrm>
                     <a:prstGeom prst="rect">
                       <a:avLst/>
@@ -11873,23 +12971,23 @@
         </w:rPr>
         <w:drawing>
           <wp:inline distT="0" distB="0" distL="0" distR="0">
-            <wp:extent cx="3132000" cy="2857500"/>
+            <wp:extent cx="2266950" cy="1647825"/>
             <wp:effectExtent l="0" t="0" r="0" b="0"/>
-            <wp:docPr id="229" name="Picture 229" descr="image"/>
+            <wp:docPr id="325" name="Picture 325" descr="image"/>
             <wp:cNvGraphicFramePr>
-              <a:graphicFrameLocks xmlns:a="http://schemas.openxmlformats.org/drawingml/2006/main" noChangeAspect="1"/>
+              <a:graphicFrameLocks noChangeAspect="1"/>
             </wp:cNvGraphicFramePr>
-            <a:graphic xmlns:a="http://schemas.openxmlformats.org/drawingml/2006/main">
+            <a:graphic>
               <a:graphicData uri="http://schemas.openxmlformats.org/drawingml/2006/picture">
-                <pic:pic xmlns:pic="http://schemas.openxmlformats.org/drawingml/2006/picture">
+                <pic:pic>
                   <pic:nvPicPr>
-                    <pic:cNvPr id="229" name="Picture 229" descr="image"/>
+                    <pic:cNvPr id="325" name="Picture 325" descr="image"/>
                     <pic:cNvPicPr>
                       <a:picLocks noChangeAspect="1"/>
                     </pic:cNvPicPr>
                   </pic:nvPicPr>
                   <pic:blipFill>
-                    <a:blip r:embed="rId185|rId186"/>
+                    <a:blip r:embed="rId185"/>
                     <a:stretch>
                       <a:fillRect/>
                     </a:stretch>
@@ -11897,7 +12995,44 @@
                   <pic:spPr>
                     <a:xfrm>
                       <a:off x="0" y="0"/>
-                      <a:ext cx="3132000" cy="2857500"/>
+                      <a:ext cx="2266950" cy="1647825"/>
+                    </a:xfrm>
+                    <a:prstGeom prst="rect">
+                      <a:avLst/>
+                    </a:prstGeom>
+                  </pic:spPr>
+                </pic:pic>
+              </a:graphicData>
+            </a:graphic>
+          </wp:inline>
+        </w:drawing>
+        <w:drawing>
+          <wp:inline distT="0" distB="0" distL="0" distR="0">
+            <wp:extent cx="2143125" cy="1647825"/>
+            <wp:effectExtent l="0" t="0" r="0" b="0"/>
+            <wp:docPr id="326" name="Picture 326" descr="image"/>
+            <wp:cNvGraphicFramePr>
+              <a:graphicFrameLocks noChangeAspect="1"/>
+            </wp:cNvGraphicFramePr>
+            <a:graphic>
+              <a:graphicData uri="http://schemas.openxmlformats.org/drawingml/2006/picture">
+                <pic:pic>
+                  <pic:nvPicPr>
+                    <pic:cNvPr id="326" name="Picture 326" descr="image"/>
+                    <pic:cNvPicPr>
+                      <a:picLocks noChangeAspect="1"/>
+                    </pic:cNvPicPr>
+                  </pic:nvPicPr>
+                  <pic:blipFill>
+                    <a:blip r:embed="rId186"/>
+                    <a:stretch>
+                      <a:fillRect/>
+                    </a:stretch>
+                  </pic:blipFill>
+                  <pic:spPr>
+                    <a:xfrm>
+                      <a:off x="0" y="0"/>
+                      <a:ext cx="2143125" cy="1647825"/>
                     </a:xfrm>
                     <a:prstGeom prst="rect">
                       <a:avLst/>
@@ -12055,23 +13190,23 @@
         </w:rPr>
         <w:drawing>
           <wp:inline distT="0" distB="0" distL="0" distR="0">
-            <wp:extent cx="3132000" cy="2857500"/>
+            <wp:extent cx="2628900" cy="2381250"/>
             <wp:effectExtent l="0" t="0" r="0" b="0"/>
-            <wp:docPr id="231" name="Picture 231" descr="image"/>
+            <wp:docPr id="327" name="Picture 327" descr="image"/>
             <wp:cNvGraphicFramePr>
-              <a:graphicFrameLocks xmlns:a="http://schemas.openxmlformats.org/drawingml/2006/main" noChangeAspect="1"/>
+              <a:graphicFrameLocks noChangeAspect="1"/>
             </wp:cNvGraphicFramePr>
-            <a:graphic xmlns:a="http://schemas.openxmlformats.org/drawingml/2006/main">
+            <a:graphic>
               <a:graphicData uri="http://schemas.openxmlformats.org/drawingml/2006/picture">
-                <pic:pic xmlns:pic="http://schemas.openxmlformats.org/drawingml/2006/picture">
+                <pic:pic>
                   <pic:nvPicPr>
-                    <pic:cNvPr id="231" name="Picture 231" descr="image"/>
+                    <pic:cNvPr id="327" name="Picture 327" descr="image"/>
                     <pic:cNvPicPr>
                       <a:picLocks noChangeAspect="1"/>
                     </pic:cNvPicPr>
                   </pic:nvPicPr>
                   <pic:blipFill>
-                    <a:blip r:embed="rId192|rId193"/>
+                    <a:blip r:embed="rId192"/>
                     <a:stretch>
                       <a:fillRect/>
                     </a:stretch>
@@ -12079,7 +13214,44 @@
                   <pic:spPr>
                     <a:xfrm>
                       <a:off x="0" y="0"/>
-                      <a:ext cx="3132000" cy="2857500"/>
+                      <a:ext cx="2628900" cy="2381250"/>
+                    </a:xfrm>
+                    <a:prstGeom prst="rect">
+                      <a:avLst/>
+                    </a:prstGeom>
+                  </pic:spPr>
+                </pic:pic>
+              </a:graphicData>
+            </a:graphic>
+          </wp:inline>
+        </w:drawing>
+        <w:drawing>
+          <wp:inline distT="0" distB="0" distL="0" distR="0">
+            <wp:extent cx="2543175" cy="1143000"/>
+            <wp:effectExtent l="0" t="0" r="0" b="0"/>
+            <wp:docPr id="328" name="Picture 328" descr="image"/>
+            <wp:cNvGraphicFramePr>
+              <a:graphicFrameLocks noChangeAspect="1"/>
+            </wp:cNvGraphicFramePr>
+            <a:graphic>
+              <a:graphicData uri="http://schemas.openxmlformats.org/drawingml/2006/picture">
+                <pic:pic>
+                  <pic:nvPicPr>
+                    <pic:cNvPr id="328" name="Picture 328" descr="image"/>
+                    <pic:cNvPicPr>
+                      <a:picLocks noChangeAspect="1"/>
+                    </pic:cNvPicPr>
+                  </pic:nvPicPr>
+                  <pic:blipFill>
+                    <a:blip r:embed="rId193"/>
+                    <a:stretch>
+                      <a:fillRect/>
+                    </a:stretch>
+                  </pic:blipFill>
+                  <pic:spPr>
+                    <a:xfrm>
+                      <a:off x="0" y="0"/>
+                      <a:ext cx="2543175" cy="1143000"/>
                     </a:xfrm>
                     <a:prstGeom prst="rect">
                       <a:avLst/>
@@ -14271,68 +15443,7 @@
 </w:document>
 </file>
 
-<file path=word\fontTable.xml><?xml version="1.0" encoding="utf-8"?>
-<w:fonts xmlns:mc="http://schemas.openxmlformats.org/markup-compatibility/2006" xmlns:r="http://schemas.openxmlformats.org/officeDocument/2006/relationships" xmlns:w="http://schemas.openxmlformats.org/wordprocessingml/2006/main" xmlns:w14="http://schemas.microsoft.com/office/word/2010/wordml" mc:Ignorable="w14">
-  <w:font w:name="Times New Roman">
-    <w:panose1 w:val="02020603050405020304"/>
-    <w:charset w:val="00"/>
-    <w:family w:val="roman"/>
-    <w:pitch w:val="variable"/>
-    <w:sig w:usb0="20007A87" w:usb1="80000000" w:usb2="00000008" w:usb3="00000000" w:csb0="000001FF" w:csb1="00000000"/>
-  </w:font>
-  <w:font w:name="宋体">
-    <w:panose1 w:val="02010600030101010101"/>
-    <w:charset w:val="86"/>
-    <w:family w:val="auto"/>
-    <w:pitch w:val="default"/>
-    <w:sig w:usb0="00000003" w:usb1="288F0000" w:usb2="00000006" w:usb3="00000000" w:csb0="00040001" w:csb1="00000000"/>
-  </w:font>
-  <w:font w:name="Wingdings">
-    <w:panose1 w:val="05000000000000000000"/>
-    <w:charset w:val="02"/>
-    <w:family w:val="auto"/>
-    <w:pitch w:val="default"/>
-    <w:sig w:usb0="00000000" w:usb1="00000000" w:usb2="00000000" w:usb3="00000000" w:csb0="80000000" w:csb1="00000000"/>
-  </w:font>
-  <w:font w:name="Arial">
-    <w:panose1 w:val="020B0604020202020204"/>
-    <w:charset w:val="01"/>
-    <w:family w:val="swiss"/>
-    <w:pitch w:val="default"/>
-    <w:sig w:usb0="E0002AFF" w:usb1="C0007843" w:usb2="00000009" w:usb3="00000000" w:csb0="400001FF" w:csb1="FFFF0000"/>
-  </w:font>
-  <w:font w:name="黑体">
-    <w:panose1 w:val="02010609060101010101"/>
-    <w:charset w:val="86"/>
-    <w:family w:val="auto"/>
-    <w:pitch w:val="default"/>
-    <w:sig w:usb0="800002BF" w:usb1="38CF7CFA" w:usb2="00000016" w:usb3="00000000" w:csb0="00040001" w:csb1="00000000"/>
-  </w:font>
-  <w:font w:name="Courier New">
-    <w:panose1 w:val="02070309020205020404"/>
-    <w:charset w:val="01"/>
-    <w:family w:val="modern"/>
-    <w:pitch w:val="default"/>
-    <w:sig w:usb0="E0002AFF" w:usb1="C0007843" w:usb2="00000009" w:usb3="00000000" w:csb0="400001FF" w:csb1="FFFF0000"/>
-  </w:font>
-  <w:font w:name="Symbol">
-    <w:panose1 w:val="05050102010706020507"/>
-    <w:charset w:val="02"/>
-    <w:family w:val="roman"/>
-    <w:pitch w:val="default"/>
-    <w:sig w:usb0="00000000" w:usb1="00000000" w:usb2="00000000" w:usb3="00000000" w:csb0="80000000" w:csb1="00000000"/>
-  </w:font>
-  <w:font w:name="Calibri">
-    <w:panose1 w:val="020F0502020204030204"/>
-    <w:charset w:val="00"/>
-    <w:family w:val="swiss"/>
-    <w:pitch w:val="default"/>
-    <w:sig w:usb0="E10002FF" w:usb1="4000ACFF" w:usb2="00000009" w:usb3="00000000" w:csb0="2000019F" w:csb1="00000000"/>
-  </w:font>
-</w:fonts>
-</file>
-
-<file path=word\footer1.xml><?xml version="1.0" encoding="utf-8"?>
+<file path=word/footer1.xml><?xml version="1.0" encoding="utf-8"?>
 <w:ftr xmlns:w="http://schemas.openxmlformats.org/wordprocessingml/2006/main">
   <w:p>
     <w:pPr>
@@ -14412,61 +15523,7 @@
 </w:ftr>
 </file>
 
-<file path=word\settings.xml><?xml version="1.0" encoding="utf-8"?>
-<w:settings xmlns:mc="http://schemas.openxmlformats.org/markup-compatibility/2006" xmlns:o="urn:schemas-microsoft-com:office:office" xmlns:r="http://schemas.openxmlformats.org/officeDocument/2006/relationships" xmlns:m="http://schemas.openxmlformats.org/officeDocument/2006/math" xmlns:v="urn:schemas-microsoft-com:vml" xmlns:w10="urn:schemas-microsoft-com:office:word" xmlns:w="http://schemas.openxmlformats.org/wordprocessingml/2006/main" xmlns:w14="http://schemas.microsoft.com/office/word/2010/wordml" xmlns:sl="http://schemas.openxmlformats.org/schemaLibrary/2006/main" mc:Ignorable="w14">
-  <w:zoom w:percent="100"/>
-  <w:embedSystemFonts/>
-  <w:bordersDoNotSurroundHeader w:val="0"/>
-  <w:bordersDoNotSurroundFooter w:val="0"/>
-  <w:documentProtection w:enforcement="0"/>
-  <w:defaultTabStop w:val="420"/>
-  <w:drawingGridVerticalSpacing w:val="156"/>
-  <w:displayHorizontalDrawingGridEvery w:val="1"/>
-  <w:displayVerticalDrawingGridEvery w:val="1"/>
-  <w:noPunctuationKerning w:val="1"/>
-  <w:characterSpacingControl w:val="compressPunctuation"/>
-  <w:compat>
-    <w:spaceForUL/>
-    <w:balanceSingleByteDoubleByteWidth/>
-    <w:doNotLeaveBackslashAlone/>
-    <w:ulTrailSpace/>
-    <w:doNotExpandShiftReturn/>
-    <w:adjustLineHeightInTable/>
-    <w:doNotWrapTextWithPunct/>
-    <w:doNotUseEastAsianBreakRules/>
-    <w:useFELayout/>
-    <w:doNotUseIndentAsNumberingTabStop/>
-    <w:useAltKinsokuLineBreakRules/>
-    <w:compatSetting w:name="compatibilityMode" w:uri="http://schemas.microsoft.com/office/word" w:val="14"/>
-    <w:compatSetting w:name="overrideTableStyleFontSizeAndJustification" w:uri="http://schemas.microsoft.com/office/word" w:val="1"/>
-    <w:compatSetting w:name="enableOpenTypeFeatures" w:uri="http://schemas.microsoft.com/office/word" w:val="1"/>
-    <w:compatSetting w:name="doNotFlipMirrorIndents" w:uri="http://schemas.microsoft.com/office/word" w:val="1"/>
-  </w:compat>
-  <w:rsids>
-    <w:rsidRoot w:val="00000000"/>
-    <w:rsid w:val="4A383ABC"/>
-    <w:rsid w:val="65D867B7"/>
-  </w:rsids>
-  <m:mathPr>
-    <m:mathFont m:val="Cambria Math"/>
-    <m:brkBin m:val="before"/>
-    <m:brkBinSub m:val="--"/>
-    <m:smallFrac m:val="0"/>
-    <m:dispDef/>
-    <m:lMargin m:val="0"/>
-    <m:rMargin m:val="0"/>
-    <m:defJc m:val="centerGroup"/>
-    <m:wrapIndent m:val="1440"/>
-    <m:intLim m:val="subSup"/>
-    <m:naryLim m:val="undOvr"/>
-  </m:mathPr>
-  <w:themeFontLang w:val="en-US" w:eastAsia="zh-CN"/>
-  <w:clrSchemeMapping w:bg1="light1" w:t1="dark1" w:bg2="light2" w:t2="dark2" w:accent1="accent1" w:accent2="accent2" w:accent3="accent3" w:accent4="accent4" w:accent5="accent5" w:accent6="accent6" w:hyperlink="hyperlink" w:followedHyperlink="followedHyperlink"/>
-  <w:doNotIncludeSubdocsInStats/>
-</w:settings>
-</file>
-
-<file path=word\styles.xml><?xml version="1.0" encoding="utf-8"?>
+<file path=word/styles.xml><?xml version="1.0" encoding="utf-8"?>
 <w:styles xmlns:mc="http://schemas.openxmlformats.org/markup-compatibility/2006" xmlns:o="urn:schemas-microsoft-com:office:office" xmlns:r="http://schemas.openxmlformats.org/officeDocument/2006/relationships" xmlns:m="http://schemas.openxmlformats.org/officeDocument/2006/math" xmlns:v="urn:schemas-microsoft-com:vml" xmlns:w="http://schemas.openxmlformats.org/wordprocessingml/2006/main" xmlns:w14="http://schemas.microsoft.com/office/word/2010/wordml" xmlns:w10="urn:schemas-microsoft-com:office:word" xmlns:sl="http://schemas.openxmlformats.org/schemaLibrary/2006/main" mc:Ignorable="w14">
   <w:docDefaults>
     <w:rPrDefault>
@@ -14795,7 +15852,487 @@
 </w:styles>
 </file>
 
-<file path=word\theme\theme1.xml><?xml version="1.0" encoding="utf-8"?>
+<file path=word/activeX/activeX1.xml><?xml version="1.0" encoding="utf-8"?>
+<ax:ocx xmlns:ax="http://schemas.microsoft.com/office/2006/activeX" xmlns:r="http://schemas.openxmlformats.org/officeDocument/2006/relationships" ax:classid="{5512D118-5CC6-11CF-8D67-00AA00BDCE1D}" r:id="rId1" ax:persistence="persistStorage"/>
+</file>
+
+<file path=word/activeX/activeX10.xml><?xml version="1.0" encoding="utf-8"?>
+<ax:ocx xmlns:ax="http://schemas.microsoft.com/office/2006/activeX" xmlns:r="http://schemas.openxmlformats.org/officeDocument/2006/relationships" ax:classid="{5512D118-5CC6-11CF-8D67-00AA00BDCE1D}" r:id="rId1" ax:persistence="persistStorage"/>
+</file>
+
+<file path=word/activeX/activeX100.xml><?xml version="1.0" encoding="utf-8"?>
+<ax:ocx xmlns:ax="http://schemas.microsoft.com/office/2006/activeX" xmlns:r="http://schemas.openxmlformats.org/officeDocument/2006/relationships" ax:classid="{5512D118-5CC6-11CF-8D67-00AA00BDCE1D}" r:id="rId1" ax:persistence="persistStorage"/>
+</file>
+
+<file path=word/activeX/activeX101.xml><?xml version="1.0" encoding="utf-8"?>
+<ax:ocx xmlns:ax="http://schemas.microsoft.com/office/2006/activeX" xmlns:r="http://schemas.openxmlformats.org/officeDocument/2006/relationships" ax:classid="{5512D118-5CC6-11CF-8D67-00AA00BDCE1D}" r:id="rId1" ax:persistence="persistStorage"/>
+</file>
+
+<file path=word/activeX/activeX102.xml><?xml version="1.0" encoding="utf-8"?>
+<ax:ocx xmlns:ax="http://schemas.microsoft.com/office/2006/activeX" xmlns:r="http://schemas.openxmlformats.org/officeDocument/2006/relationships" ax:classid="{5512D118-5CC6-11CF-8D67-00AA00BDCE1D}" r:id="rId1" ax:persistence="persistStorage"/>
+</file>
+
+<file path=word/activeX/activeX103.xml><?xml version="1.0" encoding="utf-8"?>
+<ax:ocx xmlns:ax="http://schemas.microsoft.com/office/2006/activeX" xmlns:r="http://schemas.openxmlformats.org/officeDocument/2006/relationships" ax:classid="{5512D118-5CC6-11CF-8D67-00AA00BDCE1D}" r:id="rId1" ax:persistence="persistStorage"/>
+</file>
+
+<file path=word/activeX/activeX104.xml><?xml version="1.0" encoding="utf-8"?>
+<ax:ocx xmlns:ax="http://schemas.microsoft.com/office/2006/activeX" xmlns:r="http://schemas.openxmlformats.org/officeDocument/2006/relationships" ax:classid="{5512D118-5CC6-11CF-8D67-00AA00BDCE1D}" r:id="rId1" ax:persistence="persistStorage"/>
+</file>
+
+<file path=word/activeX/activeX105.xml><?xml version="1.0" encoding="utf-8"?>
+<ax:ocx xmlns:ax="http://schemas.microsoft.com/office/2006/activeX" xmlns:r="http://schemas.openxmlformats.org/officeDocument/2006/relationships" ax:classid="{5512D118-5CC6-11CF-8D67-00AA00BDCE1D}" r:id="rId1" ax:persistence="persistStorage"/>
+</file>
+
+<file path=word/activeX/activeX106.xml><?xml version="1.0" encoding="utf-8"?>
+<ax:ocx xmlns:ax="http://schemas.microsoft.com/office/2006/activeX" xmlns:r="http://schemas.openxmlformats.org/officeDocument/2006/relationships" ax:classid="{5512D118-5CC6-11CF-8D67-00AA00BDCE1D}" r:id="rId1" ax:persistence="persistStorage"/>
+</file>
+
+<file path=word/activeX/activeX107.xml><?xml version="1.0" encoding="utf-8"?>
+<ax:ocx xmlns:ax="http://schemas.microsoft.com/office/2006/activeX" xmlns:r="http://schemas.openxmlformats.org/officeDocument/2006/relationships" ax:classid="{5512D118-5CC6-11CF-8D67-00AA00BDCE1D}" r:id="rId1" ax:persistence="persistStorage"/>
+</file>
+
+<file path=word/activeX/activeX108.xml><?xml version="1.0" encoding="utf-8"?>
+<ax:ocx xmlns:ax="http://schemas.microsoft.com/office/2006/activeX" xmlns:r="http://schemas.openxmlformats.org/officeDocument/2006/relationships" ax:classid="{5512D118-5CC6-11CF-8D67-00AA00BDCE1D}" r:id="rId1" ax:persistence="persistStorage"/>
+</file>
+
+<file path=word/activeX/activeX109.xml><?xml version="1.0" encoding="utf-8"?>
+<ax:ocx xmlns:ax="http://schemas.microsoft.com/office/2006/activeX" xmlns:r="http://schemas.openxmlformats.org/officeDocument/2006/relationships" ax:classid="{5512D118-5CC6-11CF-8D67-00AA00BDCE1D}" r:id="rId1" ax:persistence="persistStorage"/>
+</file>
+
+<file path=word/activeX/activeX11.xml><?xml version="1.0" encoding="utf-8"?>
+<ax:ocx xmlns:ax="http://schemas.microsoft.com/office/2006/activeX" xmlns:r="http://schemas.openxmlformats.org/officeDocument/2006/relationships" ax:classid="{5512D118-5CC6-11CF-8D67-00AA00BDCE1D}" r:id="rId1" ax:persistence="persistStorage"/>
+</file>
+
+<file path=word/activeX/activeX110.xml><?xml version="1.0" encoding="utf-8"?>
+<ax:ocx xmlns:ax="http://schemas.microsoft.com/office/2006/activeX" xmlns:r="http://schemas.openxmlformats.org/officeDocument/2006/relationships" ax:classid="{5512D118-5CC6-11CF-8D67-00AA00BDCE1D}" r:id="rId1" ax:persistence="persistStorage"/>
+</file>
+
+<file path=word/activeX/activeX111.xml><?xml version="1.0" encoding="utf-8"?>
+<ax:ocx xmlns:ax="http://schemas.microsoft.com/office/2006/activeX" xmlns:r="http://schemas.openxmlformats.org/officeDocument/2006/relationships" ax:classid="{5512D118-5CC6-11CF-8D67-00AA00BDCE1D}" r:id="rId1" ax:persistence="persistStorage"/>
+</file>
+
+<file path=word/activeX/activeX112.xml><?xml version="1.0" encoding="utf-8"?>
+<ax:ocx xmlns:ax="http://schemas.microsoft.com/office/2006/activeX" xmlns:r="http://schemas.openxmlformats.org/officeDocument/2006/relationships" ax:classid="{5512D118-5CC6-11CF-8D67-00AA00BDCE1D}" r:id="rId1" ax:persistence="persistStorage"/>
+</file>
+
+<file path=word/activeX/activeX113.xml><?xml version="1.0" encoding="utf-8"?>
+<ax:ocx xmlns:ax="http://schemas.microsoft.com/office/2006/activeX" xmlns:r="http://schemas.openxmlformats.org/officeDocument/2006/relationships" ax:classid="{5512D118-5CC6-11CF-8D67-00AA00BDCE1D}" r:id="rId1" ax:persistence="persistStorage"/>
+</file>
+
+<file path=word/activeX/activeX114.xml><?xml version="1.0" encoding="utf-8"?>
+<ax:ocx xmlns:ax="http://schemas.microsoft.com/office/2006/activeX" xmlns:r="http://schemas.openxmlformats.org/officeDocument/2006/relationships" ax:classid="{5512D118-5CC6-11CF-8D67-00AA00BDCE1D}" r:id="rId1" ax:persistence="persistStorage"/>
+</file>
+
+<file path=word/activeX/activeX115.xml><?xml version="1.0" encoding="utf-8"?>
+<ax:ocx xmlns:ax="http://schemas.microsoft.com/office/2006/activeX" xmlns:r="http://schemas.openxmlformats.org/officeDocument/2006/relationships" ax:classid="{5512D118-5CC6-11CF-8D67-00AA00BDCE1D}" r:id="rId1" ax:persistence="persistStorage"/>
+</file>
+
+<file path=word/activeX/activeX116.xml><?xml version="1.0" encoding="utf-8"?>
+<ax:ocx xmlns:ax="http://schemas.microsoft.com/office/2006/activeX" xmlns:r="http://schemas.openxmlformats.org/officeDocument/2006/relationships" ax:classid="{5512D118-5CC6-11CF-8D67-00AA00BDCE1D}" r:id="rId1" ax:persistence="persistStorage"/>
+</file>
+
+<file path=word/activeX/activeX117.xml><?xml version="1.0" encoding="utf-8"?>
+<ax:ocx xmlns:ax="http://schemas.microsoft.com/office/2006/activeX" xmlns:r="http://schemas.openxmlformats.org/officeDocument/2006/relationships" ax:classid="{5512D118-5CC6-11CF-8D67-00AA00BDCE1D}" r:id="rId1" ax:persistence="persistStorage"/>
+</file>
+
+<file path=word/activeX/activeX118.xml><?xml version="1.0" encoding="utf-8"?>
+<ax:ocx xmlns:ax="http://schemas.microsoft.com/office/2006/activeX" xmlns:r="http://schemas.openxmlformats.org/officeDocument/2006/relationships" ax:classid="{5512D118-5CC6-11CF-8D67-00AA00BDCE1D}" r:id="rId1" ax:persistence="persistStorage"/>
+</file>
+
+<file path=word/activeX/activeX119.xml><?xml version="1.0" encoding="utf-8"?>
+<ax:ocx xmlns:ax="http://schemas.microsoft.com/office/2006/activeX" xmlns:r="http://schemas.openxmlformats.org/officeDocument/2006/relationships" ax:classid="{5512D118-5CC6-11CF-8D67-00AA00BDCE1D}" r:id="rId1" ax:persistence="persistStorage"/>
+</file>
+
+<file path=word/activeX/activeX12.xml><?xml version="1.0" encoding="utf-8"?>
+<ax:ocx xmlns:ax="http://schemas.microsoft.com/office/2006/activeX" xmlns:r="http://schemas.openxmlformats.org/officeDocument/2006/relationships" ax:classid="{5512D118-5CC6-11CF-8D67-00AA00BDCE1D}" r:id="rId1" ax:persistence="persistStorage"/>
+</file>
+
+<file path=word/activeX/activeX120.xml><?xml version="1.0" encoding="utf-8"?>
+<ax:ocx xmlns:ax="http://schemas.microsoft.com/office/2006/activeX" xmlns:r="http://schemas.openxmlformats.org/officeDocument/2006/relationships" ax:classid="{5512D118-5CC6-11CF-8D67-00AA00BDCE1D}" r:id="rId1" ax:persistence="persistStorage"/>
+</file>
+
+<file path=word/activeX/activeX13.xml><?xml version="1.0" encoding="utf-8"?>
+<ax:ocx xmlns:ax="http://schemas.microsoft.com/office/2006/activeX" xmlns:r="http://schemas.openxmlformats.org/officeDocument/2006/relationships" ax:classid="{5512D118-5CC6-11CF-8D67-00AA00BDCE1D}" r:id="rId1" ax:persistence="persistStorage"/>
+</file>
+
+<file path=word/activeX/activeX14.xml><?xml version="1.0" encoding="utf-8"?>
+<ax:ocx xmlns:ax="http://schemas.microsoft.com/office/2006/activeX" xmlns:r="http://schemas.openxmlformats.org/officeDocument/2006/relationships" ax:classid="{5512D118-5CC6-11CF-8D67-00AA00BDCE1D}" r:id="rId1" ax:persistence="persistStorage"/>
+</file>
+
+<file path=word/activeX/activeX15.xml><?xml version="1.0" encoding="utf-8"?>
+<ax:ocx xmlns:ax="http://schemas.microsoft.com/office/2006/activeX" xmlns:r="http://schemas.openxmlformats.org/officeDocument/2006/relationships" ax:classid="{5512D118-5CC6-11CF-8D67-00AA00BDCE1D}" r:id="rId1" ax:persistence="persistStorage"/>
+</file>
+
+<file path=word/activeX/activeX16.xml><?xml version="1.0" encoding="utf-8"?>
+<ax:ocx xmlns:ax="http://schemas.microsoft.com/office/2006/activeX" xmlns:r="http://schemas.openxmlformats.org/officeDocument/2006/relationships" ax:classid="{5512D118-5CC6-11CF-8D67-00AA00BDCE1D}" r:id="rId1" ax:persistence="persistStorage"/>
+</file>
+
+<file path=word/activeX/activeX17.xml><?xml version="1.0" encoding="utf-8"?>
+<ax:ocx xmlns:ax="http://schemas.microsoft.com/office/2006/activeX" xmlns:r="http://schemas.openxmlformats.org/officeDocument/2006/relationships" ax:classid="{5512D118-5CC6-11CF-8D67-00AA00BDCE1D}" r:id="rId1" ax:persistence="persistStorage"/>
+</file>
+
+<file path=word/activeX/activeX18.xml><?xml version="1.0" encoding="utf-8"?>
+<ax:ocx xmlns:ax="http://schemas.microsoft.com/office/2006/activeX" xmlns:r="http://schemas.openxmlformats.org/officeDocument/2006/relationships" ax:classid="{5512D118-5CC6-11CF-8D67-00AA00BDCE1D}" r:id="rId1" ax:persistence="persistStorage"/>
+</file>
+
+<file path=word/activeX/activeX19.xml><?xml version="1.0" encoding="utf-8"?>
+<ax:ocx xmlns:ax="http://schemas.microsoft.com/office/2006/activeX" xmlns:r="http://schemas.openxmlformats.org/officeDocument/2006/relationships" ax:classid="{5512D118-5CC6-11CF-8D67-00AA00BDCE1D}" r:id="rId1" ax:persistence="persistStorage"/>
+</file>
+
+<file path=word/activeX/activeX2.xml><?xml version="1.0" encoding="utf-8"?>
+<ax:ocx xmlns:ax="http://schemas.microsoft.com/office/2006/activeX" xmlns:r="http://schemas.openxmlformats.org/officeDocument/2006/relationships" ax:classid="{5512D118-5CC6-11CF-8D67-00AA00BDCE1D}" r:id="rId1" ax:persistence="persistStorage"/>
+</file>
+
+<file path=word/activeX/activeX20.xml><?xml version="1.0" encoding="utf-8"?>
+<ax:ocx xmlns:ax="http://schemas.microsoft.com/office/2006/activeX" xmlns:r="http://schemas.openxmlformats.org/officeDocument/2006/relationships" ax:classid="{5512D118-5CC6-11CF-8D67-00AA00BDCE1D}" r:id="rId1" ax:persistence="persistStorage"/>
+</file>
+
+<file path=word/activeX/activeX21.xml><?xml version="1.0" encoding="utf-8"?>
+<ax:ocx xmlns:ax="http://schemas.microsoft.com/office/2006/activeX" xmlns:r="http://schemas.openxmlformats.org/officeDocument/2006/relationships" ax:classid="{5512D118-5CC6-11CF-8D67-00AA00BDCE1D}" r:id="rId1" ax:persistence="persistStorage"/>
+</file>
+
+<file path=word/activeX/activeX22.xml><?xml version="1.0" encoding="utf-8"?>
+<ax:ocx xmlns:ax="http://schemas.microsoft.com/office/2006/activeX" xmlns:r="http://schemas.openxmlformats.org/officeDocument/2006/relationships" ax:classid="{5512D118-5CC6-11CF-8D67-00AA00BDCE1D}" r:id="rId1" ax:persistence="persistStorage"/>
+</file>
+
+<file path=word/activeX/activeX23.xml><?xml version="1.0" encoding="utf-8"?>
+<ax:ocx xmlns:ax="http://schemas.microsoft.com/office/2006/activeX" xmlns:r="http://schemas.openxmlformats.org/officeDocument/2006/relationships" ax:classid="{5512D118-5CC6-11CF-8D67-00AA00BDCE1D}" r:id="rId1" ax:persistence="persistStorage"/>
+</file>
+
+<file path=word/activeX/activeX24.xml><?xml version="1.0" encoding="utf-8"?>
+<ax:ocx xmlns:ax="http://schemas.microsoft.com/office/2006/activeX" xmlns:r="http://schemas.openxmlformats.org/officeDocument/2006/relationships" ax:classid="{5512D118-5CC6-11CF-8D67-00AA00BDCE1D}" r:id="rId1" ax:persistence="persistStorage"/>
+</file>
+
+<file path=word/activeX/activeX25.xml><?xml version="1.0" encoding="utf-8"?>
+<ax:ocx xmlns:ax="http://schemas.microsoft.com/office/2006/activeX" xmlns:r="http://schemas.openxmlformats.org/officeDocument/2006/relationships" ax:classid="{5512D118-5CC6-11CF-8D67-00AA00BDCE1D}" r:id="rId1" ax:persistence="persistStorage"/>
+</file>
+
+<file path=word/activeX/activeX26.xml><?xml version="1.0" encoding="utf-8"?>
+<ax:ocx xmlns:ax="http://schemas.microsoft.com/office/2006/activeX" xmlns:r="http://schemas.openxmlformats.org/officeDocument/2006/relationships" ax:classid="{5512D118-5CC6-11CF-8D67-00AA00BDCE1D}" r:id="rId1" ax:persistence="persistStorage"/>
+</file>
+
+<file path=word/activeX/activeX27.xml><?xml version="1.0" encoding="utf-8"?>
+<ax:ocx xmlns:ax="http://schemas.microsoft.com/office/2006/activeX" xmlns:r="http://schemas.openxmlformats.org/officeDocument/2006/relationships" ax:classid="{5512D118-5CC6-11CF-8D67-00AA00BDCE1D}" r:id="rId1" ax:persistence="persistStorage"/>
+</file>
+
+<file path=word/activeX/activeX28.xml><?xml version="1.0" encoding="utf-8"?>
+<ax:ocx xmlns:ax="http://schemas.microsoft.com/office/2006/activeX" xmlns:r="http://schemas.openxmlformats.org/officeDocument/2006/relationships" ax:classid="{5512D118-5CC6-11CF-8D67-00AA00BDCE1D}" r:id="rId1" ax:persistence="persistStorage"/>
+</file>
+
+<file path=word/activeX/activeX29.xml><?xml version="1.0" encoding="utf-8"?>
+<ax:ocx xmlns:ax="http://schemas.microsoft.com/office/2006/activeX" xmlns:r="http://schemas.openxmlformats.org/officeDocument/2006/relationships" ax:classid="{5512D118-5CC6-11CF-8D67-00AA00BDCE1D}" r:id="rId1" ax:persistence="persistStorage"/>
+</file>
+
+<file path=word/activeX/activeX3.xml><?xml version="1.0" encoding="utf-8"?>
+<ax:ocx xmlns:ax="http://schemas.microsoft.com/office/2006/activeX" xmlns:r="http://schemas.openxmlformats.org/officeDocument/2006/relationships" ax:classid="{5512D118-5CC6-11CF-8D67-00AA00BDCE1D}" r:id="rId1" ax:persistence="persistStorage"/>
+</file>
+
+<file path=word/activeX/activeX30.xml><?xml version="1.0" encoding="utf-8"?>
+<ax:ocx xmlns:ax="http://schemas.microsoft.com/office/2006/activeX" xmlns:r="http://schemas.openxmlformats.org/officeDocument/2006/relationships" ax:classid="{5512D118-5CC6-11CF-8D67-00AA00BDCE1D}" r:id="rId1" ax:persistence="persistStorage"/>
+</file>
+
+<file path=word/activeX/activeX31.xml><?xml version="1.0" encoding="utf-8"?>
+<ax:ocx xmlns:ax="http://schemas.microsoft.com/office/2006/activeX" xmlns:r="http://schemas.openxmlformats.org/officeDocument/2006/relationships" ax:classid="{5512D118-5CC6-11CF-8D67-00AA00BDCE1D}" r:id="rId1" ax:persistence="persistStorage"/>
+</file>
+
+<file path=word/activeX/activeX32.xml><?xml version="1.0" encoding="utf-8"?>
+<ax:ocx xmlns:ax="http://schemas.microsoft.com/office/2006/activeX" xmlns:r="http://schemas.openxmlformats.org/officeDocument/2006/relationships" ax:classid="{5512D118-5CC6-11CF-8D67-00AA00BDCE1D}" r:id="rId1" ax:persistence="persistStorage"/>
+</file>
+
+<file path=word/activeX/activeX33.xml><?xml version="1.0" encoding="utf-8"?>
+<ax:ocx xmlns:ax="http://schemas.microsoft.com/office/2006/activeX" xmlns:r="http://schemas.openxmlformats.org/officeDocument/2006/relationships" ax:classid="{5512D118-5CC6-11CF-8D67-00AA00BDCE1D}" r:id="rId1" ax:persistence="persistStorage"/>
+</file>
+
+<file path=word/activeX/activeX34.xml><?xml version="1.0" encoding="utf-8"?>
+<ax:ocx xmlns:ax="http://schemas.microsoft.com/office/2006/activeX" xmlns:r="http://schemas.openxmlformats.org/officeDocument/2006/relationships" ax:classid="{5512D118-5CC6-11CF-8D67-00AA00BDCE1D}" r:id="rId1" ax:persistence="persistStorage"/>
+</file>
+
+<file path=word/activeX/activeX35.xml><?xml version="1.0" encoding="utf-8"?>
+<ax:ocx xmlns:ax="http://schemas.microsoft.com/office/2006/activeX" xmlns:r="http://schemas.openxmlformats.org/officeDocument/2006/relationships" ax:classid="{5512D118-5CC6-11CF-8D67-00AA00BDCE1D}" r:id="rId1" ax:persistence="persistStorage"/>
+</file>
+
+<file path=word/activeX/activeX36.xml><?xml version="1.0" encoding="utf-8"?>
+<ax:ocx xmlns:ax="http://schemas.microsoft.com/office/2006/activeX" xmlns:r="http://schemas.openxmlformats.org/officeDocument/2006/relationships" ax:classid="{5512D118-5CC6-11CF-8D67-00AA00BDCE1D}" r:id="rId1" ax:persistence="persistStorage"/>
+</file>
+
+<file path=word/activeX/activeX37.xml><?xml version="1.0" encoding="utf-8"?>
+<ax:ocx xmlns:ax="http://schemas.microsoft.com/office/2006/activeX" xmlns:r="http://schemas.openxmlformats.org/officeDocument/2006/relationships" ax:classid="{5512D118-5CC6-11CF-8D67-00AA00BDCE1D}" r:id="rId1" ax:persistence="persistStorage"/>
+</file>
+
+<file path=word/activeX/activeX38.xml><?xml version="1.0" encoding="utf-8"?>
+<ax:ocx xmlns:ax="http://schemas.microsoft.com/office/2006/activeX" xmlns:r="http://schemas.openxmlformats.org/officeDocument/2006/relationships" ax:classid="{5512D118-5CC6-11CF-8D67-00AA00BDCE1D}" r:id="rId1" ax:persistence="persistStorage"/>
+</file>
+
+<file path=word/activeX/activeX39.xml><?xml version="1.0" encoding="utf-8"?>
+<ax:ocx xmlns:ax="http://schemas.microsoft.com/office/2006/activeX" xmlns:r="http://schemas.openxmlformats.org/officeDocument/2006/relationships" ax:classid="{5512D118-5CC6-11CF-8D67-00AA00BDCE1D}" r:id="rId1" ax:persistence="persistStorage"/>
+</file>
+
+<file path=word/activeX/activeX4.xml><?xml version="1.0" encoding="utf-8"?>
+<ax:ocx xmlns:ax="http://schemas.microsoft.com/office/2006/activeX" xmlns:r="http://schemas.openxmlformats.org/officeDocument/2006/relationships" ax:classid="{5512D118-5CC6-11CF-8D67-00AA00BDCE1D}" r:id="rId1" ax:persistence="persistStorage"/>
+</file>
+
+<file path=word/activeX/activeX40.xml><?xml version="1.0" encoding="utf-8"?>
+<ax:ocx xmlns:ax="http://schemas.microsoft.com/office/2006/activeX" xmlns:r="http://schemas.openxmlformats.org/officeDocument/2006/relationships" ax:classid="{5512D118-5CC6-11CF-8D67-00AA00BDCE1D}" r:id="rId1" ax:persistence="persistStorage"/>
+</file>
+
+<file path=word/activeX/activeX41.xml><?xml version="1.0" encoding="utf-8"?>
+<ax:ocx xmlns:ax="http://schemas.microsoft.com/office/2006/activeX" xmlns:r="http://schemas.openxmlformats.org/officeDocument/2006/relationships" ax:classid="{5512D118-5CC6-11CF-8D67-00AA00BDCE1D}" r:id="rId1" ax:persistence="persistStorage"/>
+</file>
+
+<file path=word/activeX/activeX42.xml><?xml version="1.0" encoding="utf-8"?>
+<ax:ocx xmlns:ax="http://schemas.microsoft.com/office/2006/activeX" xmlns:r="http://schemas.openxmlformats.org/officeDocument/2006/relationships" ax:classid="{5512D118-5CC6-11CF-8D67-00AA00BDCE1D}" r:id="rId1" ax:persistence="persistStorage"/>
+</file>
+
+<file path=word/activeX/activeX43.xml><?xml version="1.0" encoding="utf-8"?>
+<ax:ocx xmlns:ax="http://schemas.microsoft.com/office/2006/activeX" xmlns:r="http://schemas.openxmlformats.org/officeDocument/2006/relationships" ax:classid="{5512D118-5CC6-11CF-8D67-00AA00BDCE1D}" r:id="rId1" ax:persistence="persistStorage"/>
+</file>
+
+<file path=word/activeX/activeX44.xml><?xml version="1.0" encoding="utf-8"?>
+<ax:ocx xmlns:ax="http://schemas.microsoft.com/office/2006/activeX" xmlns:r="http://schemas.openxmlformats.org/officeDocument/2006/relationships" ax:classid="{5512D118-5CC6-11CF-8D67-00AA00BDCE1D}" r:id="rId1" ax:persistence="persistStorage"/>
+</file>
+
+<file path=word/activeX/activeX45.xml><?xml version="1.0" encoding="utf-8"?>
+<ax:ocx xmlns:ax="http://schemas.microsoft.com/office/2006/activeX" xmlns:r="http://schemas.openxmlformats.org/officeDocument/2006/relationships" ax:classid="{5512D118-5CC6-11CF-8D67-00AA00BDCE1D}" r:id="rId1" ax:persistence="persistStorage"/>
+</file>
+
+<file path=word/activeX/activeX46.xml><?xml version="1.0" encoding="utf-8"?>
+<ax:ocx xmlns:ax="http://schemas.microsoft.com/office/2006/activeX" xmlns:r="http://schemas.openxmlformats.org/officeDocument/2006/relationships" ax:classid="{5512D118-5CC6-11CF-8D67-00AA00BDCE1D}" r:id="rId1" ax:persistence="persistStorage"/>
+</file>
+
+<file path=word/activeX/activeX47.xml><?xml version="1.0" encoding="utf-8"?>
+<ax:ocx xmlns:ax="http://schemas.microsoft.com/office/2006/activeX" xmlns:r="http://schemas.openxmlformats.org/officeDocument/2006/relationships" ax:classid="{5512D118-5CC6-11CF-8D67-00AA00BDCE1D}" r:id="rId1" ax:persistence="persistStorage"/>
+</file>
+
+<file path=word/activeX/activeX48.xml><?xml version="1.0" encoding="utf-8"?>
+<ax:ocx xmlns:ax="http://schemas.microsoft.com/office/2006/activeX" xmlns:r="http://schemas.openxmlformats.org/officeDocument/2006/relationships" ax:classid="{5512D118-5CC6-11CF-8D67-00AA00BDCE1D}" r:id="rId1" ax:persistence="persistStorage"/>
+</file>
+
+<file path=word/activeX/activeX49.xml><?xml version="1.0" encoding="utf-8"?>
+<ax:ocx xmlns:ax="http://schemas.microsoft.com/office/2006/activeX" xmlns:r="http://schemas.openxmlformats.org/officeDocument/2006/relationships" ax:classid="{5512D118-5CC6-11CF-8D67-00AA00BDCE1D}" r:id="rId1" ax:persistence="persistStorage"/>
+</file>
+
+<file path=word/activeX/activeX5.xml><?xml version="1.0" encoding="utf-8"?>
+<ax:ocx xmlns:ax="http://schemas.microsoft.com/office/2006/activeX" xmlns:r="http://schemas.openxmlformats.org/officeDocument/2006/relationships" ax:classid="{5512D118-5CC6-11CF-8D67-00AA00BDCE1D}" r:id="rId1" ax:persistence="persistStorage"/>
+</file>
+
+<file path=word/activeX/activeX50.xml><?xml version="1.0" encoding="utf-8"?>
+<ax:ocx xmlns:ax="http://schemas.microsoft.com/office/2006/activeX" xmlns:r="http://schemas.openxmlformats.org/officeDocument/2006/relationships" ax:classid="{5512D118-5CC6-11CF-8D67-00AA00BDCE1D}" r:id="rId1" ax:persistence="persistStorage"/>
+</file>
+
+<file path=word/activeX/activeX51.xml><?xml version="1.0" encoding="utf-8"?>
+<ax:ocx xmlns:ax="http://schemas.microsoft.com/office/2006/activeX" xmlns:r="http://schemas.openxmlformats.org/officeDocument/2006/relationships" ax:classid="{5512D118-5CC6-11CF-8D67-00AA00BDCE1D}" r:id="rId1" ax:persistence="persistStorage"/>
+</file>
+
+<file path=word/activeX/activeX52.xml><?xml version="1.0" encoding="utf-8"?>
+<ax:ocx xmlns:ax="http://schemas.microsoft.com/office/2006/activeX" xmlns:r="http://schemas.openxmlformats.org/officeDocument/2006/relationships" ax:classid="{5512D118-5CC6-11CF-8D67-00AA00BDCE1D}" r:id="rId1" ax:persistence="persistStorage"/>
+</file>
+
+<file path=word/activeX/activeX53.xml><?xml version="1.0" encoding="utf-8"?>
+<ax:ocx xmlns:ax="http://schemas.microsoft.com/office/2006/activeX" xmlns:r="http://schemas.openxmlformats.org/officeDocument/2006/relationships" ax:classid="{5512D118-5CC6-11CF-8D67-00AA00BDCE1D}" r:id="rId1" ax:persistence="persistStorage"/>
+</file>
+
+<file path=word/activeX/activeX54.xml><?xml version="1.0" encoding="utf-8"?>
+<ax:ocx xmlns:ax="http://schemas.microsoft.com/office/2006/activeX" xmlns:r="http://schemas.openxmlformats.org/officeDocument/2006/relationships" ax:classid="{5512D118-5CC6-11CF-8D67-00AA00BDCE1D}" r:id="rId1" ax:persistence="persistStorage"/>
+</file>
+
+<file path=word/activeX/activeX55.xml><?xml version="1.0" encoding="utf-8"?>
+<ax:ocx xmlns:ax="http://schemas.microsoft.com/office/2006/activeX" xmlns:r="http://schemas.openxmlformats.org/officeDocument/2006/relationships" ax:classid="{5512D118-5CC6-11CF-8D67-00AA00BDCE1D}" r:id="rId1" ax:persistence="persistStorage"/>
+</file>
+
+<file path=word/activeX/activeX56.xml><?xml version="1.0" encoding="utf-8"?>
+<ax:ocx xmlns:ax="http://schemas.microsoft.com/office/2006/activeX" xmlns:r="http://schemas.openxmlformats.org/officeDocument/2006/relationships" ax:classid="{5512D118-5CC6-11CF-8D67-00AA00BDCE1D}" r:id="rId1" ax:persistence="persistStorage"/>
+</file>
+
+<file path=word/activeX/activeX57.xml><?xml version="1.0" encoding="utf-8"?>
+<ax:ocx xmlns:ax="http://schemas.microsoft.com/office/2006/activeX" xmlns:r="http://schemas.openxmlformats.org/officeDocument/2006/relationships" ax:classid="{5512D118-5CC6-11CF-8D67-00AA00BDCE1D}" r:id="rId1" ax:persistence="persistStorage"/>
+</file>
+
+<file path=word/activeX/activeX58.xml><?xml version="1.0" encoding="utf-8"?>
+<ax:ocx xmlns:ax="http://schemas.microsoft.com/office/2006/activeX" xmlns:r="http://schemas.openxmlformats.org/officeDocument/2006/relationships" ax:classid="{5512D118-5CC6-11CF-8D67-00AA00BDCE1D}" r:id="rId1" ax:persistence="persistStorage"/>
+</file>
+
+<file path=word/activeX/activeX59.xml><?xml version="1.0" encoding="utf-8"?>
+<ax:ocx xmlns:ax="http://schemas.microsoft.com/office/2006/activeX" xmlns:r="http://schemas.openxmlformats.org/officeDocument/2006/relationships" ax:classid="{5512D118-5CC6-11CF-8D67-00AA00BDCE1D}" r:id="rId1" ax:persistence="persistStorage"/>
+</file>
+
+<file path=word/activeX/activeX6.xml><?xml version="1.0" encoding="utf-8"?>
+<ax:ocx xmlns:ax="http://schemas.microsoft.com/office/2006/activeX" xmlns:r="http://schemas.openxmlformats.org/officeDocument/2006/relationships" ax:classid="{5512D118-5CC6-11CF-8D67-00AA00BDCE1D}" r:id="rId1" ax:persistence="persistStorage"/>
+</file>
+
+<file path=word/activeX/activeX60.xml><?xml version="1.0" encoding="utf-8"?>
+<ax:ocx xmlns:ax="http://schemas.microsoft.com/office/2006/activeX" xmlns:r="http://schemas.openxmlformats.org/officeDocument/2006/relationships" ax:classid="{5512D118-5CC6-11CF-8D67-00AA00BDCE1D}" r:id="rId1" ax:persistence="persistStorage"/>
+</file>
+
+<file path=word/activeX/activeX61.xml><?xml version="1.0" encoding="utf-8"?>
+<ax:ocx xmlns:ax="http://schemas.microsoft.com/office/2006/activeX" xmlns:r="http://schemas.openxmlformats.org/officeDocument/2006/relationships" ax:classid="{5512D118-5CC6-11CF-8D67-00AA00BDCE1D}" r:id="rId1" ax:persistence="persistStorage"/>
+</file>
+
+<file path=word/activeX/activeX62.xml><?xml version="1.0" encoding="utf-8"?>
+<ax:ocx xmlns:ax="http://schemas.microsoft.com/office/2006/activeX" xmlns:r="http://schemas.openxmlformats.org/officeDocument/2006/relationships" ax:classid="{5512D118-5CC6-11CF-8D67-00AA00BDCE1D}" r:id="rId1" ax:persistence="persistStorage"/>
+</file>
+
+<file path=word/activeX/activeX63.xml><?xml version="1.0" encoding="utf-8"?>
+<ax:ocx xmlns:ax="http://schemas.microsoft.com/office/2006/activeX" xmlns:r="http://schemas.openxmlformats.org/officeDocument/2006/relationships" ax:classid="{5512D118-5CC6-11CF-8D67-00AA00BDCE1D}" r:id="rId1" ax:persistence="persistStorage"/>
+</file>
+
+<file path=word/activeX/activeX64.xml><?xml version="1.0" encoding="utf-8"?>
+<ax:ocx xmlns:ax="http://schemas.microsoft.com/office/2006/activeX" xmlns:r="http://schemas.openxmlformats.org/officeDocument/2006/relationships" ax:classid="{5512D118-5CC6-11CF-8D67-00AA00BDCE1D}" r:id="rId1" ax:persistence="persistStorage"/>
+</file>
+
+<file path=word/activeX/activeX65.xml><?xml version="1.0" encoding="utf-8"?>
+<ax:ocx xmlns:ax="http://schemas.microsoft.com/office/2006/activeX" xmlns:r="http://schemas.openxmlformats.org/officeDocument/2006/relationships" ax:classid="{5512D118-5CC6-11CF-8D67-00AA00BDCE1D}" r:id="rId1" ax:persistence="persistStorage"/>
+</file>
+
+<file path=word/activeX/activeX66.xml><?xml version="1.0" encoding="utf-8"?>
+<ax:ocx xmlns:ax="http://schemas.microsoft.com/office/2006/activeX" xmlns:r="http://schemas.openxmlformats.org/officeDocument/2006/relationships" ax:classid="{5512D118-5CC6-11CF-8D67-00AA00BDCE1D}" r:id="rId1" ax:persistence="persistStorage"/>
+</file>
+
+<file path=word/activeX/activeX67.xml><?xml version="1.0" encoding="utf-8"?>
+<ax:ocx xmlns:ax="http://schemas.microsoft.com/office/2006/activeX" xmlns:r="http://schemas.openxmlformats.org/officeDocument/2006/relationships" ax:classid="{5512D118-5CC6-11CF-8D67-00AA00BDCE1D}" r:id="rId1" ax:persistence="persistStorage"/>
+</file>
+
+<file path=word/activeX/activeX68.xml><?xml version="1.0" encoding="utf-8"?>
+<ax:ocx xmlns:ax="http://schemas.microsoft.com/office/2006/activeX" xmlns:r="http://schemas.openxmlformats.org/officeDocument/2006/relationships" ax:classid="{5512D118-5CC6-11CF-8D67-00AA00BDCE1D}" r:id="rId1" ax:persistence="persistStorage"/>
+</file>
+
+<file path=word/activeX/activeX69.xml><?xml version="1.0" encoding="utf-8"?>
+<ax:ocx xmlns:ax="http://schemas.microsoft.com/office/2006/activeX" xmlns:r="http://schemas.openxmlformats.org/officeDocument/2006/relationships" ax:classid="{5512D118-5CC6-11CF-8D67-00AA00BDCE1D}" r:id="rId1" ax:persistence="persistStorage"/>
+</file>
+
+<file path=word/activeX/activeX7.xml><?xml version="1.0" encoding="utf-8"?>
+<ax:ocx xmlns:ax="http://schemas.microsoft.com/office/2006/activeX" xmlns:r="http://schemas.openxmlformats.org/officeDocument/2006/relationships" ax:classid="{5512D118-5CC6-11CF-8D67-00AA00BDCE1D}" r:id="rId1" ax:persistence="persistStorage"/>
+</file>
+
+<file path=word/activeX/activeX70.xml><?xml version="1.0" encoding="utf-8"?>
+<ax:ocx xmlns:ax="http://schemas.microsoft.com/office/2006/activeX" xmlns:r="http://schemas.openxmlformats.org/officeDocument/2006/relationships" ax:classid="{5512D118-5CC6-11CF-8D67-00AA00BDCE1D}" r:id="rId1" ax:persistence="persistStorage"/>
+</file>
+
+<file path=word/activeX/activeX71.xml><?xml version="1.0" encoding="utf-8"?>
+<ax:ocx xmlns:ax="http://schemas.microsoft.com/office/2006/activeX" xmlns:r="http://schemas.openxmlformats.org/officeDocument/2006/relationships" ax:classid="{5512D118-5CC6-11CF-8D67-00AA00BDCE1D}" r:id="rId1" ax:persistence="persistStorage"/>
+</file>
+
+<file path=word/activeX/activeX72.xml><?xml version="1.0" encoding="utf-8"?>
+<ax:ocx xmlns:ax="http://schemas.microsoft.com/office/2006/activeX" xmlns:r="http://schemas.openxmlformats.org/officeDocument/2006/relationships" ax:classid="{5512D118-5CC6-11CF-8D67-00AA00BDCE1D}" r:id="rId1" ax:persistence="persistStorage"/>
+</file>
+
+<file path=word/activeX/activeX73.xml><?xml version="1.0" encoding="utf-8"?>
+<ax:ocx xmlns:ax="http://schemas.microsoft.com/office/2006/activeX" xmlns:r="http://schemas.openxmlformats.org/officeDocument/2006/relationships" ax:classid="{5512D118-5CC6-11CF-8D67-00AA00BDCE1D}" r:id="rId1" ax:persistence="persistStorage"/>
+</file>
+
+<file path=word/activeX/activeX74.xml><?xml version="1.0" encoding="utf-8"?>
+<ax:ocx xmlns:ax="http://schemas.microsoft.com/office/2006/activeX" xmlns:r="http://schemas.openxmlformats.org/officeDocument/2006/relationships" ax:classid="{5512D118-5CC6-11CF-8D67-00AA00BDCE1D}" r:id="rId1" ax:persistence="persistStorage"/>
+</file>
+
+<file path=word/activeX/activeX75.xml><?xml version="1.0" encoding="utf-8"?>
+<ax:ocx xmlns:ax="http://schemas.microsoft.com/office/2006/activeX" xmlns:r="http://schemas.openxmlformats.org/officeDocument/2006/relationships" ax:classid="{5512D118-5CC6-11CF-8D67-00AA00BDCE1D}" r:id="rId1" ax:persistence="persistStorage"/>
+</file>
+
+<file path=word/activeX/activeX76.xml><?xml version="1.0" encoding="utf-8"?>
+<ax:ocx xmlns:ax="http://schemas.microsoft.com/office/2006/activeX" xmlns:r="http://schemas.openxmlformats.org/officeDocument/2006/relationships" ax:classid="{5512D118-5CC6-11CF-8D67-00AA00BDCE1D}" r:id="rId1" ax:persistence="persistStorage"/>
+</file>
+
+<file path=word/activeX/activeX77.xml><?xml version="1.0" encoding="utf-8"?>
+<ax:ocx xmlns:ax="http://schemas.microsoft.com/office/2006/activeX" xmlns:r="http://schemas.openxmlformats.org/officeDocument/2006/relationships" ax:classid="{5512D118-5CC6-11CF-8D67-00AA00BDCE1D}" r:id="rId1" ax:persistence="persistStorage"/>
+</file>
+
+<file path=word/activeX/activeX78.xml><?xml version="1.0" encoding="utf-8"?>
+<ax:ocx xmlns:ax="http://schemas.microsoft.com/office/2006/activeX" xmlns:r="http://schemas.openxmlformats.org/officeDocument/2006/relationships" ax:classid="{5512D118-5CC6-11CF-8D67-00AA00BDCE1D}" r:id="rId1" ax:persistence="persistStorage"/>
+</file>
+
+<file path=word/activeX/activeX79.xml><?xml version="1.0" encoding="utf-8"?>
+<ax:ocx xmlns:ax="http://schemas.microsoft.com/office/2006/activeX" xmlns:r="http://schemas.openxmlformats.org/officeDocument/2006/relationships" ax:classid="{5512D118-5CC6-11CF-8D67-00AA00BDCE1D}" r:id="rId1" ax:persistence="persistStorage"/>
+</file>
+
+<file path=word/activeX/activeX8.xml><?xml version="1.0" encoding="utf-8"?>
+<ax:ocx xmlns:ax="http://schemas.microsoft.com/office/2006/activeX" xmlns:r="http://schemas.openxmlformats.org/officeDocument/2006/relationships" ax:classid="{5512D118-5CC6-11CF-8D67-00AA00BDCE1D}" r:id="rId1" ax:persistence="persistStorage"/>
+</file>
+
+<file path=word/activeX/activeX80.xml><?xml version="1.0" encoding="utf-8"?>
+<ax:ocx xmlns:ax="http://schemas.microsoft.com/office/2006/activeX" xmlns:r="http://schemas.openxmlformats.org/officeDocument/2006/relationships" ax:classid="{5512D118-5CC6-11CF-8D67-00AA00BDCE1D}" r:id="rId1" ax:persistence="persistStorage"/>
+</file>
+
+<file path=word/activeX/activeX81.xml><?xml version="1.0" encoding="utf-8"?>
+<ax:ocx xmlns:ax="http://schemas.microsoft.com/office/2006/activeX" xmlns:r="http://schemas.openxmlformats.org/officeDocument/2006/relationships" ax:classid="{5512D118-5CC6-11CF-8D67-00AA00BDCE1D}" r:id="rId1" ax:persistence="persistStorage"/>
+</file>
+
+<file path=word/activeX/activeX82.xml><?xml version="1.0" encoding="utf-8"?>
+<ax:ocx xmlns:ax="http://schemas.microsoft.com/office/2006/activeX" xmlns:r="http://schemas.openxmlformats.org/officeDocument/2006/relationships" ax:classid="{5512D118-5CC6-11CF-8D67-00AA00BDCE1D}" r:id="rId1" ax:persistence="persistStorage"/>
+</file>
+
+<file path=word/activeX/activeX83.xml><?xml version="1.0" encoding="utf-8"?>
+<ax:ocx xmlns:ax="http://schemas.microsoft.com/office/2006/activeX" xmlns:r="http://schemas.openxmlformats.org/officeDocument/2006/relationships" ax:classid="{5512D118-5CC6-11CF-8D67-00AA00BDCE1D}" r:id="rId1" ax:persistence="persistStorage"/>
+</file>
+
+<file path=word/activeX/activeX84.xml><?xml version="1.0" encoding="utf-8"?>
+<ax:ocx xmlns:ax="http://schemas.microsoft.com/office/2006/activeX" xmlns:r="http://schemas.openxmlformats.org/officeDocument/2006/relationships" ax:classid="{5512D118-5CC6-11CF-8D67-00AA00BDCE1D}" r:id="rId1" ax:persistence="persistStorage"/>
+</file>
+
+<file path=word/activeX/activeX85.xml><?xml version="1.0" encoding="utf-8"?>
+<ax:ocx xmlns:ax="http://schemas.microsoft.com/office/2006/activeX" xmlns:r="http://schemas.openxmlformats.org/officeDocument/2006/relationships" ax:classid="{5512D118-5CC6-11CF-8D67-00AA00BDCE1D}" r:id="rId1" ax:persistence="persistStorage"/>
+</file>
+
+<file path=word/activeX/activeX86.xml><?xml version="1.0" encoding="utf-8"?>
+<ax:ocx xmlns:ax="http://schemas.microsoft.com/office/2006/activeX" xmlns:r="http://schemas.openxmlformats.org/officeDocument/2006/relationships" ax:classid="{5512D118-5CC6-11CF-8D67-00AA00BDCE1D}" r:id="rId1" ax:persistence="persistStorage"/>
+</file>
+
+<file path=word/activeX/activeX87.xml><?xml version="1.0" encoding="utf-8"?>
+<ax:ocx xmlns:ax="http://schemas.microsoft.com/office/2006/activeX" xmlns:r="http://schemas.openxmlformats.org/officeDocument/2006/relationships" ax:classid="{5512D118-5CC6-11CF-8D67-00AA00BDCE1D}" r:id="rId1" ax:persistence="persistStorage"/>
+</file>
+
+<file path=word/activeX/activeX88.xml><?xml version="1.0" encoding="utf-8"?>
+<ax:ocx xmlns:ax="http://schemas.microsoft.com/office/2006/activeX" xmlns:r="http://schemas.openxmlformats.org/officeDocument/2006/relationships" ax:classid="{5512D118-5CC6-11CF-8D67-00AA00BDCE1D}" r:id="rId1" ax:persistence="persistStorage"/>
+</file>
+
+<file path=word/activeX/activeX89.xml><?xml version="1.0" encoding="utf-8"?>
+<ax:ocx xmlns:ax="http://schemas.microsoft.com/office/2006/activeX" xmlns:r="http://schemas.openxmlformats.org/officeDocument/2006/relationships" ax:classid="{5512D118-5CC6-11CF-8D67-00AA00BDCE1D}" r:id="rId1" ax:persistence="persistStorage"/>
+</file>
+
+<file path=word/activeX/activeX9.xml><?xml version="1.0" encoding="utf-8"?>
+<ax:ocx xmlns:ax="http://schemas.microsoft.com/office/2006/activeX" xmlns:r="http://schemas.openxmlformats.org/officeDocument/2006/relationships" ax:classid="{5512D118-5CC6-11CF-8D67-00AA00BDCE1D}" r:id="rId1" ax:persistence="persistStorage"/>
+</file>
+
+<file path=word/activeX/activeX90.xml><?xml version="1.0" encoding="utf-8"?>
+<ax:ocx xmlns:ax="http://schemas.microsoft.com/office/2006/activeX" xmlns:r="http://schemas.openxmlformats.org/officeDocument/2006/relationships" ax:classid="{5512D118-5CC6-11CF-8D67-00AA00BDCE1D}" r:id="rId1" ax:persistence="persistStorage"/>
+</file>
+
+<file path=word/activeX/activeX91.xml><?xml version="1.0" encoding="utf-8"?>
+<ax:ocx xmlns:ax="http://schemas.microsoft.com/office/2006/activeX" xmlns:r="http://schemas.openxmlformats.org/officeDocument/2006/relationships" ax:classid="{5512D118-5CC6-11CF-8D67-00AA00BDCE1D}" r:id="rId1" ax:persistence="persistStorage"/>
+</file>
+
+<file path=word/activeX/activeX92.xml><?xml version="1.0" encoding="utf-8"?>
+<ax:ocx xmlns:ax="http://schemas.microsoft.com/office/2006/activeX" xmlns:r="http://schemas.openxmlformats.org/officeDocument/2006/relationships" ax:classid="{5512D118-5CC6-11CF-8D67-00AA00BDCE1D}" r:id="rId1" ax:persistence="persistStorage"/>
+</file>
+
+<file path=word/activeX/activeX93.xml><?xml version="1.0" encoding="utf-8"?>
+<ax:ocx xmlns:ax="http://schemas.microsoft.com/office/2006/activeX" xmlns:r="http://schemas.openxmlformats.org/officeDocument/2006/relationships" ax:classid="{5512D118-5CC6-11CF-8D67-00AA00BDCE1D}" r:id="rId1" ax:persistence="persistStorage"/>
+</file>
+
+<file path=word/activeX/activeX94.xml><?xml version="1.0" encoding="utf-8"?>
+<ax:ocx xmlns:ax="http://schemas.microsoft.com/office/2006/activeX" xmlns:r="http://schemas.openxmlformats.org/officeDocument/2006/relationships" ax:classid="{5512D118-5CC6-11CF-8D67-00AA00BDCE1D}" r:id="rId1" ax:persistence="persistStorage"/>
+</file>
+
+<file path=word/activeX/activeX95.xml><?xml version="1.0" encoding="utf-8"?>
+<ax:ocx xmlns:ax="http://schemas.microsoft.com/office/2006/activeX" xmlns:r="http://schemas.openxmlformats.org/officeDocument/2006/relationships" ax:classid="{5512D118-5CC6-11CF-8D67-00AA00BDCE1D}" r:id="rId1" ax:persistence="persistStorage"/>
+</file>
+
+<file path=word/activeX/activeX96.xml><?xml version="1.0" encoding="utf-8"?>
+<ax:ocx xmlns:ax="http://schemas.microsoft.com/office/2006/activeX" xmlns:r="http://schemas.openxmlformats.org/officeDocument/2006/relationships" ax:classid="{5512D118-5CC6-11CF-8D67-00AA00BDCE1D}" r:id="rId1" ax:persistence="persistStorage"/>
+</file>
+
+<file path=word/activeX/activeX97.xml><?xml version="1.0" encoding="utf-8"?>
+<ax:ocx xmlns:ax="http://schemas.microsoft.com/office/2006/activeX" xmlns:r="http://schemas.openxmlformats.org/officeDocument/2006/relationships" ax:classid="{5512D118-5CC6-11CF-8D67-00AA00BDCE1D}" r:id="rId1" ax:persistence="persistStorage"/>
+</file>
+
+<file path=word/activeX/activeX98.xml><?xml version="1.0" encoding="utf-8"?>
+<ax:ocx xmlns:ax="http://schemas.microsoft.com/office/2006/activeX" xmlns:r="http://schemas.openxmlformats.org/officeDocument/2006/relationships" ax:classid="{5512D118-5CC6-11CF-8D67-00AA00BDCE1D}" r:id="rId1" ax:persistence="persistStorage"/>
+</file>
+
+<file path=word/activeX/activeX99.xml><?xml version="1.0" encoding="utf-8"?>
+<ax:ocx xmlns:ax="http://schemas.microsoft.com/office/2006/activeX" xmlns:r="http://schemas.openxmlformats.org/officeDocument/2006/relationships" ax:classid="{5512D118-5CC6-11CF-8D67-00AA00BDCE1D}" r:id="rId1" ax:persistence="persistStorage"/>
+</file>
+
+<file path=word/theme/theme1.xml><?xml version="1.0" encoding="utf-8"?>
 <a:theme xmlns:a="http://schemas.openxmlformats.org/drawingml/2006/main" name="Office 主题">
   <a:themeElements>
     <a:clrScheme name="Office">
@@ -15048,4 +16585,20 @@
   </a:themeElements>
   <a:objectDefaults/>
 </a:theme>
+</file>
+
+<file path=customXml/item1.xml><?xml version="1.0" encoding="utf-8"?>
+<s:customData xmlns="http://www.wps.cn/officeDocument/2013/wpsCustomData" xmlns:s="http://www.wps.cn/officeDocument/2013/wpsCustomData">
+  <customSectProps>
+    <customSectPr/>
+  </customSectProps>
+</s:customData>
+</file>
+
+<file path=customXml/itemProps1.xml><?xml version="1.0" encoding="utf-8"?>
+<ds:datastoreItem xmlns:ds="http://schemas.openxmlformats.org/officeDocument/2006/customXml" ds:itemID="{B1977F7D-205B-4081-913C-38D41E755F92}">
+  <ds:schemaRefs>
+    <ds:schemaRef ds:uri="http://www.wps.cn/officeDocument/2013/wpsCustomData"/>
+  </ds:schemaRefs>
+</ds:datastoreItem>
 </file>